--- a/Ifremer-isms-documentation/Ifremer 2026 ISMS Modern Firmware Guide.docx
+++ b/Ifremer-isms-documentation/Ifremer 2026 ISMS Modern Firmware Guide.docx
@@ -4,170 +4,114 @@
   <w:body>
     <w:p>
       <w:pPr>
-        <w:pStyle w:val="Heading1"/>
-        <w:rPr>
-          <w:rStyle w:val="Heading1Char"/>
-          <w:b/>
-          <w:bCs/>
-        </w:rPr>
-      </w:pPr>
-      <w:proofErr w:type="spellStart"/>
-      <w:r>
-        <w:rPr>
-          <w:rStyle w:val="Heading1Char"/>
-          <w:b/>
-          <w:bCs/>
-        </w:rPr>
-        <w:t>Ifremer</w:t>
-      </w:r>
-      <w:proofErr w:type="spellEnd"/>
-      <w:r>
-        <w:rPr>
-          <w:rStyle w:val="Heading1Char"/>
-          <w:b/>
-          <w:bCs/>
+        <w:pStyle w:val="Title"/>
+        <w:rPr>
+          <w:sz w:val="44"/>
+          <w:szCs w:val="44"/>
+        </w:rPr>
+      </w:pPr>
+      <w:r>
+        <w:rPr>
+          <w:sz w:val="44"/>
+          <w:szCs w:val="44"/>
+        </w:rPr>
+        <w:t>IFREMER</w:t>
+      </w:r>
+      <w:r>
+        <w:rPr>
+          <w:sz w:val="44"/>
+          <w:szCs w:val="44"/>
         </w:rPr>
         <w:t xml:space="preserve"> 2026 ISMS </w:t>
       </w:r>
       <w:r>
         <w:rPr>
-          <w:rStyle w:val="Heading1Char"/>
-          <w:b/>
-          <w:bCs/>
-        </w:rPr>
-        <w:t>Modern firmware guide</w:t>
-      </w:r>
-    </w:p>
-    <w:p>
-      <w:pPr>
-        <w:spacing w:after="0"/>
-        <w:rPr>
-          <w:rFonts w:ascii="Times New Roman" w:hAnsi="Times New Roman" w:cs="Times New Roman"/>
-        </w:rPr>
-      </w:pPr>
-    </w:p>
-    <w:p>
-      <w:pPr>
-        <w:spacing w:after="0"/>
-        <w:rPr>
-          <w:rFonts w:ascii="Times New Roman" w:hAnsi="Times New Roman" w:cs="Times New Roman"/>
-        </w:rPr>
-      </w:pPr>
-      <w:r>
-        <w:rPr>
-          <w:rFonts w:ascii="Times New Roman" w:hAnsi="Times New Roman" w:cs="Times New Roman"/>
-        </w:rPr>
+          <w:sz w:val="44"/>
+          <w:szCs w:val="44"/>
+        </w:rPr>
+        <w:t xml:space="preserve">Modern </w:t>
+      </w:r>
+      <w:r>
+        <w:rPr>
+          <w:sz w:val="44"/>
+          <w:szCs w:val="44"/>
+        </w:rPr>
+        <w:t>F</w:t>
+      </w:r>
+      <w:r>
+        <w:rPr>
+          <w:sz w:val="44"/>
+          <w:szCs w:val="44"/>
+        </w:rPr>
+        <w:t xml:space="preserve">irmware </w:t>
+      </w:r>
+      <w:r>
+        <w:rPr>
+          <w:sz w:val="44"/>
+          <w:szCs w:val="44"/>
+        </w:rPr>
+        <w:t>G</w:t>
+      </w:r>
+      <w:r>
+        <w:rPr>
+          <w:sz w:val="44"/>
+          <w:szCs w:val="44"/>
+        </w:rPr>
+        <w:t>uide</w:t>
+      </w:r>
+    </w:p>
+    <w:p>
+      <w:r>
         <w:t xml:space="preserve">This guide is specifically for the ISMS made for </w:t>
       </w:r>
-      <w:proofErr w:type="spellStart"/>
-      <w:r>
-        <w:rPr>
-          <w:rFonts w:ascii="Times New Roman" w:hAnsi="Times New Roman" w:cs="Times New Roman"/>
-        </w:rPr>
-        <w:t>I</w:t>
-      </w:r>
-      <w:r>
-        <w:rPr>
-          <w:rFonts w:ascii="Times New Roman" w:hAnsi="Times New Roman" w:cs="Times New Roman"/>
-        </w:rPr>
-        <w:t>fremer</w:t>
-      </w:r>
-      <w:proofErr w:type="spellEnd"/>
-      <w:r>
-        <w:rPr>
-          <w:rFonts w:ascii="Times New Roman" w:hAnsi="Times New Roman" w:cs="Times New Roman"/>
-        </w:rPr>
+      <w:r>
+        <w:t>IFREMER</w:t>
+      </w:r>
+      <w:r>
         <w:t xml:space="preserve"> in 2026. This model </w:t>
       </w:r>
       <w:r>
-        <w:rPr>
-          <w:rFonts w:ascii="Times New Roman" w:hAnsi="Times New Roman" w:cs="Times New Roman"/>
-        </w:rPr>
         <w:t xml:space="preserve">is modified slightly from prior ISMS versions and supports powering a </w:t>
       </w:r>
       <w:r>
-        <w:rPr>
-          <w:rFonts w:ascii="Times New Roman" w:hAnsi="Times New Roman" w:cs="Times New Roman"/>
-        </w:rPr>
         <w:t>cryotrap</w:t>
       </w:r>
       <w:r>
-        <w:rPr>
-          <w:rFonts w:ascii="Times New Roman" w:hAnsi="Times New Roman" w:cs="Times New Roman"/>
-        </w:rPr>
         <w:t xml:space="preserve">. The ISMS firmware documented here </w:t>
       </w:r>
       <w:r>
-        <w:rPr>
-          <w:rFonts w:ascii="Times New Roman" w:hAnsi="Times New Roman" w:cs="Times New Roman"/>
-        </w:rPr>
         <w:t xml:space="preserve">is a </w:t>
       </w:r>
       <w:r>
-        <w:rPr>
-          <w:rFonts w:ascii="Times New Roman" w:hAnsi="Times New Roman" w:cs="Times New Roman"/>
-        </w:rPr>
         <w:t>modern</w:t>
       </w:r>
       <w:r>
-        <w:rPr>
-          <w:rFonts w:ascii="Times New Roman" w:hAnsi="Times New Roman" w:cs="Times New Roman"/>
-        </w:rPr>
         <w:t xml:space="preserve"> </w:t>
       </w:r>
       <w:r>
-        <w:rPr>
-          <w:rFonts w:ascii="Times New Roman" w:hAnsi="Times New Roman" w:cs="Times New Roman"/>
-        </w:rPr>
         <w:t>firmware</w:t>
       </w:r>
       <w:r>
-        <w:rPr>
-          <w:rFonts w:ascii="Times New Roman" w:hAnsi="Times New Roman" w:cs="Times New Roman"/>
-        </w:rPr>
         <w:t xml:space="preserve"> available that follows a different command response structure </w:t>
       </w:r>
       <w:r>
-        <w:rPr>
-          <w:rFonts w:ascii="Times New Roman" w:hAnsi="Times New Roman" w:cs="Times New Roman"/>
-        </w:rPr>
         <w:t>which</w:t>
       </w:r>
       <w:r>
-        <w:rPr>
-          <w:rFonts w:ascii="Times New Roman" w:hAnsi="Times New Roman" w:cs="Times New Roman"/>
-        </w:rPr>
         <w:t xml:space="preserve"> is easier to</w:t>
       </w:r>
       <w:r>
-        <w:rPr>
-          <w:rFonts w:ascii="Times New Roman" w:hAnsi="Times New Roman" w:cs="Times New Roman"/>
-        </w:rPr>
         <w:t xml:space="preserve"> use and offers better debugging</w:t>
       </w:r>
       <w:r>
-        <w:rPr>
-          <w:rFonts w:ascii="Times New Roman" w:hAnsi="Times New Roman" w:cs="Times New Roman"/>
-        </w:rPr>
         <w:t xml:space="preserve"> than the legacy ISMS style</w:t>
       </w:r>
       <w:r>
-        <w:rPr>
-          <w:rFonts w:ascii="Times New Roman" w:hAnsi="Times New Roman" w:cs="Times New Roman"/>
-        </w:rPr>
         <w:t xml:space="preserve">. </w:t>
       </w:r>
     </w:p>
     <w:p>
       <w:pPr>
-        <w:spacing w:after="0"/>
-        <w:rPr>
-          <w:rFonts w:ascii="Times New Roman" w:hAnsi="Times New Roman" w:cs="Times New Roman"/>
-        </w:rPr>
-      </w:pPr>
-    </w:p>
-    <w:p>
-      <w:pPr>
         <w:pStyle w:val="Heading2"/>
       </w:pPr>
       <w:r>
@@ -175,52 +119,30 @@
       </w:r>
     </w:p>
     <w:p>
-      <w:pPr>
-        <w:spacing w:after="0"/>
-        <w:rPr>
-          <w:rFonts w:ascii="Arial" w:hAnsi="Arial" w:cs="Arial"/>
-          <w:color w:val="000000"/>
-        </w:rPr>
-      </w:pPr>
-    </w:p>
-    <w:p>
-      <w:pPr>
-        <w:spacing w:after="0"/>
-        <w:rPr>
-          <w:rFonts w:ascii="Times New Roman" w:hAnsi="Times New Roman" w:cs="Times New Roman"/>
-        </w:rPr>
-      </w:pPr>
-      <w:r>
-        <w:rPr>
-          <w:rFonts w:ascii="Arial" w:hAnsi="Arial" w:cs="Arial"/>
-          <w:color w:val="000000"/>
-        </w:rPr>
-        <w:t xml:space="preserve">The ISMS will come with the legacy firmware, to use the modern firmware, see the </w:t>
-      </w:r>
-      <w:proofErr w:type="spellStart"/>
-      <w:r>
-        <w:rPr>
-          <w:rFonts w:ascii="Arial" w:hAnsi="Arial" w:cs="Arial"/>
-          <w:color w:val="000000"/>
-        </w:rPr>
-        <w:t>Ifremer</w:t>
-      </w:r>
-      <w:proofErr w:type="spellEnd"/>
-      <w:r>
-        <w:rPr>
-          <w:rFonts w:ascii="Arial" w:hAnsi="Arial" w:cs="Arial"/>
-          <w:color w:val="000000"/>
-        </w:rPr>
+      <w:r>
+        <w:t>The ISMS will come with the legacy</w:t>
+      </w:r>
+      <w:r>
+        <w:t>-compatible</w:t>
+      </w:r>
+      <w:r>
+        <w:t xml:space="preserve"> firmware</w:t>
+      </w:r>
+      <w:r>
+        <w:t xml:space="preserve"> pre-installed</w:t>
+      </w:r>
+      <w:r>
+        <w:t xml:space="preserve">, to use the modern firmware, see the </w:t>
+      </w:r>
+      <w:r>
+        <w:t>IFREMER</w:t>
+      </w:r>
+      <w:r>
         <w:t xml:space="preserve"> 2026 ISMS notes document</w:t>
       </w:r>
-    </w:p>
-    <w:p>
-      <w:pPr>
-        <w:spacing w:after="0"/>
-        <w:rPr>
-          <w:rFonts w:ascii="Times New Roman" w:hAnsi="Times New Roman" w:cs="Times New Roman"/>
-        </w:rPr>
-      </w:pPr>
+      <w:r>
+        <w:t>.</w:t>
+      </w:r>
     </w:p>
     <w:p>
       <w:pPr>
@@ -231,45 +153,13 @@
       </w:r>
     </w:p>
     <w:p>
-      <w:pPr>
-        <w:pStyle w:val="NormalWeb"/>
-        <w:spacing w:before="200" w:beforeAutospacing="0" w:after="0" w:afterAutospacing="0"/>
-      </w:pPr>
-      <w:r>
-        <w:rPr>
-          <w:rFonts w:ascii="Arial" w:hAnsi="Arial" w:cs="Arial"/>
-          <w:color w:val="000000"/>
-          <w:sz w:val="22"/>
-          <w:szCs w:val="22"/>
-        </w:rPr>
-        <w:t xml:space="preserve">ISMS </w:t>
-      </w:r>
-      <w:r>
-        <w:rPr>
-          <w:rFonts w:ascii="Arial" w:hAnsi="Arial" w:cs="Arial"/>
-          <w:color w:val="000000"/>
-          <w:sz w:val="22"/>
-          <w:szCs w:val="22"/>
-        </w:rPr>
-        <w:t>Modern firmware</w:t>
-      </w:r>
-      <w:r>
-        <w:rPr>
-          <w:rFonts w:ascii="Arial" w:hAnsi="Arial" w:cs="Arial"/>
-          <w:color w:val="000000"/>
-          <w:sz w:val="22"/>
-          <w:szCs w:val="22"/>
-        </w:rPr>
-        <w:t xml:space="preserve"> has a visual dashboard that utilizes the free Serial Studio software found here: </w:t>
+      <w:r>
+        <w:t xml:space="preserve">ISMS Modern firmware has a visual dashboard that utilizes the free Serial Studio software found here: </w:t>
       </w:r>
       <w:hyperlink r:id="rId5" w:history="1">
         <w:r>
           <w:rPr>
             <w:rStyle w:val="Hyperlink"/>
-            <w:rFonts w:ascii="Arial" w:hAnsi="Arial" w:cs="Arial"/>
-            <w:color w:val="1155CC"/>
-            <w:sz w:val="22"/>
-            <w:szCs w:val="22"/>
           </w:rPr>
           <w:t>https://serial-studio.com</w:t>
         </w:r>
@@ -277,68 +167,31 @@
     </w:p>
     <w:p>
       <w:pPr>
-        <w:pStyle w:val="NormalWeb"/>
+        <w:pStyle w:val="ListParagraph"/>
         <w:numPr>
           <w:ilvl w:val="0"/>
-          <w:numId w:val="3"/>
+          <w:numId w:val="6"/>
         </w:numPr>
-        <w:spacing w:before="200" w:beforeAutospacing="0" w:after="0" w:afterAutospacing="0"/>
-      </w:pPr>
-      <w:r>
-        <w:rPr>
-          <w:rFonts w:ascii="Arial" w:hAnsi="Arial" w:cs="Arial"/>
-          <w:color w:val="000000"/>
-          <w:sz w:val="22"/>
-          <w:szCs w:val="22"/>
-        </w:rPr>
+      </w:pPr>
+      <w:r>
         <w:t xml:space="preserve">Download the project file from </w:t>
       </w:r>
       <w:hyperlink r:id="rId6" w:history="1">
         <w:r>
           <w:rPr>
             <w:rStyle w:val="Hyperlink"/>
-            <w:rFonts w:ascii="Arial" w:hAnsi="Arial" w:cs="Arial"/>
-            <w:color w:val="1155CC"/>
-            <w:sz w:val="22"/>
-            <w:szCs w:val="22"/>
           </w:rPr>
-          <w:t>her</w:t>
-        </w:r>
-        <w:r>
-          <w:rPr>
-            <w:rStyle w:val="Hyperlink"/>
-            <w:rFonts w:ascii="Arial" w:hAnsi="Arial" w:cs="Arial"/>
-            <w:color w:val="1155CC"/>
-            <w:sz w:val="22"/>
-            <w:szCs w:val="22"/>
-          </w:rPr>
-          <w:t>e</w:t>
+          <w:t>here</w:t>
         </w:r>
       </w:hyperlink>
       <w:r>
-        <w:rPr>
-          <w:rFonts w:ascii="Arial" w:hAnsi="Arial" w:cs="Arial"/>
-          <w:color w:val="000000"/>
-          <w:sz w:val="22"/>
-          <w:szCs w:val="22"/>
-        </w:rPr>
         <w:t xml:space="preserve"> and open it in Serial Studio.</w:t>
       </w:r>
     </w:p>
     <w:p>
-      <w:pPr>
-        <w:pStyle w:val="NormalWeb"/>
-        <w:spacing w:before="200" w:beforeAutospacing="0" w:after="0" w:afterAutospacing="0"/>
-        <w:ind w:left="360"/>
-      </w:pPr>
-      <w:r>
-        <w:rPr>
-          <w:rFonts w:ascii="Arial" w:hAnsi="Arial" w:cs="Arial"/>
+      <w:r>
+        <w:rPr>
           <w:noProof/>
-          <w:color w:val="000000"/>
-          <w:sz w:val="22"/>
-          <w:szCs w:val="22"/>
-          <w:bdr w:val="none" w:sz="0" w:space="0" w:color="auto" w:frame="1"/>
         </w:rPr>
         <w:drawing>
           <wp:inline distT="0" distB="0" distL="0" distR="0" wp14:anchorId="7FEE3998" wp14:editId="4D21BFD6">
@@ -392,105 +245,49 @@
     </w:p>
     <w:p>
       <w:pPr>
-        <w:pStyle w:val="NormalWeb"/>
+        <w:pStyle w:val="ListParagraph"/>
         <w:numPr>
           <w:ilvl w:val="0"/>
-          <w:numId w:val="3"/>
+          <w:numId w:val="6"/>
         </w:numPr>
-        <w:spacing w:before="200" w:beforeAutospacing="0" w:after="0" w:afterAutospacing="0"/>
-        <w:textAlignment w:val="baseline"/>
-        <w:rPr>
-          <w:rFonts w:ascii="Arial" w:hAnsi="Arial" w:cs="Arial"/>
-          <w:color w:val="000000"/>
-          <w:sz w:val="22"/>
-          <w:szCs w:val="22"/>
-        </w:rPr>
-      </w:pPr>
-      <w:r>
-        <w:rPr>
-          <w:rFonts w:ascii="Arial" w:hAnsi="Arial" w:cs="Arial"/>
-          <w:color w:val="000000"/>
-          <w:sz w:val="22"/>
-          <w:szCs w:val="22"/>
-        </w:rPr>
+      </w:pPr>
+      <w:r>
         <w:t>Choose data export options to record the system data while the instrument is running.</w:t>
       </w:r>
       <w:r>
-        <w:rPr>
-          <w:rFonts w:ascii="Arial" w:hAnsi="Arial" w:cs="Arial"/>
-          <w:color w:val="000000"/>
-          <w:sz w:val="22"/>
-          <w:szCs w:val="22"/>
-        </w:rPr>
         <w:br/>
         <w:t>-&gt; CSV Spreadsheet and Console export options are recommended.</w:t>
       </w:r>
     </w:p>
     <w:p>
       <w:pPr>
-        <w:pStyle w:val="NormalWeb"/>
+        <w:pStyle w:val="ListParagraph"/>
         <w:numPr>
           <w:ilvl w:val="0"/>
-          <w:numId w:val="3"/>
+          <w:numId w:val="6"/>
         </w:numPr>
-        <w:spacing w:before="0" w:beforeAutospacing="0" w:after="0" w:afterAutospacing="0"/>
-        <w:textAlignment w:val="baseline"/>
-        <w:rPr>
-          <w:rFonts w:ascii="Arial" w:hAnsi="Arial" w:cs="Arial"/>
-          <w:color w:val="000000"/>
-          <w:sz w:val="22"/>
-          <w:szCs w:val="22"/>
-        </w:rPr>
-      </w:pPr>
-      <w:r>
-        <w:rPr>
-          <w:rFonts w:ascii="Arial" w:hAnsi="Arial" w:cs="Arial"/>
-          <w:color w:val="000000"/>
-          <w:sz w:val="22"/>
-          <w:szCs w:val="22"/>
-        </w:rPr>
+      </w:pPr>
+      <w:r>
         <w:t>Select the COM port for the ISMS with the shown options.</w:t>
       </w:r>
     </w:p>
     <w:p>
       <w:pPr>
-        <w:pStyle w:val="NormalWeb"/>
+        <w:pStyle w:val="ListParagraph"/>
         <w:numPr>
           <w:ilvl w:val="0"/>
-          <w:numId w:val="3"/>
+          <w:numId w:val="6"/>
         </w:numPr>
-        <w:spacing w:before="0" w:beforeAutospacing="0" w:after="0" w:afterAutospacing="0"/>
-        <w:textAlignment w:val="baseline"/>
-        <w:rPr>
-          <w:rFonts w:ascii="Arial" w:hAnsi="Arial" w:cs="Arial"/>
-          <w:color w:val="000000"/>
-          <w:sz w:val="22"/>
-          <w:szCs w:val="22"/>
-        </w:rPr>
-      </w:pPr>
-      <w:r>
-        <w:rPr>
-          <w:rFonts w:ascii="Arial" w:hAnsi="Arial" w:cs="Arial"/>
-          <w:color w:val="000000"/>
-          <w:sz w:val="22"/>
-          <w:szCs w:val="22"/>
-        </w:rPr>
+      </w:pPr>
+      <w:r>
         <w:lastRenderedPageBreak/>
         <w:t>Hit connect in the upper right -&gt; If the com port is correct, The ISMS will restart and you will see “Waiting for startup…” followed by more lines and the dashboard will open. If you see garbled messages, nothing, or data is not updating try a different com port, ensure serial parameters are as shown or try adding a null modem plug to the RS232 lines - RX &amp; TX get swapped all the time.</w:t>
       </w:r>
     </w:p>
     <w:p>
-      <w:pPr>
-        <w:pStyle w:val="NormalWeb"/>
-        <w:spacing w:before="200" w:beforeAutospacing="0" w:after="0" w:afterAutospacing="0"/>
-      </w:pPr>
-      <w:r>
-        <w:rPr>
-          <w:rFonts w:ascii="Arial" w:hAnsi="Arial" w:cs="Arial"/>
+      <w:r>
+        <w:rPr>
           <w:noProof/>
-          <w:color w:val="000000"/>
-          <w:sz w:val="22"/>
-          <w:szCs w:val="22"/>
         </w:rPr>
         <w:drawing>
           <wp:inline distT="0" distB="0" distL="0" distR="0" wp14:anchorId="71246C9C" wp14:editId="6C352037">
@@ -543,57 +340,14 @@
       </w:r>
     </w:p>
     <w:p>
-      <w:pPr>
-        <w:pStyle w:val="NormalWeb"/>
-        <w:spacing w:before="200" w:beforeAutospacing="0" w:after="0" w:afterAutospacing="0"/>
-        <w:rPr>
-          <w:rFonts w:ascii="Arial" w:hAnsi="Arial" w:cs="Arial"/>
-          <w:color w:val="000000"/>
-          <w:sz w:val="22"/>
-          <w:szCs w:val="22"/>
-        </w:rPr>
-      </w:pPr>
-      <w:r>
-        <w:rPr>
-          <w:rFonts w:ascii="Arial" w:hAnsi="Arial" w:cs="Arial"/>
-          <w:color w:val="000000"/>
-          <w:sz w:val="22"/>
-          <w:szCs w:val="22"/>
-        </w:rPr>
-        <w:t xml:space="preserve">The dashboard should look like this - if the raw console opens in a new window, you can </w:t>
-      </w:r>
-      <w:r>
-        <w:rPr>
-          <w:rFonts w:ascii="Arial" w:hAnsi="Arial" w:cs="Arial"/>
-          <w:color w:val="000000"/>
-          <w:sz w:val="22"/>
-          <w:szCs w:val="22"/>
-        </w:rPr>
-        <w:t xml:space="preserve">safely </w:t>
-      </w:r>
-      <w:r>
-        <w:rPr>
-          <w:rFonts w:ascii="Arial" w:hAnsi="Arial" w:cs="Arial"/>
-          <w:color w:val="000000"/>
-          <w:sz w:val="22"/>
-          <w:szCs w:val="22"/>
-        </w:rPr>
-        <w:t>close it.</w:t>
-      </w:r>
-    </w:p>
-    <w:p>
-      <w:pPr>
-        <w:pStyle w:val="NormalWeb"/>
-        <w:spacing w:before="200" w:beforeAutospacing="0" w:after="0" w:afterAutospacing="0"/>
-      </w:pPr>
-      <w:r>
-        <w:rPr>
-          <w:rFonts w:ascii="Arial" w:hAnsi="Arial" w:cs="Arial"/>
+      <w:r>
+        <w:t>The dashboard should look like this - if the raw console opens in a new window, you can safely close it.</w:t>
+      </w:r>
+    </w:p>
+    <w:p>
+      <w:r>
+        <w:rPr>
           <w:noProof/>
-          <w:color w:val="000000"/>
-          <w:sz w:val="22"/>
-          <w:szCs w:val="22"/>
-          <w:bdr w:val="none" w:sz="0" w:space="0" w:color="auto" w:frame="1"/>
         </w:rPr>
         <w:drawing>
           <wp:inline distT="0" distB="0" distL="0" distR="0" wp14:anchorId="1D678832" wp14:editId="160F8384">
@@ -654,33 +408,14 @@
     <w:p/>
     <w:p/>
     <w:p>
-      <w:pPr>
-        <w:pStyle w:val="NormalWeb"/>
-        <w:spacing w:before="200" w:beforeAutospacing="0" w:after="0" w:afterAutospacing="0"/>
-      </w:pPr>
-      <w:r>
-        <w:rPr>
-          <w:rFonts w:ascii="Arial" w:hAnsi="Arial" w:cs="Arial"/>
-          <w:color w:val="000000"/>
-          <w:sz w:val="22"/>
-          <w:szCs w:val="22"/>
-        </w:rPr>
+      <w:r>
         <w:t>At the top are action buttons for controlling the ISMS:</w:t>
       </w:r>
     </w:p>
     <w:p>
-      <w:pPr>
-        <w:pStyle w:val="NormalWeb"/>
-        <w:spacing w:before="200" w:beforeAutospacing="0" w:after="0" w:afterAutospacing="0"/>
-      </w:pPr>
-      <w:r>
-        <w:rPr>
-          <w:rFonts w:ascii="Arial" w:hAnsi="Arial" w:cs="Arial"/>
+      <w:r>
+        <w:rPr>
           <w:noProof/>
-          <w:color w:val="000000"/>
-          <w:sz w:val="22"/>
-          <w:szCs w:val="22"/>
-          <w:bdr w:val="none" w:sz="0" w:space="0" w:color="auto" w:frame="1"/>
         </w:rPr>
         <w:drawing>
           <wp:inline distT="0" distB="0" distL="0" distR="0" wp14:anchorId="27E0B2D1" wp14:editId="38048F24">
@@ -769,35 +504,13 @@
             <w:hideMark/>
           </w:tcPr>
           <w:p>
-            <w:pPr>
-              <w:pStyle w:val="NormalWeb"/>
-              <w:spacing w:before="200" w:beforeAutospacing="0" w:after="0" w:afterAutospacing="0"/>
-            </w:pPr>
             <w:r>
-              <w:rPr>
-                <w:rFonts w:ascii="Arial" w:hAnsi="Arial" w:cs="Arial"/>
-                <w:color w:val="000000"/>
-                <w:sz w:val="22"/>
-                <w:szCs w:val="22"/>
-              </w:rPr>
               <w:t xml:space="preserve">In the bottom left corner are any active warnings coming from the ISMS as well as utility buttons such as to open the raw serial console, a stopwatch, a play/pause control for the incoming data, </w:t>
             </w:r>
             <w:r>
-              <w:rPr>
-                <w:rFonts w:ascii="Arial" w:hAnsi="Arial" w:cs="Arial"/>
-                <w:color w:val="000000"/>
-                <w:sz w:val="22"/>
-                <w:szCs w:val="22"/>
-              </w:rPr>
               <w:t>etc.</w:t>
             </w:r>
             <w:r>
-              <w:rPr>
-                <w:rFonts w:ascii="Arial" w:hAnsi="Arial" w:cs="Arial"/>
-                <w:color w:val="000000"/>
-                <w:sz w:val="22"/>
-                <w:szCs w:val="22"/>
-              </w:rPr>
               <w:t>…</w:t>
             </w:r>
           </w:p>
@@ -814,35 +527,13 @@
             <w:hideMark/>
           </w:tcPr>
           <w:p>
-            <w:pPr>
-              <w:pStyle w:val="NormalWeb"/>
-              <w:spacing w:before="200" w:beforeAutospacing="0" w:after="0" w:afterAutospacing="0"/>
-            </w:pPr>
             <w:r>
-              <w:rPr>
-                <w:rFonts w:ascii="Arial" w:hAnsi="Arial" w:cs="Arial"/>
-                <w:color w:val="000000"/>
-                <w:sz w:val="22"/>
-                <w:szCs w:val="22"/>
-              </w:rPr>
               <w:t xml:space="preserve">In the lower right </w:t>
             </w:r>
             <w:r>
-              <w:rPr>
-                <w:rFonts w:ascii="Arial" w:hAnsi="Arial" w:cs="Arial"/>
-                <w:color w:val="000000"/>
-                <w:sz w:val="22"/>
-                <w:szCs w:val="22"/>
-              </w:rPr>
               <w:t>corner,</w:t>
             </w:r>
             <w:r>
-              <w:rPr>
-                <w:rFonts w:ascii="Arial" w:hAnsi="Arial" w:cs="Arial"/>
-                <w:color w:val="000000"/>
-                <w:sz w:val="22"/>
-                <w:szCs w:val="22"/>
-              </w:rPr>
               <w:t xml:space="preserve"> you can choose different views of the data such as plots or the default overview.</w:t>
             </w:r>
           </w:p>
@@ -865,18 +556,9 @@
             <w:hideMark/>
           </w:tcPr>
           <w:p>
-            <w:pPr>
-              <w:pStyle w:val="NormalWeb"/>
-              <w:spacing w:before="200" w:beforeAutospacing="0" w:after="0" w:afterAutospacing="0"/>
-            </w:pPr>
             <w:r>
               <w:rPr>
-                <w:rFonts w:ascii="Arial" w:hAnsi="Arial" w:cs="Arial"/>
                 <w:noProof/>
-                <w:color w:val="000000"/>
-                <w:sz w:val="22"/>
-                <w:szCs w:val="22"/>
-                <w:bdr w:val="none" w:sz="0" w:space="0" w:color="auto" w:frame="1"/>
               </w:rPr>
               <w:drawing>
                 <wp:inline distT="0" distB="0" distL="0" distR="0" wp14:anchorId="7238CECB" wp14:editId="77B9253E">
@@ -947,18 +629,9 @@
             <w:hideMark/>
           </w:tcPr>
           <w:p>
-            <w:pPr>
-              <w:pStyle w:val="NormalWeb"/>
-              <w:spacing w:before="200" w:beforeAutospacing="0" w:after="0" w:afterAutospacing="0"/>
-            </w:pPr>
             <w:r>
               <w:rPr>
-                <w:rFonts w:ascii="Arial" w:hAnsi="Arial" w:cs="Arial"/>
                 <w:noProof/>
-                <w:color w:val="000000"/>
-                <w:sz w:val="22"/>
-                <w:szCs w:val="22"/>
-                <w:bdr w:val="none" w:sz="0" w:space="0" w:color="auto" w:frame="1"/>
               </w:rPr>
               <w:drawing>
                 <wp:inline distT="0" distB="0" distL="0" distR="0" wp14:anchorId="08623DE8" wp14:editId="29329F21">
@@ -1014,52 +687,22 @@
       </w:tr>
     </w:tbl>
     <w:p>
-      <w:pPr>
-        <w:pStyle w:val="NormalWeb"/>
-        <w:spacing w:before="200" w:beforeAutospacing="0" w:after="0" w:afterAutospacing="0"/>
-      </w:pPr>
-      <w:r>
-        <w:rPr>
-          <w:rFonts w:ascii="Arial" w:hAnsi="Arial" w:cs="Arial"/>
-          <w:color w:val="000000"/>
-          <w:sz w:val="22"/>
-          <w:szCs w:val="22"/>
-        </w:rPr>
+      <w:r>
         <w:t xml:space="preserve">To access the command line interface of the ISMS, use the console button. Commands can be typed in the box at the </w:t>
       </w:r>
       <w:r>
-        <w:rPr>
-          <w:rFonts w:ascii="Arial" w:hAnsi="Arial" w:cs="Arial"/>
-          <w:color w:val="000000"/>
-          <w:sz w:val="22"/>
-          <w:szCs w:val="22"/>
-        </w:rPr>
         <w:t>bottom,</w:t>
       </w:r>
       <w:r>
-        <w:rPr>
-          <w:rFonts w:ascii="Arial" w:hAnsi="Arial" w:cs="Arial"/>
-          <w:color w:val="000000"/>
-          <w:sz w:val="22"/>
-          <w:szCs w:val="22"/>
-        </w:rPr>
         <w:t xml:space="preserve"> and the output will be displayed on the console.</w:t>
       </w:r>
     </w:p>
     <w:p>
-      <w:pPr>
-        <w:pStyle w:val="NormalWeb"/>
-        <w:spacing w:before="200" w:beforeAutospacing="0" w:after="0" w:afterAutospacing="0"/>
-      </w:pPr>
-      <w:r>
-        <w:rPr>
-          <w:rFonts w:ascii="Arial" w:hAnsi="Arial" w:cs="Arial"/>
+      <w:r>
+        <w:rPr>
           <w:noProof/>
-          <w:color w:val="000000"/>
-          <w:sz w:val="22"/>
-          <w:szCs w:val="22"/>
-          <w:bdr w:val="none" w:sz="0" w:space="0" w:color="auto" w:frame="1"/>
-        </w:rPr>
+        </w:rPr>
+        <w:lastRenderedPageBreak/>
         <w:drawing>
           <wp:inline distT="0" distB="0" distL="0" distR="0" wp14:anchorId="3BEDA002" wp14:editId="449F2A9D">
             <wp:extent cx="5835015" cy="3269615"/>
@@ -1115,10 +758,2262 @@
         <w:pStyle w:val="Heading2"/>
       </w:pPr>
       <w:r>
+        <w:t>Command Line Interface</w:t>
+      </w:r>
+    </w:p>
+    <w:p>
+      <w:r>
+        <w:t>Commands are case insensitive, and use underscores for the command and space between the command and argument(s)</w:t>
+      </w:r>
+    </w:p>
+    <w:p>
+      <w:pPr>
+        <w:pStyle w:val="Heading3"/>
+      </w:pPr>
+      <w:r>
+        <w:t>Standard Commands</w:t>
+      </w:r>
+      <w:r>
+        <w:br/>
+      </w:r>
+    </w:p>
+    <w:p>
+      <w:pPr>
+        <w:rPr>
+          <w:rStyle w:val="Emphasis"/>
+        </w:rPr>
+      </w:pPr>
+      <w:r>
+        <w:rPr>
+          <w:rStyle w:val="Strong"/>
+        </w:rPr>
+        <w:t>HELP</w:t>
+      </w:r>
+      <w:r>
+        <w:t xml:space="preserve"> </w:t>
+      </w:r>
+      <w:r>
+        <w:rPr>
+          <w:rStyle w:val="Emphasis"/>
+        </w:rPr>
+        <w:t>DEBUG (optional)</w:t>
+      </w:r>
+    </w:p>
+    <w:p>
+      <w:pPr>
+        <w:pStyle w:val="ListParagraph"/>
+        <w:numPr>
+          <w:ilvl w:val="0"/>
+          <w:numId w:val="12"/>
+        </w:numPr>
+      </w:pPr>
+      <w:r>
+        <w:rPr>
+          <w:b/>
+          <w:bCs/>
+        </w:rPr>
+        <w:t xml:space="preserve">Example: </w:t>
+      </w:r>
+      <w:r>
+        <w:rPr>
+          <w:b/>
+          <w:bCs/>
+        </w:rPr>
+        <w:t xml:space="preserve"> </w:t>
+      </w:r>
+      <w:r>
+        <w:rPr>
+          <w:rStyle w:val="Code"/>
+        </w:rPr>
+        <w:t>H</w:t>
+      </w:r>
+      <w:r>
+        <w:rPr>
+          <w:rStyle w:val="Code"/>
+        </w:rPr>
+        <w:t>ELP DEBUG</w:t>
+      </w:r>
+      <w:r>
+        <w:rPr>
+          <w:rStyle w:val="Code"/>
+        </w:rPr>
+        <w:t xml:space="preserve"> </w:t>
+      </w:r>
+      <w:r>
+        <w:br/>
+      </w:r>
+      <w:r>
+        <w:t>Shows a help message; add DEBUG to show additional troubleshooting commands.</w:t>
+      </w:r>
+    </w:p>
+    <w:p>
+      <w:pPr>
+        <w:spacing w:line="253" w:lineRule="atLeast"/>
+        <w:rPr>
+          <w:rFonts w:ascii="Rockwell" w:eastAsia="Times New Roman" w:hAnsi="Rockwell" w:cs="Times New Roman"/>
+          <w:color w:val="000000"/>
+        </w:rPr>
+      </w:pPr>
+      <w:r>
+        <w:rPr>
+          <w:rFonts w:ascii="Rockwell" w:eastAsia="Times New Roman" w:hAnsi="Rockwell" w:cs="Times New Roman"/>
+          <w:b/>
+          <w:bCs/>
+          <w:color w:val="000000"/>
+        </w:rPr>
+        <w:t>HELP</w:t>
+      </w:r>
+      <w:r>
+        <w:rPr>
+          <w:rFonts w:ascii="Rockwell" w:eastAsia="Times New Roman" w:hAnsi="Rockwell" w:cs="Times New Roman"/>
+          <w:color w:val="000000"/>
+        </w:rPr>
+        <w:t> </w:t>
+      </w:r>
+      <w:r>
+        <w:rPr>
+          <w:rFonts w:ascii="Rockwell" w:eastAsia="Times New Roman" w:hAnsi="Rockwell" w:cs="Times New Roman"/>
+          <w:i/>
+          <w:iCs/>
+          <w:color w:val="000000"/>
+        </w:rPr>
+        <w:t>DEBUG (optional)</w:t>
+      </w:r>
+    </w:p>
+    <w:p>
+      <w:pPr>
+        <w:pStyle w:val="ListParagraph"/>
+        <w:numPr>
+          <w:ilvl w:val="0"/>
+          <w:numId w:val="12"/>
+        </w:numPr>
+        <w:spacing w:line="253" w:lineRule="atLeast"/>
+        <w:rPr>
+          <w:rFonts w:ascii="Rockwell" w:eastAsia="Times New Roman" w:hAnsi="Rockwell" w:cs="Times New Roman"/>
+          <w:color w:val="000000"/>
+        </w:rPr>
+      </w:pPr>
+      <w:r>
+        <w:rPr>
+          <w:rFonts w:ascii="Rockwell" w:eastAsia="Times New Roman" w:hAnsi="Rockwell" w:cs="Times New Roman"/>
+          <w:b/>
+          <w:bCs/>
+          <w:color w:val="000000"/>
+        </w:rPr>
+        <w:t>Example:  </w:t>
+      </w:r>
+      <w:r>
+        <w:rPr>
+          <w:rFonts w:ascii="Rockwell" w:eastAsia="Times New Roman" w:hAnsi="Rockwell" w:cs="Times New Roman"/>
+          <w:color w:val="000000"/>
+          <w:bdr w:val="none" w:sz="0" w:space="0" w:color="auto" w:frame="1"/>
+          <w:shd w:val="clear" w:color="auto" w:fill="B0D4E7"/>
+        </w:rPr>
+        <w:t>HELP DEBUG</w:t>
+      </w:r>
+      <w:r>
+        <w:rPr>
+          <w:rFonts w:ascii="Rockwell" w:eastAsia="Times New Roman" w:hAnsi="Rockwell" w:cs="Times New Roman"/>
+          <w:color w:val="000000"/>
+        </w:rPr>
+        <w:br/>
+        <w:t>Shows a help message; add DEBUG to show additional troubleshooting commands.</w:t>
+      </w:r>
+    </w:p>
+    <w:p>
+      <w:pPr>
+        <w:spacing w:line="253" w:lineRule="atLeast"/>
+        <w:rPr>
+          <w:rFonts w:ascii="Rockwell" w:eastAsia="Times New Roman" w:hAnsi="Rockwell" w:cs="Times New Roman"/>
+          <w:color w:val="000000"/>
+        </w:rPr>
+      </w:pPr>
+      <w:r>
+        <w:rPr>
+          <w:rFonts w:ascii="Rockwell" w:eastAsia="Times New Roman" w:hAnsi="Rockwell" w:cs="Times New Roman"/>
+          <w:b/>
+          <w:bCs/>
+          <w:color w:val="000000"/>
+        </w:rPr>
+        <w:t>BEAT</w:t>
+      </w:r>
+    </w:p>
+    <w:p>
+      <w:pPr>
+        <w:pStyle w:val="ListParagraph"/>
+        <w:numPr>
+          <w:ilvl w:val="0"/>
+          <w:numId w:val="12"/>
+        </w:numPr>
+        <w:spacing w:line="253" w:lineRule="atLeast"/>
+        <w:rPr>
+          <w:rFonts w:ascii="Rockwell" w:eastAsia="Times New Roman" w:hAnsi="Rockwell" w:cs="Times New Roman"/>
+          <w:color w:val="000000"/>
+        </w:rPr>
+      </w:pPr>
+      <w:r>
+        <w:rPr>
+          <w:rFonts w:ascii="Rockwell" w:eastAsia="Times New Roman" w:hAnsi="Rockwell" w:cs="Times New Roman"/>
+          <w:b/>
+          <w:bCs/>
+          <w:color w:val="000000"/>
+        </w:rPr>
+        <w:t>Example:  </w:t>
+      </w:r>
+      <w:r>
+        <w:rPr>
+          <w:rFonts w:ascii="Rockwell" w:eastAsia="Times New Roman" w:hAnsi="Rockwell" w:cs="Times New Roman"/>
+          <w:color w:val="000000"/>
+          <w:bdr w:val="none" w:sz="0" w:space="0" w:color="auto" w:frame="1"/>
+          <w:shd w:val="clear" w:color="auto" w:fill="B0D4E7"/>
+        </w:rPr>
+        <w:t>BEAT</w:t>
+      </w:r>
+      <w:r>
+        <w:rPr>
+          <w:rFonts w:ascii="Rockwell" w:eastAsia="Times New Roman" w:hAnsi="Rockwell" w:cs="Times New Roman"/>
+          <w:color w:val="000000"/>
+        </w:rPr>
+        <w:br/>
+        <w:t xml:space="preserve">Send BEAT to stop </w:t>
+      </w:r>
+      <w:proofErr w:type="spellStart"/>
+      <w:r>
+        <w:rPr>
+          <w:rFonts w:ascii="Rockwell" w:eastAsia="Times New Roman" w:hAnsi="Rockwell" w:cs="Times New Roman"/>
+          <w:color w:val="000000"/>
+        </w:rPr>
+        <w:t>autostart</w:t>
+      </w:r>
+      <w:proofErr w:type="spellEnd"/>
+      <w:r>
+        <w:rPr>
+          <w:rFonts w:ascii="Rockwell" w:eastAsia="Times New Roman" w:hAnsi="Rockwell" w:cs="Times New Roman"/>
+          <w:color w:val="000000"/>
+        </w:rPr>
+        <w:t xml:space="preserve"> for this boot cycle; used to temporarily enforce fully manual control.</w:t>
+      </w:r>
+    </w:p>
+    <w:p>
+      <w:pPr>
+        <w:spacing w:line="253" w:lineRule="atLeast"/>
+        <w:rPr>
+          <w:rFonts w:ascii="Rockwell" w:eastAsia="Times New Roman" w:hAnsi="Rockwell" w:cs="Times New Roman"/>
+          <w:color w:val="000000"/>
+        </w:rPr>
+      </w:pPr>
+      <w:r>
+        <w:rPr>
+          <w:rFonts w:ascii="Rockwell" w:eastAsia="Times New Roman" w:hAnsi="Rockwell" w:cs="Times New Roman"/>
+          <w:b/>
+          <w:bCs/>
+          <w:color w:val="000000"/>
+        </w:rPr>
+        <w:t>STARTUP</w:t>
+      </w:r>
+    </w:p>
+    <w:p>
+      <w:pPr>
+        <w:pStyle w:val="ListParagraph"/>
+        <w:numPr>
+          <w:ilvl w:val="0"/>
+          <w:numId w:val="12"/>
+        </w:numPr>
+        <w:spacing w:line="253" w:lineRule="atLeast"/>
+        <w:rPr>
+          <w:rFonts w:ascii="Rockwell" w:eastAsia="Times New Roman" w:hAnsi="Rockwell" w:cs="Times New Roman"/>
+          <w:color w:val="000000"/>
+        </w:rPr>
+      </w:pPr>
+      <w:r>
+        <w:rPr>
+          <w:rFonts w:ascii="Rockwell" w:eastAsia="Times New Roman" w:hAnsi="Rockwell" w:cs="Times New Roman"/>
+          <w:b/>
+          <w:bCs/>
+          <w:color w:val="000000"/>
+        </w:rPr>
+        <w:t>Example:  </w:t>
+      </w:r>
+      <w:r>
+        <w:rPr>
+          <w:rFonts w:ascii="Rockwell" w:eastAsia="Times New Roman" w:hAnsi="Rockwell" w:cs="Times New Roman"/>
+          <w:color w:val="000000"/>
+          <w:bdr w:val="none" w:sz="0" w:space="0" w:color="auto" w:frame="1"/>
+          <w:shd w:val="clear" w:color="auto" w:fill="B0D4E7"/>
+        </w:rPr>
+        <w:t>STARTUP</w:t>
+      </w:r>
+      <w:r>
+        <w:rPr>
+          <w:rFonts w:ascii="Rockwell" w:eastAsia="Times New Roman" w:hAnsi="Rockwell" w:cs="Times New Roman"/>
+          <w:color w:val="000000"/>
+        </w:rPr>
+        <w:br/>
+        <w:t>Run full auto startup sequence.</w:t>
+      </w:r>
+    </w:p>
+    <w:p>
+      <w:pPr>
+        <w:spacing w:line="253" w:lineRule="atLeast"/>
+        <w:rPr>
+          <w:rFonts w:ascii="Rockwell" w:eastAsia="Times New Roman" w:hAnsi="Rockwell" w:cs="Times New Roman"/>
+          <w:color w:val="000000"/>
+        </w:rPr>
+      </w:pPr>
+    </w:p>
+    <w:p>
+      <w:pPr>
+        <w:spacing w:line="253" w:lineRule="atLeast"/>
+        <w:rPr>
+          <w:rFonts w:ascii="Rockwell" w:eastAsia="Times New Roman" w:hAnsi="Rockwell" w:cs="Times New Roman"/>
+          <w:color w:val="000000"/>
+        </w:rPr>
+      </w:pPr>
+    </w:p>
+    <w:p>
+      <w:pPr>
+        <w:spacing w:line="253" w:lineRule="atLeast"/>
+        <w:rPr>
+          <w:rFonts w:ascii="Rockwell" w:eastAsia="Times New Roman" w:hAnsi="Rockwell" w:cs="Times New Roman"/>
+          <w:color w:val="000000"/>
+        </w:rPr>
+      </w:pPr>
+      <w:r>
+        <w:rPr>
+          <w:rFonts w:ascii="Rockwell" w:eastAsia="Times New Roman" w:hAnsi="Rockwell" w:cs="Times New Roman"/>
+          <w:b/>
+          <w:bCs/>
+          <w:color w:val="000000"/>
+        </w:rPr>
         <w:lastRenderedPageBreak/>
-        <w:t>Command Line Interface</w:t>
-      </w:r>
-    </w:p>
+        <w:t>ROUGHING</w:t>
+      </w:r>
+      <w:r>
+        <w:rPr>
+          <w:rFonts w:ascii="Rockwell" w:eastAsia="Times New Roman" w:hAnsi="Rockwell" w:cs="Times New Roman"/>
+          <w:color w:val="000000"/>
+        </w:rPr>
+        <w:t> </w:t>
+      </w:r>
+      <w:r>
+        <w:rPr>
+          <w:rFonts w:ascii="Rockwell" w:eastAsia="Times New Roman" w:hAnsi="Rockwell" w:cs="Times New Roman"/>
+          <w:i/>
+          <w:iCs/>
+          <w:color w:val="000000"/>
+        </w:rPr>
+        <w:t>ON|OFF</w:t>
+      </w:r>
+    </w:p>
+    <w:p>
+      <w:pPr>
+        <w:pStyle w:val="ListParagraph"/>
+        <w:numPr>
+          <w:ilvl w:val="0"/>
+          <w:numId w:val="12"/>
+        </w:numPr>
+        <w:spacing w:line="253" w:lineRule="atLeast"/>
+        <w:rPr>
+          <w:rFonts w:ascii="Rockwell" w:eastAsia="Times New Roman" w:hAnsi="Rockwell" w:cs="Times New Roman"/>
+          <w:color w:val="000000"/>
+        </w:rPr>
+      </w:pPr>
+      <w:r>
+        <w:rPr>
+          <w:rFonts w:ascii="Rockwell" w:eastAsia="Times New Roman" w:hAnsi="Rockwell" w:cs="Times New Roman"/>
+          <w:b/>
+          <w:bCs/>
+          <w:color w:val="000000"/>
+        </w:rPr>
+        <w:t>Example:  </w:t>
+      </w:r>
+      <w:r>
+        <w:rPr>
+          <w:rFonts w:ascii="Rockwell" w:eastAsia="Times New Roman" w:hAnsi="Rockwell" w:cs="Times New Roman"/>
+          <w:color w:val="000000"/>
+          <w:bdr w:val="none" w:sz="0" w:space="0" w:color="auto" w:frame="1"/>
+          <w:shd w:val="clear" w:color="auto" w:fill="B0D4E7"/>
+        </w:rPr>
+        <w:t>ROUGHING ON</w:t>
+      </w:r>
+      <w:r>
+        <w:rPr>
+          <w:rFonts w:ascii="Rockwell" w:eastAsia="Times New Roman" w:hAnsi="Rockwell" w:cs="Times New Roman"/>
+          <w:color w:val="000000"/>
+        </w:rPr>
+        <w:br/>
+        <w:t>Turns the roughing pump power on or off.</w:t>
+      </w:r>
+    </w:p>
+    <w:p>
+      <w:pPr>
+        <w:spacing w:line="253" w:lineRule="atLeast"/>
+        <w:rPr>
+          <w:rFonts w:ascii="Rockwell" w:eastAsia="Times New Roman" w:hAnsi="Rockwell" w:cs="Times New Roman"/>
+          <w:color w:val="000000"/>
+        </w:rPr>
+      </w:pPr>
+      <w:r>
+        <w:rPr>
+          <w:rFonts w:ascii="Rockwell" w:eastAsia="Times New Roman" w:hAnsi="Rockwell" w:cs="Times New Roman"/>
+          <w:b/>
+          <w:bCs/>
+          <w:color w:val="000000"/>
+        </w:rPr>
+        <w:t>CRYO</w:t>
+      </w:r>
+      <w:r>
+        <w:rPr>
+          <w:rFonts w:ascii="Rockwell" w:eastAsia="Times New Roman" w:hAnsi="Rockwell" w:cs="Times New Roman"/>
+          <w:color w:val="000000"/>
+        </w:rPr>
+        <w:t> </w:t>
+      </w:r>
+      <w:r>
+        <w:rPr>
+          <w:rFonts w:ascii="Rockwell" w:eastAsia="Times New Roman" w:hAnsi="Rockwell" w:cs="Times New Roman"/>
+          <w:i/>
+          <w:iCs/>
+          <w:color w:val="000000"/>
+        </w:rPr>
+        <w:t>ON|OFF</w:t>
+      </w:r>
+    </w:p>
+    <w:p>
+      <w:pPr>
+        <w:pStyle w:val="ListParagraph"/>
+        <w:numPr>
+          <w:ilvl w:val="0"/>
+          <w:numId w:val="12"/>
+        </w:numPr>
+        <w:spacing w:line="253" w:lineRule="atLeast"/>
+        <w:rPr>
+          <w:rFonts w:ascii="Rockwell" w:eastAsia="Times New Roman" w:hAnsi="Rockwell" w:cs="Times New Roman"/>
+          <w:color w:val="000000"/>
+        </w:rPr>
+      </w:pPr>
+      <w:r>
+        <w:rPr>
+          <w:rFonts w:ascii="Rockwell" w:eastAsia="Times New Roman" w:hAnsi="Rockwell" w:cs="Times New Roman"/>
+          <w:b/>
+          <w:bCs/>
+          <w:color w:val="000000"/>
+        </w:rPr>
+        <w:t>Example:  </w:t>
+      </w:r>
+      <w:r>
+        <w:rPr>
+          <w:rFonts w:ascii="Rockwell" w:eastAsia="Times New Roman" w:hAnsi="Rockwell" w:cs="Times New Roman"/>
+          <w:color w:val="000000"/>
+          <w:bdr w:val="none" w:sz="0" w:space="0" w:color="auto" w:frame="1"/>
+          <w:shd w:val="clear" w:color="auto" w:fill="B0D4E7"/>
+        </w:rPr>
+        <w:t>CRYO</w:t>
+      </w:r>
+      <w:r>
+        <w:rPr>
+          <w:rFonts w:ascii="Rockwell" w:eastAsia="Times New Roman" w:hAnsi="Rockwell" w:cs="Times New Roman"/>
+          <w:color w:val="000000"/>
+          <w:bdr w:val="none" w:sz="0" w:space="0" w:color="auto" w:frame="1"/>
+          <w:shd w:val="clear" w:color="auto" w:fill="B0D4E7"/>
+        </w:rPr>
+        <w:t xml:space="preserve"> OFF</w:t>
+      </w:r>
+      <w:r>
+        <w:rPr>
+          <w:rFonts w:ascii="Rockwell" w:eastAsia="Times New Roman" w:hAnsi="Rockwell" w:cs="Times New Roman"/>
+          <w:color w:val="000000"/>
+        </w:rPr>
+        <w:br/>
+        <w:t xml:space="preserve">Turns the </w:t>
+      </w:r>
+      <w:r>
+        <w:rPr>
+          <w:rFonts w:ascii="Rockwell" w:eastAsia="Times New Roman" w:hAnsi="Rockwell" w:cs="Times New Roman"/>
+          <w:color w:val="000000"/>
+        </w:rPr>
+        <w:t xml:space="preserve">cryotrap </w:t>
+      </w:r>
+      <w:r>
+        <w:rPr>
+          <w:rFonts w:ascii="Rockwell" w:eastAsia="Times New Roman" w:hAnsi="Rockwell" w:cs="Times New Roman"/>
+          <w:color w:val="000000"/>
+        </w:rPr>
+        <w:t>power on or off.</w:t>
+      </w:r>
+    </w:p>
+    <w:p>
+      <w:pPr>
+        <w:spacing w:line="253" w:lineRule="atLeast"/>
+        <w:rPr>
+          <w:rFonts w:ascii="Rockwell" w:eastAsia="Times New Roman" w:hAnsi="Rockwell" w:cs="Times New Roman"/>
+          <w:color w:val="000000"/>
+        </w:rPr>
+      </w:pPr>
+      <w:r>
+        <w:rPr>
+          <w:rFonts w:ascii="Rockwell" w:eastAsia="Times New Roman" w:hAnsi="Rockwell" w:cs="Times New Roman"/>
+          <w:b/>
+          <w:bCs/>
+          <w:color w:val="000000"/>
+        </w:rPr>
+        <w:t>FLUIDPUMP</w:t>
+      </w:r>
+      <w:r>
+        <w:rPr>
+          <w:rFonts w:ascii="Rockwell" w:eastAsia="Times New Roman" w:hAnsi="Rockwell" w:cs="Times New Roman"/>
+          <w:color w:val="000000"/>
+        </w:rPr>
+        <w:t> </w:t>
+      </w:r>
+      <w:r>
+        <w:rPr>
+          <w:rFonts w:ascii="Rockwell" w:eastAsia="Times New Roman" w:hAnsi="Rockwell" w:cs="Times New Roman"/>
+          <w:i/>
+          <w:iCs/>
+          <w:color w:val="000000"/>
+        </w:rPr>
+        <w:t>ON|OFF</w:t>
+      </w:r>
+    </w:p>
+    <w:p>
+      <w:pPr>
+        <w:pStyle w:val="ListParagraph"/>
+        <w:numPr>
+          <w:ilvl w:val="0"/>
+          <w:numId w:val="12"/>
+        </w:numPr>
+        <w:spacing w:line="253" w:lineRule="atLeast"/>
+        <w:rPr>
+          <w:rFonts w:ascii="Rockwell" w:eastAsia="Times New Roman" w:hAnsi="Rockwell" w:cs="Times New Roman"/>
+          <w:color w:val="000000"/>
+        </w:rPr>
+      </w:pPr>
+      <w:r>
+        <w:rPr>
+          <w:rFonts w:ascii="Rockwell" w:eastAsia="Times New Roman" w:hAnsi="Rockwell" w:cs="Times New Roman"/>
+          <w:b/>
+          <w:bCs/>
+          <w:color w:val="000000"/>
+        </w:rPr>
+        <w:t>Example:  </w:t>
+      </w:r>
+      <w:r>
+        <w:rPr>
+          <w:rFonts w:ascii="Rockwell" w:eastAsia="Times New Roman" w:hAnsi="Rockwell" w:cs="Times New Roman"/>
+          <w:color w:val="000000"/>
+          <w:bdr w:val="none" w:sz="0" w:space="0" w:color="auto" w:frame="1"/>
+          <w:shd w:val="clear" w:color="auto" w:fill="B0D4E7"/>
+        </w:rPr>
+        <w:t>FLUIDPUMP ON</w:t>
+      </w:r>
+      <w:r>
+        <w:rPr>
+          <w:rFonts w:ascii="Rockwell" w:eastAsia="Times New Roman" w:hAnsi="Rockwell" w:cs="Times New Roman"/>
+          <w:color w:val="000000"/>
+        </w:rPr>
+        <w:br/>
+        <w:t>Turns the fluid pump power on or off.</w:t>
+      </w:r>
+    </w:p>
+    <w:p>
+      <w:pPr>
+        <w:spacing w:line="253" w:lineRule="atLeast"/>
+        <w:rPr>
+          <w:rFonts w:ascii="Rockwell" w:eastAsia="Times New Roman" w:hAnsi="Rockwell" w:cs="Times New Roman"/>
+          <w:color w:val="000000"/>
+        </w:rPr>
+      </w:pPr>
+      <w:r>
+        <w:rPr>
+          <w:rFonts w:ascii="Rockwell" w:eastAsia="Times New Roman" w:hAnsi="Rockwell" w:cs="Times New Roman"/>
+          <w:b/>
+          <w:bCs/>
+          <w:color w:val="000000"/>
+        </w:rPr>
+        <w:t>FLUIDPUMP_RATE</w:t>
+      </w:r>
+      <w:r>
+        <w:rPr>
+          <w:rFonts w:ascii="Rockwell" w:eastAsia="Times New Roman" w:hAnsi="Rockwell" w:cs="Times New Roman"/>
+          <w:color w:val="000000"/>
+        </w:rPr>
+        <w:t> </w:t>
+      </w:r>
+      <w:r>
+        <w:rPr>
+          <w:rFonts w:ascii="Rockwell" w:eastAsia="Times New Roman" w:hAnsi="Rockwell" w:cs="Times New Roman"/>
+          <w:i/>
+          <w:iCs/>
+          <w:color w:val="000000"/>
+        </w:rPr>
+        <w:t>-100-100</w:t>
+      </w:r>
+    </w:p>
+    <w:p>
+      <w:pPr>
+        <w:pStyle w:val="ListParagraph"/>
+        <w:numPr>
+          <w:ilvl w:val="0"/>
+          <w:numId w:val="12"/>
+        </w:numPr>
+        <w:spacing w:line="253" w:lineRule="atLeast"/>
+        <w:rPr>
+          <w:rFonts w:ascii="Rockwell" w:eastAsia="Times New Roman" w:hAnsi="Rockwell" w:cs="Times New Roman"/>
+          <w:color w:val="000000"/>
+        </w:rPr>
+      </w:pPr>
+      <w:r>
+        <w:rPr>
+          <w:rFonts w:ascii="Rockwell" w:eastAsia="Times New Roman" w:hAnsi="Rockwell" w:cs="Times New Roman"/>
+          <w:b/>
+          <w:bCs/>
+          <w:color w:val="000000"/>
+        </w:rPr>
+        <w:t>Example:  </w:t>
+      </w:r>
+      <w:r>
+        <w:rPr>
+          <w:rFonts w:ascii="Rockwell" w:eastAsia="Times New Roman" w:hAnsi="Rockwell" w:cs="Times New Roman"/>
+          <w:color w:val="000000"/>
+          <w:bdr w:val="none" w:sz="0" w:space="0" w:color="auto" w:frame="1"/>
+          <w:shd w:val="clear" w:color="auto" w:fill="B0D4E7"/>
+        </w:rPr>
+        <w:t>FLUIDPUMP_RATE -50</w:t>
+      </w:r>
+      <w:r>
+        <w:rPr>
+          <w:rFonts w:ascii="Rockwell" w:eastAsia="Times New Roman" w:hAnsi="Rockwell" w:cs="Times New Roman"/>
+          <w:color w:val="000000"/>
+        </w:rPr>
+        <w:br/>
+        <w:t>Sets the fluid pumping rate as a percentage of full speed. Negative values run the pump in reverse. 0 will turn off pump power.</w:t>
+      </w:r>
+    </w:p>
+    <w:p>
+      <w:pPr>
+        <w:spacing w:line="253" w:lineRule="atLeast"/>
+        <w:rPr>
+          <w:rFonts w:ascii="Rockwell" w:eastAsia="Times New Roman" w:hAnsi="Rockwell" w:cs="Times New Roman"/>
+          <w:color w:val="000000"/>
+        </w:rPr>
+      </w:pPr>
+      <w:r>
+        <w:rPr>
+          <w:rFonts w:ascii="Rockwell" w:eastAsia="Times New Roman" w:hAnsi="Rockwell" w:cs="Times New Roman"/>
+          <w:b/>
+          <w:bCs/>
+          <w:color w:val="000000"/>
+        </w:rPr>
+        <w:t>TURBO</w:t>
+      </w:r>
+      <w:r>
+        <w:rPr>
+          <w:rFonts w:ascii="Rockwell" w:eastAsia="Times New Roman" w:hAnsi="Rockwell" w:cs="Times New Roman"/>
+          <w:color w:val="000000"/>
+        </w:rPr>
+        <w:t> </w:t>
+      </w:r>
+      <w:r>
+        <w:rPr>
+          <w:rFonts w:ascii="Rockwell" w:eastAsia="Times New Roman" w:hAnsi="Rockwell" w:cs="Times New Roman"/>
+          <w:i/>
+          <w:iCs/>
+          <w:color w:val="000000"/>
+        </w:rPr>
+        <w:t>ON|OFF</w:t>
+      </w:r>
+    </w:p>
+    <w:p>
+      <w:pPr>
+        <w:pStyle w:val="ListParagraph"/>
+        <w:numPr>
+          <w:ilvl w:val="0"/>
+          <w:numId w:val="12"/>
+        </w:numPr>
+        <w:spacing w:line="253" w:lineRule="atLeast"/>
+        <w:rPr>
+          <w:rFonts w:ascii="Rockwell" w:eastAsia="Times New Roman" w:hAnsi="Rockwell" w:cs="Times New Roman"/>
+          <w:color w:val="000000"/>
+        </w:rPr>
+      </w:pPr>
+      <w:r>
+        <w:rPr>
+          <w:rFonts w:ascii="Rockwell" w:eastAsia="Times New Roman" w:hAnsi="Rockwell" w:cs="Times New Roman"/>
+          <w:b/>
+          <w:bCs/>
+          <w:color w:val="000000"/>
+        </w:rPr>
+        <w:t>Example:  </w:t>
+      </w:r>
+      <w:r>
+        <w:rPr>
+          <w:rFonts w:ascii="Rockwell" w:eastAsia="Times New Roman" w:hAnsi="Rockwell" w:cs="Times New Roman"/>
+          <w:color w:val="000000"/>
+          <w:bdr w:val="none" w:sz="0" w:space="0" w:color="auto" w:frame="1"/>
+          <w:shd w:val="clear" w:color="auto" w:fill="B0D4E7"/>
+        </w:rPr>
+        <w:t>TURBO ON</w:t>
+      </w:r>
+      <w:r>
+        <w:rPr>
+          <w:rFonts w:ascii="Rockwell" w:eastAsia="Times New Roman" w:hAnsi="Rockwell" w:cs="Times New Roman"/>
+          <w:color w:val="000000"/>
+        </w:rPr>
+        <w:br/>
+        <w:t>Power ON/OFF turbo pump at configured speed.</w:t>
+      </w:r>
+    </w:p>
+    <w:p>
+      <w:pPr>
+        <w:spacing w:line="253" w:lineRule="atLeast"/>
+        <w:rPr>
+          <w:rFonts w:ascii="Rockwell" w:eastAsia="Times New Roman" w:hAnsi="Rockwell" w:cs="Times New Roman"/>
+          <w:color w:val="000000"/>
+        </w:rPr>
+      </w:pPr>
+      <w:r>
+        <w:rPr>
+          <w:rFonts w:ascii="Rockwell" w:eastAsia="Times New Roman" w:hAnsi="Rockwell" w:cs="Times New Roman"/>
+          <w:b/>
+          <w:bCs/>
+          <w:color w:val="000000"/>
+        </w:rPr>
+        <w:t>TURBO_SPEED</w:t>
+      </w:r>
+      <w:r>
+        <w:rPr>
+          <w:rFonts w:ascii="Rockwell" w:eastAsia="Times New Roman" w:hAnsi="Rockwell" w:cs="Times New Roman"/>
+          <w:color w:val="000000"/>
+        </w:rPr>
+        <w:t> </w:t>
+      </w:r>
+      <w:r>
+        <w:rPr>
+          <w:rFonts w:ascii="Rockwell" w:eastAsia="Times New Roman" w:hAnsi="Rockwell" w:cs="Times New Roman"/>
+          <w:i/>
+          <w:iCs/>
+          <w:color w:val="000000"/>
+        </w:rPr>
+        <w:t>0.0-100.0</w:t>
+      </w:r>
+    </w:p>
+    <w:p>
+      <w:pPr>
+        <w:pStyle w:val="ListParagraph"/>
+        <w:numPr>
+          <w:ilvl w:val="0"/>
+          <w:numId w:val="12"/>
+        </w:numPr>
+        <w:spacing w:line="253" w:lineRule="atLeast"/>
+        <w:rPr>
+          <w:rFonts w:ascii="Rockwell" w:eastAsia="Times New Roman" w:hAnsi="Rockwell" w:cs="Times New Roman"/>
+          <w:color w:val="000000"/>
+        </w:rPr>
+      </w:pPr>
+      <w:r>
+        <w:rPr>
+          <w:rFonts w:ascii="Rockwell" w:eastAsia="Times New Roman" w:hAnsi="Rockwell" w:cs="Times New Roman"/>
+          <w:b/>
+          <w:bCs/>
+          <w:color w:val="000000"/>
+        </w:rPr>
+        <w:t>Example:  </w:t>
+      </w:r>
+      <w:r>
+        <w:rPr>
+          <w:rFonts w:ascii="Rockwell" w:eastAsia="Times New Roman" w:hAnsi="Rockwell" w:cs="Times New Roman"/>
+          <w:color w:val="000000"/>
+          <w:bdr w:val="none" w:sz="0" w:space="0" w:color="auto" w:frame="1"/>
+          <w:shd w:val="clear" w:color="auto" w:fill="B0D4E7"/>
+        </w:rPr>
+        <w:t>TURBO_SPEED 75.0</w:t>
+      </w:r>
+      <w:r>
+        <w:rPr>
+          <w:rFonts w:ascii="Rockwell" w:eastAsia="Times New Roman" w:hAnsi="Rockwell" w:cs="Times New Roman"/>
+          <w:color w:val="000000"/>
+        </w:rPr>
+        <w:br/>
+        <w:t>Sets the turbo pump to run at a target speed as percent of max speed (100% is 90,000 RPM for the Pfeiffer TC80). Send 0 to reset to Pfeiffer default speed control mode.</w:t>
+      </w:r>
+    </w:p>
+    <w:p>
+      <w:pPr>
+        <w:spacing w:line="253" w:lineRule="atLeast"/>
+        <w:rPr>
+          <w:rFonts w:ascii="Rockwell" w:eastAsia="Times New Roman" w:hAnsi="Rockwell" w:cs="Times New Roman"/>
+          <w:color w:val="000000"/>
+        </w:rPr>
+      </w:pPr>
+      <w:r>
+        <w:rPr>
+          <w:rFonts w:ascii="Rockwell" w:eastAsia="Times New Roman" w:hAnsi="Rockwell" w:cs="Times New Roman"/>
+          <w:b/>
+          <w:bCs/>
+          <w:color w:val="000000"/>
+        </w:rPr>
+        <w:t>TURBO_LIMIT_PWR</w:t>
+      </w:r>
+      <w:r>
+        <w:rPr>
+          <w:rFonts w:ascii="Rockwell" w:eastAsia="Times New Roman" w:hAnsi="Rockwell" w:cs="Times New Roman"/>
+          <w:color w:val="000000"/>
+        </w:rPr>
+        <w:t> </w:t>
+      </w:r>
+      <w:r>
+        <w:rPr>
+          <w:rFonts w:ascii="Rockwell" w:eastAsia="Times New Roman" w:hAnsi="Rockwell" w:cs="Times New Roman"/>
+          <w:i/>
+          <w:iCs/>
+          <w:color w:val="000000"/>
+        </w:rPr>
+        <w:t>0-100</w:t>
+      </w:r>
+    </w:p>
+    <w:p>
+      <w:pPr>
+        <w:pStyle w:val="ListParagraph"/>
+        <w:numPr>
+          <w:ilvl w:val="0"/>
+          <w:numId w:val="12"/>
+        </w:numPr>
+        <w:spacing w:line="253" w:lineRule="atLeast"/>
+        <w:rPr>
+          <w:rFonts w:ascii="Rockwell" w:eastAsia="Times New Roman" w:hAnsi="Rockwell" w:cs="Times New Roman"/>
+          <w:color w:val="000000"/>
+        </w:rPr>
+      </w:pPr>
+      <w:r>
+        <w:rPr>
+          <w:rFonts w:ascii="Rockwell" w:eastAsia="Times New Roman" w:hAnsi="Rockwell" w:cs="Times New Roman"/>
+          <w:b/>
+          <w:bCs/>
+          <w:color w:val="000000"/>
+        </w:rPr>
+        <w:t>Example:  </w:t>
+      </w:r>
+      <w:r>
+        <w:rPr>
+          <w:rFonts w:ascii="Rockwell" w:eastAsia="Times New Roman" w:hAnsi="Rockwell" w:cs="Times New Roman"/>
+          <w:color w:val="000000"/>
+          <w:bdr w:val="none" w:sz="0" w:space="0" w:color="auto" w:frame="1"/>
+          <w:shd w:val="clear" w:color="auto" w:fill="B0D4E7"/>
+        </w:rPr>
+        <w:t>TURBO_LIMIT_PWR 60</w:t>
+      </w:r>
+      <w:r>
+        <w:rPr>
+          <w:rFonts w:ascii="Rockwell" w:eastAsia="Times New Roman" w:hAnsi="Rockwell" w:cs="Times New Roman"/>
+          <w:color w:val="000000"/>
+        </w:rPr>
+        <w:br/>
+        <w:t>Sets the turbo pump power limit as a percentage of full power (Pfeiffer max draw is 5A).</w:t>
+      </w:r>
+    </w:p>
+    <w:p>
+      <w:pPr>
+        <w:spacing w:line="253" w:lineRule="atLeast"/>
+        <w:rPr>
+          <w:rFonts w:ascii="Rockwell" w:eastAsia="Times New Roman" w:hAnsi="Rockwell" w:cs="Times New Roman"/>
+          <w:color w:val="000000"/>
+        </w:rPr>
+      </w:pPr>
+      <w:r>
+        <w:rPr>
+          <w:rFonts w:ascii="Rockwell" w:eastAsia="Times New Roman" w:hAnsi="Rockwell" w:cs="Times New Roman"/>
+          <w:b/>
+          <w:bCs/>
+          <w:color w:val="000000"/>
+        </w:rPr>
+        <w:t>TURBO_CLEAR_ERRORS</w:t>
+      </w:r>
+    </w:p>
+    <w:p>
+      <w:pPr>
+        <w:pStyle w:val="ListParagraph"/>
+        <w:numPr>
+          <w:ilvl w:val="0"/>
+          <w:numId w:val="12"/>
+        </w:numPr>
+        <w:spacing w:line="253" w:lineRule="atLeast"/>
+        <w:rPr>
+          <w:rFonts w:ascii="Rockwell" w:eastAsia="Times New Roman" w:hAnsi="Rockwell" w:cs="Times New Roman"/>
+          <w:color w:val="000000"/>
+        </w:rPr>
+      </w:pPr>
+      <w:r>
+        <w:rPr>
+          <w:rFonts w:ascii="Rockwell" w:eastAsia="Times New Roman" w:hAnsi="Rockwell" w:cs="Times New Roman"/>
+          <w:b/>
+          <w:bCs/>
+          <w:color w:val="000000"/>
+        </w:rPr>
+        <w:t>Example:  </w:t>
+      </w:r>
+      <w:r>
+        <w:rPr>
+          <w:rFonts w:ascii="Rockwell" w:eastAsia="Times New Roman" w:hAnsi="Rockwell" w:cs="Times New Roman"/>
+          <w:color w:val="000000"/>
+          <w:bdr w:val="none" w:sz="0" w:space="0" w:color="auto" w:frame="1"/>
+          <w:shd w:val="clear" w:color="auto" w:fill="B0D4E7"/>
+        </w:rPr>
+        <w:t>TURBO_CLEAR_ERRORS</w:t>
+      </w:r>
+      <w:r>
+        <w:rPr>
+          <w:rFonts w:ascii="Rockwell" w:eastAsia="Times New Roman" w:hAnsi="Rockwell" w:cs="Times New Roman"/>
+          <w:color w:val="000000"/>
+        </w:rPr>
+        <w:br/>
+        <w:t>Clears turbo pump errors and warning messages.</w:t>
+      </w:r>
+    </w:p>
+    <w:p>
+      <w:pPr>
+        <w:spacing w:line="253" w:lineRule="atLeast"/>
+        <w:rPr>
+          <w:rFonts w:ascii="Rockwell" w:eastAsia="Times New Roman" w:hAnsi="Rockwell" w:cs="Times New Roman"/>
+          <w:color w:val="000000"/>
+        </w:rPr>
+      </w:pPr>
+      <w:r>
+        <w:rPr>
+          <w:rFonts w:ascii="Rockwell" w:eastAsia="Times New Roman" w:hAnsi="Rockwell" w:cs="Times New Roman"/>
+          <w:b/>
+          <w:bCs/>
+          <w:color w:val="000000"/>
+        </w:rPr>
+        <w:t>STATS_INTERVAL</w:t>
+      </w:r>
+      <w:r>
+        <w:rPr>
+          <w:rFonts w:ascii="Rockwell" w:eastAsia="Times New Roman" w:hAnsi="Rockwell" w:cs="Times New Roman"/>
+          <w:color w:val="000000"/>
+        </w:rPr>
+        <w:t> </w:t>
+      </w:r>
+      <w:r>
+        <w:rPr>
+          <w:rFonts w:ascii="Rockwell" w:eastAsia="Times New Roman" w:hAnsi="Rockwell" w:cs="Times New Roman"/>
+          <w:i/>
+          <w:iCs/>
+          <w:color w:val="000000"/>
+        </w:rPr>
+        <w:t>MS|OFF</w:t>
+      </w:r>
+    </w:p>
+    <w:p>
+      <w:pPr>
+        <w:pStyle w:val="ListParagraph"/>
+        <w:numPr>
+          <w:ilvl w:val="0"/>
+          <w:numId w:val="12"/>
+        </w:numPr>
+        <w:spacing w:line="253" w:lineRule="atLeast"/>
+        <w:rPr>
+          <w:rFonts w:ascii="Rockwell" w:eastAsia="Times New Roman" w:hAnsi="Rockwell" w:cs="Times New Roman"/>
+          <w:color w:val="000000"/>
+        </w:rPr>
+      </w:pPr>
+      <w:r>
+        <w:rPr>
+          <w:rFonts w:ascii="Rockwell" w:eastAsia="Times New Roman" w:hAnsi="Rockwell" w:cs="Times New Roman"/>
+          <w:b/>
+          <w:bCs/>
+          <w:color w:val="000000"/>
+        </w:rPr>
+        <w:t>Example:  </w:t>
+      </w:r>
+      <w:r>
+        <w:rPr>
+          <w:rFonts w:ascii="Rockwell" w:eastAsia="Times New Roman" w:hAnsi="Rockwell" w:cs="Times New Roman"/>
+          <w:color w:val="000000"/>
+          <w:bdr w:val="none" w:sz="0" w:space="0" w:color="auto" w:frame="1"/>
+          <w:shd w:val="clear" w:color="auto" w:fill="B0D4E7"/>
+        </w:rPr>
+        <w:t>STATS_INTERVAL 1000</w:t>
+      </w:r>
+      <w:r>
+        <w:rPr>
+          <w:rFonts w:ascii="Rockwell" w:eastAsia="Times New Roman" w:hAnsi="Rockwell" w:cs="Times New Roman"/>
+          <w:color w:val="000000"/>
+        </w:rPr>
+        <w:br/>
+        <w:t>Sets how often the system broadcasts stats to topside serial in milliseconds. Send OFF to disable stats logging.</w:t>
+      </w:r>
+    </w:p>
+    <w:p>
+      <w:pPr>
+        <w:spacing w:line="253" w:lineRule="atLeast"/>
+        <w:rPr>
+          <w:rFonts w:ascii="Rockwell" w:eastAsia="Times New Roman" w:hAnsi="Rockwell" w:cs="Times New Roman"/>
+          <w:color w:val="000000"/>
+        </w:rPr>
+      </w:pPr>
+      <w:r>
+        <w:rPr>
+          <w:rFonts w:ascii="Rockwell" w:eastAsia="Times New Roman" w:hAnsi="Rockwell" w:cs="Times New Roman"/>
+          <w:b/>
+          <w:bCs/>
+          <w:color w:val="000000"/>
+        </w:rPr>
+        <w:t>AUTOSTART</w:t>
+      </w:r>
+      <w:r>
+        <w:rPr>
+          <w:rFonts w:ascii="Rockwell" w:eastAsia="Times New Roman" w:hAnsi="Rockwell" w:cs="Times New Roman"/>
+          <w:color w:val="000000"/>
+        </w:rPr>
+        <w:t> </w:t>
+      </w:r>
+      <w:r>
+        <w:rPr>
+          <w:rFonts w:ascii="Rockwell" w:eastAsia="Times New Roman" w:hAnsi="Rockwell" w:cs="Times New Roman"/>
+          <w:i/>
+          <w:iCs/>
+          <w:color w:val="000000"/>
+        </w:rPr>
+        <w:t>ON|OFF|DELAY</w:t>
+      </w:r>
+    </w:p>
+    <w:p>
+      <w:pPr>
+        <w:pStyle w:val="ListParagraph"/>
+        <w:numPr>
+          <w:ilvl w:val="0"/>
+          <w:numId w:val="12"/>
+        </w:numPr>
+        <w:spacing w:line="253" w:lineRule="atLeast"/>
+        <w:rPr>
+          <w:rFonts w:ascii="Rockwell" w:eastAsia="Times New Roman" w:hAnsi="Rockwell" w:cs="Times New Roman"/>
+          <w:color w:val="000000"/>
+        </w:rPr>
+      </w:pPr>
+      <w:r>
+        <w:rPr>
+          <w:rFonts w:ascii="Rockwell" w:eastAsia="Times New Roman" w:hAnsi="Rockwell" w:cs="Times New Roman"/>
+          <w:b/>
+          <w:bCs/>
+          <w:color w:val="000000"/>
+        </w:rPr>
+        <w:t>Example:  </w:t>
+      </w:r>
+      <w:r>
+        <w:rPr>
+          <w:rFonts w:ascii="Rockwell" w:eastAsia="Times New Roman" w:hAnsi="Rockwell" w:cs="Times New Roman"/>
+          <w:color w:val="000000"/>
+          <w:bdr w:val="none" w:sz="0" w:space="0" w:color="auto" w:frame="1"/>
+          <w:shd w:val="clear" w:color="auto" w:fill="B0D4E7"/>
+        </w:rPr>
+        <w:t>AUTOSTART 5000</w:t>
+      </w:r>
+      <w:r>
+        <w:rPr>
+          <w:rFonts w:ascii="Rockwell" w:eastAsia="Times New Roman" w:hAnsi="Rockwell" w:cs="Times New Roman"/>
+          <w:color w:val="000000"/>
+        </w:rPr>
+        <w:br/>
+        <w:t>Set whether the system should startup automatically. If an integer is passed, it is the delay in milliseconds after boot.</w:t>
+      </w:r>
+    </w:p>
+    <w:p>
+      <w:pPr>
+        <w:pStyle w:val="Heading3"/>
+      </w:pPr>
+    </w:p>
+    <w:p>
+      <w:pPr>
+        <w:pStyle w:val="Heading3"/>
+        <w:rPr>
+          <w:rFonts w:ascii="Rockwell" w:eastAsia="Times New Roman" w:hAnsi="Rockwell" w:cs="Times New Roman"/>
+          <w:color w:val="000000"/>
+        </w:rPr>
+      </w:pPr>
+      <w:r>
+        <w:t xml:space="preserve">Troubleshooting </w:t>
+      </w:r>
+      <w:r>
+        <w:t>Commands</w:t>
+      </w:r>
+    </w:p>
+    <w:p>
+      <w:pPr>
+        <w:spacing w:line="253" w:lineRule="atLeast"/>
+        <w:rPr>
+          <w:rFonts w:ascii="Rockwell" w:eastAsia="Times New Roman" w:hAnsi="Rockwell" w:cs="Times New Roman"/>
+          <w:color w:val="000000"/>
+        </w:rPr>
+      </w:pPr>
+      <w:r>
+        <w:rPr>
+          <w:rFonts w:ascii="Rockwell" w:eastAsia="Times New Roman" w:hAnsi="Rockwell" w:cs="Times New Roman"/>
+          <w:b/>
+          <w:bCs/>
+          <w:color w:val="000000"/>
+        </w:rPr>
+        <w:t>VERSION</w:t>
+      </w:r>
+    </w:p>
+    <w:p>
+      <w:pPr>
+        <w:pStyle w:val="ListParagraph"/>
+        <w:numPr>
+          <w:ilvl w:val="0"/>
+          <w:numId w:val="12"/>
+        </w:numPr>
+        <w:spacing w:line="253" w:lineRule="atLeast"/>
+        <w:rPr>
+          <w:rFonts w:ascii="Rockwell" w:eastAsia="Times New Roman" w:hAnsi="Rockwell" w:cs="Times New Roman"/>
+          <w:color w:val="000000"/>
+        </w:rPr>
+      </w:pPr>
+      <w:r>
+        <w:rPr>
+          <w:rFonts w:ascii="Rockwell" w:eastAsia="Times New Roman" w:hAnsi="Rockwell" w:cs="Times New Roman"/>
+          <w:b/>
+          <w:bCs/>
+          <w:color w:val="000000"/>
+        </w:rPr>
+        <w:t>Example:  </w:t>
+      </w:r>
+      <w:r>
+        <w:rPr>
+          <w:rFonts w:ascii="Rockwell" w:eastAsia="Times New Roman" w:hAnsi="Rockwell" w:cs="Times New Roman"/>
+          <w:color w:val="000000"/>
+          <w:bdr w:val="none" w:sz="0" w:space="0" w:color="auto" w:frame="1"/>
+          <w:shd w:val="clear" w:color="auto" w:fill="B0D4E7"/>
+        </w:rPr>
+        <w:t>VERSION</w:t>
+      </w:r>
+      <w:r>
+        <w:rPr>
+          <w:rFonts w:ascii="Rockwell" w:eastAsia="Times New Roman" w:hAnsi="Rockwell" w:cs="Times New Roman"/>
+          <w:color w:val="000000"/>
+        </w:rPr>
+        <w:br/>
+        <w:t>Prints firmware version.</w:t>
+      </w:r>
+    </w:p>
+    <w:p>
+      <w:pPr>
+        <w:spacing w:line="253" w:lineRule="atLeast"/>
+        <w:rPr>
+          <w:rFonts w:ascii="Rockwell" w:eastAsia="Times New Roman" w:hAnsi="Rockwell" w:cs="Times New Roman"/>
+          <w:color w:val="000000"/>
+        </w:rPr>
+      </w:pPr>
+      <w:r>
+        <w:rPr>
+          <w:rFonts w:ascii="Rockwell" w:eastAsia="Times New Roman" w:hAnsi="Rockwell" w:cs="Times New Roman"/>
+          <w:b/>
+          <w:bCs/>
+          <w:color w:val="000000"/>
+        </w:rPr>
+        <w:t>PINOUT</w:t>
+      </w:r>
+    </w:p>
+    <w:p>
+      <w:pPr>
+        <w:pStyle w:val="ListParagraph"/>
+        <w:numPr>
+          <w:ilvl w:val="0"/>
+          <w:numId w:val="12"/>
+        </w:numPr>
+        <w:spacing w:line="253" w:lineRule="atLeast"/>
+        <w:rPr>
+          <w:rFonts w:ascii="Rockwell" w:eastAsia="Times New Roman" w:hAnsi="Rockwell" w:cs="Times New Roman"/>
+          <w:color w:val="000000"/>
+        </w:rPr>
+      </w:pPr>
+      <w:r>
+        <w:rPr>
+          <w:rFonts w:ascii="Rockwell" w:eastAsia="Times New Roman" w:hAnsi="Rockwell" w:cs="Times New Roman"/>
+          <w:b/>
+          <w:bCs/>
+          <w:color w:val="000000"/>
+        </w:rPr>
+        <w:t>Example:  </w:t>
+      </w:r>
+      <w:r>
+        <w:rPr>
+          <w:rFonts w:ascii="Rockwell" w:eastAsia="Times New Roman" w:hAnsi="Rockwell" w:cs="Times New Roman"/>
+          <w:color w:val="000000"/>
+          <w:bdr w:val="none" w:sz="0" w:space="0" w:color="auto" w:frame="1"/>
+          <w:shd w:val="clear" w:color="auto" w:fill="B0D4E7"/>
+        </w:rPr>
+        <w:t>PINOUT</w:t>
+      </w:r>
+      <w:r>
+        <w:rPr>
+          <w:rFonts w:ascii="Rockwell" w:eastAsia="Times New Roman" w:hAnsi="Rockwell" w:cs="Times New Roman"/>
+          <w:color w:val="000000"/>
+        </w:rPr>
+        <w:br/>
+        <w:t>Prints configured Arduino pinout and I2C/RS485 addresses.</w:t>
+      </w:r>
+    </w:p>
+    <w:p>
+      <w:pPr>
+        <w:spacing w:line="253" w:lineRule="atLeast"/>
+        <w:rPr>
+          <w:rFonts w:ascii="Rockwell" w:eastAsia="Times New Roman" w:hAnsi="Rockwell" w:cs="Times New Roman"/>
+          <w:color w:val="000000"/>
+        </w:rPr>
+      </w:pPr>
+      <w:r>
+        <w:rPr>
+          <w:rFonts w:ascii="Rockwell" w:eastAsia="Times New Roman" w:hAnsi="Rockwell" w:cs="Times New Roman"/>
+          <w:b/>
+          <w:bCs/>
+          <w:color w:val="000000"/>
+        </w:rPr>
+        <w:t>DEBUG_LOGGING</w:t>
+      </w:r>
+      <w:r>
+        <w:rPr>
+          <w:rFonts w:ascii="Rockwell" w:eastAsia="Times New Roman" w:hAnsi="Rockwell" w:cs="Times New Roman"/>
+          <w:color w:val="000000"/>
+        </w:rPr>
+        <w:t> </w:t>
+      </w:r>
+      <w:r>
+        <w:rPr>
+          <w:rFonts w:ascii="Rockwell" w:eastAsia="Times New Roman" w:hAnsi="Rockwell" w:cs="Times New Roman"/>
+          <w:i/>
+          <w:iCs/>
+          <w:color w:val="000000"/>
+        </w:rPr>
+        <w:t>OFF|LOW|HIGH</w:t>
+      </w:r>
+    </w:p>
+    <w:p>
+      <w:pPr>
+        <w:pStyle w:val="ListParagraph"/>
+        <w:numPr>
+          <w:ilvl w:val="0"/>
+          <w:numId w:val="12"/>
+        </w:numPr>
+        <w:spacing w:line="253" w:lineRule="atLeast"/>
+        <w:rPr>
+          <w:rFonts w:ascii="Rockwell" w:eastAsia="Times New Roman" w:hAnsi="Rockwell" w:cs="Times New Roman"/>
+          <w:color w:val="000000"/>
+        </w:rPr>
+      </w:pPr>
+      <w:r>
+        <w:rPr>
+          <w:rFonts w:ascii="Rockwell" w:eastAsia="Times New Roman" w:hAnsi="Rockwell" w:cs="Times New Roman"/>
+          <w:b/>
+          <w:bCs/>
+          <w:color w:val="000000"/>
+        </w:rPr>
+        <w:t>Example:  </w:t>
+      </w:r>
+      <w:r>
+        <w:rPr>
+          <w:rFonts w:ascii="Rockwell" w:eastAsia="Times New Roman" w:hAnsi="Rockwell" w:cs="Times New Roman"/>
+          <w:color w:val="000000"/>
+          <w:bdr w:val="none" w:sz="0" w:space="0" w:color="auto" w:frame="1"/>
+          <w:shd w:val="clear" w:color="auto" w:fill="B0D4E7"/>
+        </w:rPr>
+        <w:t>DEBUG_LOGGING HIGH</w:t>
+      </w:r>
+      <w:r>
+        <w:rPr>
+          <w:rFonts w:ascii="Rockwell" w:eastAsia="Times New Roman" w:hAnsi="Rockwell" w:cs="Times New Roman"/>
+          <w:color w:val="000000"/>
+        </w:rPr>
+        <w:br/>
+        <w:t>Enable additional logging to serial for troubleshooting purposes.</w:t>
+      </w:r>
+    </w:p>
+    <w:p>
+      <w:pPr>
+        <w:spacing w:line="253" w:lineRule="atLeast"/>
+        <w:rPr>
+          <w:rFonts w:ascii="Rockwell" w:eastAsia="Times New Roman" w:hAnsi="Rockwell" w:cs="Times New Roman"/>
+          <w:color w:val="000000"/>
+        </w:rPr>
+      </w:pPr>
+      <w:r>
+        <w:rPr>
+          <w:rFonts w:ascii="Rockwell" w:eastAsia="Times New Roman" w:hAnsi="Rockwell" w:cs="Times New Roman"/>
+          <w:b/>
+          <w:bCs/>
+          <w:color w:val="000000"/>
+        </w:rPr>
+        <w:t>RESET_SETTINGS</w:t>
+      </w:r>
+    </w:p>
+    <w:p>
+      <w:pPr>
+        <w:pStyle w:val="ListParagraph"/>
+        <w:numPr>
+          <w:ilvl w:val="0"/>
+          <w:numId w:val="12"/>
+        </w:numPr>
+        <w:spacing w:line="253" w:lineRule="atLeast"/>
+        <w:rPr>
+          <w:rFonts w:ascii="Rockwell" w:eastAsia="Times New Roman" w:hAnsi="Rockwell" w:cs="Times New Roman"/>
+          <w:color w:val="000000"/>
+        </w:rPr>
+      </w:pPr>
+      <w:r>
+        <w:rPr>
+          <w:rFonts w:ascii="Rockwell" w:eastAsia="Times New Roman" w:hAnsi="Rockwell" w:cs="Times New Roman"/>
+          <w:b/>
+          <w:bCs/>
+          <w:color w:val="000000"/>
+        </w:rPr>
+        <w:t>Example:  </w:t>
+      </w:r>
+      <w:r>
+        <w:rPr>
+          <w:rFonts w:ascii="Rockwell" w:eastAsia="Times New Roman" w:hAnsi="Rockwell" w:cs="Times New Roman"/>
+          <w:color w:val="000000"/>
+          <w:bdr w:val="none" w:sz="0" w:space="0" w:color="auto" w:frame="1"/>
+          <w:shd w:val="clear" w:color="auto" w:fill="B0D4E7"/>
+        </w:rPr>
+        <w:t>RESET_SETTINGS</w:t>
+      </w:r>
+      <w:r>
+        <w:rPr>
+          <w:rFonts w:ascii="Rockwell" w:eastAsia="Times New Roman" w:hAnsi="Rockwell" w:cs="Times New Roman"/>
+          <w:color w:val="000000"/>
+        </w:rPr>
+        <w:br/>
+        <w:t>Resets settings saved on the ISMS to their default values (does not change TURBO pump or RGA parameters</w:t>
+      </w:r>
+      <w:r>
+        <w:rPr>
+          <w:rFonts w:ascii="Rockwell" w:eastAsia="Times New Roman" w:hAnsi="Rockwell" w:cs="Times New Roman"/>
+          <w:color w:val="000000"/>
+        </w:rPr>
+        <w:t>, which are saved within their respective instrument</w:t>
+      </w:r>
+      <w:r>
+        <w:rPr>
+          <w:rFonts w:ascii="Rockwell" w:eastAsia="Times New Roman" w:hAnsi="Rockwell" w:cs="Times New Roman"/>
+          <w:color w:val="000000"/>
+        </w:rPr>
+        <w:t>).</w:t>
+      </w:r>
+    </w:p>
+    <w:p>
+      <w:pPr>
+        <w:spacing w:line="253" w:lineRule="atLeast"/>
+        <w:rPr>
+          <w:rFonts w:ascii="Rockwell" w:eastAsia="Times New Roman" w:hAnsi="Rockwell" w:cs="Times New Roman"/>
+          <w:color w:val="000000"/>
+        </w:rPr>
+      </w:pPr>
+      <w:r>
+        <w:rPr>
+          <w:rFonts w:ascii="Rockwell" w:eastAsia="Times New Roman" w:hAnsi="Rockwell" w:cs="Times New Roman"/>
+          <w:b/>
+          <w:bCs/>
+          <w:color w:val="000000"/>
+        </w:rPr>
+        <w:t>TURBO_RESET</w:t>
+      </w:r>
+    </w:p>
+    <w:p>
+      <w:pPr>
+        <w:pStyle w:val="ListParagraph"/>
+        <w:numPr>
+          <w:ilvl w:val="0"/>
+          <w:numId w:val="12"/>
+        </w:numPr>
+        <w:spacing w:line="253" w:lineRule="atLeast"/>
+        <w:rPr>
+          <w:rFonts w:ascii="Rockwell" w:eastAsia="Times New Roman" w:hAnsi="Rockwell" w:cs="Times New Roman"/>
+          <w:color w:val="000000"/>
+        </w:rPr>
+      </w:pPr>
+      <w:r>
+        <w:rPr>
+          <w:rFonts w:ascii="Rockwell" w:eastAsia="Times New Roman" w:hAnsi="Rockwell" w:cs="Times New Roman"/>
+          <w:b/>
+          <w:bCs/>
+          <w:color w:val="000000"/>
+        </w:rPr>
+        <w:t>Example:  </w:t>
+      </w:r>
+      <w:r>
+        <w:rPr>
+          <w:rFonts w:ascii="Rockwell" w:eastAsia="Times New Roman" w:hAnsi="Rockwell" w:cs="Times New Roman"/>
+          <w:color w:val="000000"/>
+          <w:bdr w:val="none" w:sz="0" w:space="0" w:color="auto" w:frame="1"/>
+          <w:shd w:val="clear" w:color="auto" w:fill="B0D4E7"/>
+        </w:rPr>
+        <w:t>TURBO_RESET</w:t>
+      </w:r>
+      <w:r>
+        <w:rPr>
+          <w:rFonts w:ascii="Rockwell" w:eastAsia="Times New Roman" w:hAnsi="Rockwell" w:cs="Times New Roman"/>
+          <w:color w:val="000000"/>
+        </w:rPr>
+        <w:br/>
+        <w:t>Resets turbo pump parameters for default operation in normal conditions (light gases, default speed control mode, power limit 100%).</w:t>
+      </w:r>
+      <w:r>
+        <w:rPr>
+          <w:rFonts w:ascii="Rockwell" w:eastAsia="Times New Roman" w:hAnsi="Rockwell" w:cs="Times New Roman"/>
+          <w:color w:val="000000"/>
+        </w:rPr>
+        <w:t xml:space="preserve"> Use this if the turbo is misbehaving.</w:t>
+      </w:r>
+    </w:p>
+    <w:p>
+      <w:pPr>
+        <w:spacing w:line="253" w:lineRule="atLeast"/>
+        <w:rPr>
+          <w:rFonts w:ascii="Rockwell" w:eastAsia="Times New Roman" w:hAnsi="Rockwell" w:cs="Times New Roman"/>
+          <w:color w:val="000000"/>
+        </w:rPr>
+      </w:pPr>
+      <w:r>
+        <w:rPr>
+          <w:rFonts w:ascii="Rockwell" w:eastAsia="Times New Roman" w:hAnsi="Rockwell" w:cs="Times New Roman"/>
+          <w:b/>
+          <w:bCs/>
+          <w:color w:val="000000"/>
+        </w:rPr>
+        <w:t>TURBO_QUERY</w:t>
+      </w:r>
+      <w:r>
+        <w:rPr>
+          <w:rFonts w:ascii="Rockwell" w:eastAsia="Times New Roman" w:hAnsi="Rockwell" w:cs="Times New Roman"/>
+          <w:color w:val="000000"/>
+        </w:rPr>
+        <w:t> </w:t>
+      </w:r>
+      <w:r>
+        <w:rPr>
+          <w:rFonts w:ascii="Rockwell" w:eastAsia="Times New Roman" w:hAnsi="Rockwell" w:cs="Times New Roman"/>
+          <w:i/>
+          <w:iCs/>
+          <w:color w:val="000000"/>
+        </w:rPr>
+        <w:t>PARAMETER_NUMBER</w:t>
+      </w:r>
+    </w:p>
+    <w:p>
+      <w:pPr>
+        <w:pStyle w:val="ListParagraph"/>
+        <w:numPr>
+          <w:ilvl w:val="0"/>
+          <w:numId w:val="12"/>
+        </w:numPr>
+        <w:spacing w:line="253" w:lineRule="atLeast"/>
+        <w:rPr>
+          <w:rFonts w:ascii="Rockwell" w:eastAsia="Times New Roman" w:hAnsi="Rockwell" w:cs="Times New Roman"/>
+          <w:color w:val="000000"/>
+        </w:rPr>
+      </w:pPr>
+      <w:r>
+        <w:rPr>
+          <w:rFonts w:ascii="Rockwell" w:eastAsia="Times New Roman" w:hAnsi="Rockwell" w:cs="Times New Roman"/>
+          <w:b/>
+          <w:bCs/>
+          <w:color w:val="000000"/>
+        </w:rPr>
+        <w:t>Example:  </w:t>
+      </w:r>
+      <w:r>
+        <w:rPr>
+          <w:rFonts w:ascii="Rockwell" w:eastAsia="Times New Roman" w:hAnsi="Rockwell" w:cs="Times New Roman"/>
+          <w:color w:val="000000"/>
+          <w:bdr w:val="none" w:sz="0" w:space="0" w:color="auto" w:frame="1"/>
+          <w:shd w:val="clear" w:color="auto" w:fill="B0D4E7"/>
+        </w:rPr>
+        <w:t xml:space="preserve">TURBO_QUERY </w:t>
+      </w:r>
+      <w:r>
+        <w:rPr>
+          <w:rFonts w:ascii="Rockwell" w:eastAsia="Times New Roman" w:hAnsi="Rockwell" w:cs="Times New Roman"/>
+          <w:color w:val="000000"/>
+          <w:bdr w:val="none" w:sz="0" w:space="0" w:color="auto" w:frame="1"/>
+          <w:shd w:val="clear" w:color="auto" w:fill="B0D4E7"/>
+        </w:rPr>
+        <w:t>398</w:t>
+      </w:r>
+      <w:r>
+        <w:rPr>
+          <w:rFonts w:ascii="Rockwell" w:eastAsia="Times New Roman" w:hAnsi="Rockwell" w:cs="Times New Roman"/>
+          <w:color w:val="000000"/>
+        </w:rPr>
+        <w:br/>
+        <w:t>Query a parameter from the turbo pump with the 3-digit parameter number.</w:t>
+      </w:r>
+      <w:r>
+        <w:rPr>
+          <w:rFonts w:ascii="Rockwell" w:eastAsia="Times New Roman" w:hAnsi="Rockwell" w:cs="Times New Roman"/>
+          <w:color w:val="000000"/>
+        </w:rPr>
+        <w:t xml:space="preserve"> See TC80 Manual Page </w:t>
+      </w:r>
+    </w:p>
+    <w:p>
+      <w:pPr>
+        <w:spacing w:line="253" w:lineRule="atLeast"/>
+        <w:rPr>
+          <w:rFonts w:ascii="Rockwell" w:eastAsia="Times New Roman" w:hAnsi="Rockwell" w:cs="Times New Roman"/>
+          <w:color w:val="000000"/>
+        </w:rPr>
+      </w:pPr>
+      <w:r>
+        <w:rPr>
+          <w:rFonts w:ascii="Rockwell" w:eastAsia="Times New Roman" w:hAnsi="Rockwell" w:cs="Times New Roman"/>
+          <w:b/>
+          <w:bCs/>
+          <w:color w:val="000000"/>
+        </w:rPr>
+        <w:t>TURBO_CMD</w:t>
+      </w:r>
+      <w:r>
+        <w:rPr>
+          <w:rFonts w:ascii="Rockwell" w:eastAsia="Times New Roman" w:hAnsi="Rockwell" w:cs="Times New Roman"/>
+          <w:color w:val="000000"/>
+        </w:rPr>
+        <w:t> </w:t>
+      </w:r>
+      <w:r>
+        <w:rPr>
+          <w:rFonts w:ascii="Rockwell" w:eastAsia="Times New Roman" w:hAnsi="Rockwell" w:cs="Times New Roman"/>
+          <w:i/>
+          <w:iCs/>
+          <w:color w:val="000000"/>
+        </w:rPr>
+        <w:t>PARAM DATA</w:t>
+      </w:r>
+    </w:p>
+    <w:p>
+      <w:pPr>
+        <w:pStyle w:val="ListParagraph"/>
+        <w:numPr>
+          <w:ilvl w:val="0"/>
+          <w:numId w:val="12"/>
+        </w:numPr>
+        <w:spacing w:line="253" w:lineRule="atLeast"/>
+        <w:rPr>
+          <w:rFonts w:ascii="Rockwell" w:eastAsia="Times New Roman" w:hAnsi="Rockwell" w:cs="Times New Roman"/>
+          <w:color w:val="000000"/>
+        </w:rPr>
+      </w:pPr>
+      <w:r>
+        <w:rPr>
+          <w:rFonts w:ascii="Rockwell" w:eastAsia="Times New Roman" w:hAnsi="Rockwell" w:cs="Times New Roman"/>
+          <w:b/>
+          <w:bCs/>
+          <w:color w:val="000000"/>
+        </w:rPr>
+        <w:t>Example:  </w:t>
+      </w:r>
+      <w:r>
+        <w:rPr>
+          <w:rFonts w:ascii="Rockwell" w:eastAsia="Times New Roman" w:hAnsi="Rockwell" w:cs="Times New Roman"/>
+          <w:color w:val="000000"/>
+          <w:bdr w:val="none" w:sz="0" w:space="0" w:color="auto" w:frame="1"/>
+          <w:shd w:val="clear" w:color="auto" w:fill="B0D4E7"/>
+        </w:rPr>
+        <w:t>TURBO_CMD 702 00123</w:t>
+      </w:r>
+      <w:r>
+        <w:rPr>
+          <w:rFonts w:ascii="Rockwell" w:eastAsia="Times New Roman" w:hAnsi="Rockwell" w:cs="Times New Roman"/>
+          <w:color w:val="000000"/>
+        </w:rPr>
+        <w:br/>
+        <w:t>Send a command to the turbo pump with the 3-digit parameter number and optional data string.</w:t>
+      </w:r>
+    </w:p>
+    <w:p>
+      <w:pPr>
+        <w:spacing w:line="253" w:lineRule="atLeast"/>
+        <w:rPr>
+          <w:rFonts w:ascii="Rockwell" w:eastAsia="Times New Roman" w:hAnsi="Rockwell" w:cs="Times New Roman"/>
+          <w:color w:val="000000"/>
+        </w:rPr>
+      </w:pPr>
+      <w:r>
+        <w:rPr>
+          <w:rFonts w:ascii="Rockwell" w:eastAsia="Times New Roman" w:hAnsi="Rockwell" w:cs="Times New Roman"/>
+          <w:b/>
+          <w:bCs/>
+          <w:color w:val="000000"/>
+        </w:rPr>
+        <w:t>TURBO_RAW</w:t>
+      </w:r>
+      <w:r>
+        <w:rPr>
+          <w:rFonts w:ascii="Rockwell" w:eastAsia="Times New Roman" w:hAnsi="Rockwell" w:cs="Times New Roman"/>
+          <w:color w:val="000000"/>
+        </w:rPr>
+        <w:t> </w:t>
+      </w:r>
+      <w:r>
+        <w:rPr>
+          <w:rFonts w:ascii="Rockwell" w:eastAsia="Times New Roman" w:hAnsi="Rockwell" w:cs="Times New Roman"/>
+          <w:i/>
+          <w:iCs/>
+          <w:color w:val="000000"/>
+        </w:rPr>
+        <w:t>COMMAND</w:t>
+      </w:r>
+    </w:p>
+    <w:p>
+      <w:pPr>
+        <w:pStyle w:val="ListParagraph"/>
+        <w:numPr>
+          <w:ilvl w:val="0"/>
+          <w:numId w:val="12"/>
+        </w:numPr>
+        <w:spacing w:line="253" w:lineRule="atLeast"/>
+        <w:rPr>
+          <w:rFonts w:ascii="Rockwell" w:eastAsia="Times New Roman" w:hAnsi="Rockwell" w:cs="Times New Roman"/>
+          <w:color w:val="000000"/>
+        </w:rPr>
+      </w:pPr>
+      <w:r>
+        <w:rPr>
+          <w:rFonts w:ascii="Rockwell" w:eastAsia="Times New Roman" w:hAnsi="Rockwell" w:cs="Times New Roman"/>
+          <w:b/>
+          <w:bCs/>
+          <w:color w:val="000000"/>
+        </w:rPr>
+        <w:t>Example:  </w:t>
+      </w:r>
+      <w:r>
+        <w:rPr>
+          <w:rFonts w:ascii="Rockwell" w:eastAsia="Times New Roman" w:hAnsi="Rockwell" w:cs="Times New Roman"/>
+          <w:color w:val="000000"/>
+          <w:bdr w:val="none" w:sz="0" w:space="0" w:color="auto" w:frame="1"/>
+          <w:shd w:val="clear" w:color="auto" w:fill="B0D4E7"/>
+        </w:rPr>
+        <w:t xml:space="preserve">TURBO_RAW </w:t>
+      </w:r>
+      <w:r>
+        <w:rPr>
+          <w:rFonts w:ascii="Rockwell" w:eastAsia="Times New Roman" w:hAnsi="Rockwell" w:cs="Times New Roman"/>
+          <w:color w:val="000000"/>
+          <w:bdr w:val="none" w:sz="0" w:space="0" w:color="auto" w:frame="1"/>
+          <w:shd w:val="clear" w:color="auto" w:fill="B0D4E7"/>
+        </w:rPr>
+        <w:t>0010039802=?115</w:t>
+      </w:r>
+      <w:r>
+        <w:rPr>
+          <w:rFonts w:ascii="Rockwell" w:eastAsia="Times New Roman" w:hAnsi="Rockwell" w:cs="Times New Roman"/>
+          <w:color w:val="000000"/>
+        </w:rPr>
+        <w:br/>
+        <w:t>Send raw ASCII to the turbo pump.</w:t>
+      </w:r>
+      <w:r>
+        <w:rPr>
+          <w:rFonts w:ascii="Rockwell" w:eastAsia="Times New Roman" w:hAnsi="Rockwell" w:cs="Times New Roman"/>
+          <w:color w:val="000000"/>
+        </w:rPr>
+        <w:t xml:space="preserve"> See </w:t>
+      </w:r>
+    </w:p>
+    <w:p>
+      <w:pPr>
+        <w:spacing w:line="253" w:lineRule="atLeast"/>
+        <w:rPr>
+          <w:rFonts w:ascii="Rockwell" w:eastAsia="Times New Roman" w:hAnsi="Rockwell" w:cs="Times New Roman"/>
+          <w:color w:val="000000"/>
+        </w:rPr>
+      </w:pPr>
+      <w:r>
+        <w:rPr>
+          <w:rFonts w:ascii="Rockwell" w:eastAsia="Times New Roman" w:hAnsi="Rockwell" w:cs="Times New Roman"/>
+          <w:b/>
+          <w:bCs/>
+          <w:color w:val="000000"/>
+        </w:rPr>
+        <w:t>GPIO</w:t>
+      </w:r>
+      <w:r>
+        <w:rPr>
+          <w:rFonts w:ascii="Rockwell" w:eastAsia="Times New Roman" w:hAnsi="Rockwell" w:cs="Times New Roman"/>
+          <w:color w:val="000000"/>
+        </w:rPr>
+        <w:t> </w:t>
+      </w:r>
+      <w:r>
+        <w:rPr>
+          <w:rFonts w:ascii="Rockwell" w:eastAsia="Times New Roman" w:hAnsi="Rockwell" w:cs="Times New Roman"/>
+          <w:i/>
+          <w:iCs/>
+          <w:color w:val="000000"/>
+        </w:rPr>
+        <w:t>PIN</w:t>
+      </w:r>
+      <w:r>
+        <w:rPr>
+          <w:rFonts w:ascii="Rockwell" w:eastAsia="Times New Roman" w:hAnsi="Rockwell" w:cs="Times New Roman"/>
+          <w:i/>
+          <w:iCs/>
+          <w:color w:val="000000"/>
+        </w:rPr>
+        <w:t>_NUMBER</w:t>
+      </w:r>
+      <w:r>
+        <w:rPr>
+          <w:rFonts w:ascii="Rockwell" w:eastAsia="Times New Roman" w:hAnsi="Rockwell" w:cs="Times New Roman"/>
+          <w:i/>
+          <w:iCs/>
+          <w:color w:val="000000"/>
+        </w:rPr>
+        <w:t xml:space="preserve"> ON|OFF</w:t>
+      </w:r>
+    </w:p>
+    <w:p>
+      <w:pPr>
+        <w:pStyle w:val="ListParagraph"/>
+        <w:numPr>
+          <w:ilvl w:val="0"/>
+          <w:numId w:val="12"/>
+        </w:numPr>
+        <w:spacing w:line="253" w:lineRule="atLeast"/>
+        <w:rPr>
+          <w:rFonts w:ascii="Rockwell" w:eastAsia="Times New Roman" w:hAnsi="Rockwell" w:cs="Times New Roman"/>
+          <w:color w:val="000000"/>
+        </w:rPr>
+      </w:pPr>
+      <w:r>
+        <w:rPr>
+          <w:rFonts w:ascii="Rockwell" w:eastAsia="Times New Roman" w:hAnsi="Rockwell" w:cs="Times New Roman"/>
+          <w:b/>
+          <w:bCs/>
+          <w:color w:val="000000"/>
+        </w:rPr>
+        <w:t>Example:  </w:t>
+      </w:r>
+      <w:r>
+        <w:rPr>
+          <w:rFonts w:ascii="Rockwell" w:eastAsia="Times New Roman" w:hAnsi="Rockwell" w:cs="Times New Roman"/>
+          <w:color w:val="000000"/>
+          <w:bdr w:val="none" w:sz="0" w:space="0" w:color="auto" w:frame="1"/>
+          <w:shd w:val="clear" w:color="auto" w:fill="B0D4E7"/>
+        </w:rPr>
+        <w:t>GPIO 13 ON</w:t>
+      </w:r>
+      <w:r>
+        <w:rPr>
+          <w:rFonts w:ascii="Rockwell" w:eastAsia="Times New Roman" w:hAnsi="Rockwell" w:cs="Times New Roman"/>
+          <w:color w:val="000000"/>
+        </w:rPr>
+        <w:br/>
+        <w:t>Set any Arduino pin high or low – TESTING ONLY, p</w:t>
+      </w:r>
+      <w:r>
+        <w:rPr>
+          <w:rFonts w:ascii="Rockwell" w:eastAsia="Times New Roman" w:hAnsi="Rockwell" w:cs="Times New Roman"/>
+          <w:color w:val="000000"/>
+        </w:rPr>
+        <w:t>otentially dangerous.</w:t>
+      </w:r>
+      <w:r>
+        <w:t xml:space="preserve"> </w:t>
+      </w:r>
+    </w:p>
+    <w:p>
+      <w:pPr>
+        <w:pStyle w:val="Heading2"/>
+        <w:rPr>
+          <w:rFonts w:eastAsia="Times New Roman"/>
+        </w:rPr>
+      </w:pPr>
+      <w:r>
+        <w:rPr>
+          <w:rFonts w:eastAsia="Times New Roman"/>
+        </w:rPr>
+        <w:lastRenderedPageBreak/>
+        <w:t>Output Format</w:t>
+      </w:r>
+    </w:p>
+    <w:p>
+      <w:r>
+        <w:t>The modern code serial outputs follow a consistent pattern:</w:t>
+      </w:r>
+    </w:p>
+    <w:p>
+      <w:pPr>
+        <w:pStyle w:val="ListParagraph"/>
+        <w:numPr>
+          <w:ilvl w:val="0"/>
+          <w:numId w:val="13"/>
+        </w:numPr>
+      </w:pPr>
+      <w:r>
+        <w:t xml:space="preserve">Lines starting with </w:t>
+      </w:r>
+      <w:r>
+        <w:rPr>
+          <w:rStyle w:val="Code"/>
+        </w:rPr>
+        <w:t xml:space="preserve"> </w:t>
+      </w:r>
+      <w:r>
+        <w:rPr>
+          <w:rStyle w:val="Code"/>
+        </w:rPr>
+        <w:t>+</w:t>
+      </w:r>
+      <w:r>
+        <w:rPr>
+          <w:rStyle w:val="Code"/>
+        </w:rPr>
+        <w:t xml:space="preserve"> </w:t>
+      </w:r>
+      <w:r>
+        <w:t xml:space="preserve"> </w:t>
+      </w:r>
+      <w:r>
+        <w:t xml:space="preserve"> </w:t>
+      </w:r>
+      <w:r>
+        <w:rPr>
+          <w:rStyle w:val="Code"/>
+        </w:rPr>
+        <w:t xml:space="preserve"> </w:t>
+      </w:r>
+      <w:r>
+        <w:rPr>
+          <w:rStyle w:val="Code"/>
+        </w:rPr>
+        <w:t>|</w:t>
+      </w:r>
+      <w:r>
+        <w:rPr>
+          <w:rStyle w:val="Code"/>
+        </w:rPr>
+        <w:t xml:space="preserve"> </w:t>
+      </w:r>
+      <w:r>
+        <w:t xml:space="preserve"> </w:t>
+      </w:r>
+      <w:r>
+        <w:t xml:space="preserve"> </w:t>
+      </w:r>
+      <w:r>
+        <w:t xml:space="preserve"> </w:t>
+      </w:r>
+      <w:r>
+        <w:rPr>
+          <w:rStyle w:val="Code"/>
+        </w:rPr>
+        <w:t xml:space="preserve"> -</w:t>
+      </w:r>
+      <w:r>
+        <w:rPr>
+          <w:rStyle w:val="Code"/>
+        </w:rPr>
+        <w:t>&gt;</w:t>
+      </w:r>
+      <w:r>
+        <w:rPr>
+          <w:rStyle w:val="Code"/>
+        </w:rPr>
+        <w:t xml:space="preserve"> </w:t>
+      </w:r>
+      <w:r>
+        <w:t xml:space="preserve"> or </w:t>
+      </w:r>
+      <w:r>
+        <w:rPr>
+          <w:rStyle w:val="Code"/>
+        </w:rPr>
+        <w:t xml:space="preserve"> &lt;</w:t>
+      </w:r>
+      <w:r>
+        <w:rPr>
+          <w:rStyle w:val="Code"/>
+        </w:rPr>
+        <w:t>-</w:t>
+      </w:r>
+      <w:r>
+        <w:rPr>
+          <w:rStyle w:val="Code"/>
+        </w:rPr>
+        <w:t xml:space="preserve"> </w:t>
+      </w:r>
+      <w:r>
+        <w:t xml:space="preserve">  a</w:t>
+      </w:r>
+      <w:r>
+        <w:t>re responses from the ISMS</w:t>
+      </w:r>
+      <w:r>
+        <w:t xml:space="preserve"> that can be ignored by system stats parsing code.</w:t>
+      </w:r>
+    </w:p>
+    <w:p>
+      <w:pPr>
+        <w:pStyle w:val="ListParagraph"/>
+        <w:numPr>
+          <w:ilvl w:val="0"/>
+          <w:numId w:val="13"/>
+        </w:numPr>
+      </w:pPr>
+      <w:r>
+        <w:t xml:space="preserve">Lines starting with </w:t>
+      </w:r>
+      <w:r>
+        <w:rPr>
+          <w:rStyle w:val="Code"/>
+        </w:rPr>
+        <w:t xml:space="preserve"> -</w:t>
+      </w:r>
+      <w:r>
+        <w:rPr>
+          <w:rStyle w:val="Code"/>
+        </w:rPr>
+        <w:t>&gt;</w:t>
+      </w:r>
+      <w:r>
+        <w:rPr>
+          <w:rStyle w:val="Code"/>
+        </w:rPr>
+        <w:t xml:space="preserve"> </w:t>
+      </w:r>
+      <w:r>
+        <w:t xml:space="preserve"> </w:t>
+      </w:r>
+      <w:r>
+        <w:t>are messages sent to the Turbo Pump</w:t>
+      </w:r>
+    </w:p>
+    <w:p>
+      <w:pPr>
+        <w:pStyle w:val="ListParagraph"/>
+        <w:numPr>
+          <w:ilvl w:val="0"/>
+          <w:numId w:val="13"/>
+        </w:numPr>
+      </w:pPr>
+      <w:r>
+        <w:t xml:space="preserve">Lines starting with </w:t>
+      </w:r>
+      <w:r>
+        <w:rPr>
+          <w:rStyle w:val="Code"/>
+        </w:rPr>
+        <w:t xml:space="preserve"> &lt;</w:t>
+      </w:r>
+      <w:r>
+        <w:rPr>
+          <w:rStyle w:val="Code"/>
+        </w:rPr>
+        <w:t>-</w:t>
+      </w:r>
+      <w:r>
+        <w:rPr>
+          <w:rStyle w:val="Code"/>
+        </w:rPr>
+        <w:t xml:space="preserve"> </w:t>
+      </w:r>
+      <w:r>
+        <w:t xml:space="preserve"> </w:t>
+      </w:r>
+      <w:r>
+        <w:t>are responses from the Turbo Pump</w:t>
+      </w:r>
+    </w:p>
+    <w:p>
+      <w:pPr>
+        <w:pStyle w:val="ListParagraph"/>
+        <w:numPr>
+          <w:ilvl w:val="0"/>
+          <w:numId w:val="13"/>
+        </w:numPr>
+      </w:pPr>
+      <w:r>
+        <w:t xml:space="preserve">Lines starting with </w:t>
+      </w:r>
+      <w:r>
+        <w:t xml:space="preserve"> </w:t>
+      </w:r>
+      <w:r>
+        <w:rPr>
+          <w:rStyle w:val="Code"/>
+        </w:rPr>
+        <w:t xml:space="preserve"> </w:t>
+      </w:r>
+      <w:r>
+        <w:rPr>
+          <w:rStyle w:val="Code"/>
+        </w:rPr>
+        <w:t xml:space="preserve"> !</w:t>
+      </w:r>
+      <w:r>
+        <w:rPr>
+          <w:rStyle w:val="Code"/>
+        </w:rPr>
+        <w:t xml:space="preserve"> </w:t>
+      </w:r>
+      <w:r>
+        <w:rPr>
+          <w:rStyle w:val="Code"/>
+        </w:rPr>
+        <w:t xml:space="preserve"> </w:t>
+      </w:r>
+      <w:r>
+        <w:t xml:space="preserve"> </w:t>
+      </w:r>
+      <w:r>
+        <w:t xml:space="preserve"> are warnings or errors.</w:t>
+      </w:r>
+    </w:p>
+    <w:p>
+      <w:r>
+        <w:t>Other lines are the system status update that is sent periodically and follows a key-value pair format:</w:t>
+      </w:r>
+    </w:p>
+    <w:p>
+      <w:pPr>
+        <w:spacing w:after="0"/>
+        <w:jc w:val="center"/>
+      </w:pPr>
+      <w:r>
+        <w:t>Fluidpump_Rate:</w:t>
+      </w:r>
+      <w:r>
+        <w:rPr>
+          <w:rFonts w:ascii="Segoe UI Symbol" w:hAnsi="Segoe UI Symbol" w:cs="Segoe UI Symbol"/>
+        </w:rPr>
+        <w:t>⁠</w:t>
+      </w:r>
+      <w:r>
+        <w:t>-</w:t>
+      </w:r>
+      <w:r>
+        <w:t>50</w:t>
+      </w:r>
+      <w:r>
+        <w:t>%,Turbo_RPM_Setpoint:90000,Turbo_RPM:</w:t>
+      </w:r>
+      <w:r>
+        <w:t>32000(!)</w:t>
+      </w:r>
+      <w:r>
+        <w:t>,</w:t>
+      </w:r>
+    </w:p>
+    <w:p>
+      <w:pPr>
+        <w:spacing w:after="0"/>
+        <w:jc w:val="center"/>
+      </w:pPr>
+      <w:r>
+        <w:t>Turbo_Current:</w:t>
+      </w:r>
+      <w:r>
+        <w:t>4</w:t>
+      </w:r>
+      <w:r>
+        <w:t>.</w:t>
+      </w:r>
+      <w:r>
+        <w:t>4</w:t>
+      </w:r>
+      <w:r>
+        <w:t>0A</w:t>
+      </w:r>
+      <w:r>
+        <w:t>(!)</w:t>
+      </w:r>
+      <w:r>
+        <w:t>,Turbo_Rotor_Temp:21C,Turbo_Elec_Temp:28C,</w:t>
+      </w:r>
+    </w:p>
+    <w:p>
+      <w:pPr>
+        <w:spacing w:after="0"/>
+        <w:jc w:val="center"/>
+      </w:pPr>
+      <w:r>
+        <w:t>Turbo_Bottom_Temp:21C,Roughing_</w:t>
+      </w:r>
+      <w:proofErr w:type="gramStart"/>
+      <w:r>
+        <w:t>on:</w:t>
+      </w:r>
+      <w:proofErr w:type="gramEnd"/>
+      <w:r>
+        <w:t>1</w:t>
+      </w:r>
+      <w:r>
+        <w:t>,Fluidpump_</w:t>
+      </w:r>
+      <w:proofErr w:type="gramStart"/>
+      <w:r>
+        <w:t>on:</w:t>
+      </w:r>
+      <w:proofErr w:type="gramEnd"/>
+      <w:r>
+        <w:t>1</w:t>
+      </w:r>
+      <w:r>
+        <w:t>,Cryo_</w:t>
+      </w:r>
+      <w:proofErr w:type="gramStart"/>
+      <w:r>
+        <w:t>on:</w:t>
+      </w:r>
+      <w:proofErr w:type="gramEnd"/>
+      <w:r>
+        <w:t>0</w:t>
+      </w:r>
+    </w:p>
+    <w:p>
+      <w:pPr>
+        <w:spacing w:after="0"/>
+        <w:rPr>
+          <w:rStyle w:val="Code"/>
+        </w:rPr>
+      </w:pPr>
+    </w:p>
+    <w:p>
+      <w:pPr>
+        <w:pStyle w:val="ListParagraph"/>
+        <w:numPr>
+          <w:ilvl w:val="0"/>
+          <w:numId w:val="14"/>
+        </w:numPr>
+      </w:pPr>
+      <w:r>
+        <w:t xml:space="preserve">Keys and values are separated by a </w:t>
+      </w:r>
+      <w:r>
+        <w:t>colon,</w:t>
+      </w:r>
+      <w:r>
+        <w:t xml:space="preserve"> and each pair is separated by comma.</w:t>
+      </w:r>
+    </w:p>
+    <w:p>
+      <w:pPr>
+        <w:pStyle w:val="ListParagraph"/>
+        <w:numPr>
+          <w:ilvl w:val="0"/>
+          <w:numId w:val="14"/>
+        </w:numPr>
+      </w:pPr>
+      <w:r>
+        <w:t>Values are always</w:t>
+      </w:r>
+      <w:r>
+        <w:t xml:space="preserve"> </w:t>
+      </w:r>
+      <w:r>
+        <w:t>numeric but may</w:t>
+      </w:r>
+      <w:r>
+        <w:t xml:space="preserve"> start with minus and</w:t>
+      </w:r>
+      <w:r>
+        <w:t xml:space="preserve"> end in a unit and/or the characters (!) which indicate that the value is outside of the expected range </w:t>
+      </w:r>
+      <w:r>
+        <w:t>of normal operation</w:t>
+      </w:r>
+      <w:r>
+        <w:t xml:space="preserve">. Note that the (!) is expected to appear while the instrument is pumping </w:t>
+      </w:r>
+      <w:r>
+        <w:t>out</w:t>
+      </w:r>
+      <w:r>
+        <w:t xml:space="preserve"> or </w:t>
+      </w:r>
+      <w:r>
+        <w:t>while the instrument is spinning down</w:t>
+      </w:r>
+      <w:r>
+        <w:t>.</w:t>
+      </w:r>
+    </w:p>
+    <w:p>
+      <w:pPr>
+        <w:pStyle w:val="ListParagraph"/>
+        <w:numPr>
+          <w:ilvl w:val="0"/>
+          <w:numId w:val="14"/>
+        </w:numPr>
+      </w:pPr>
+      <w:r>
+        <w:t>Values fo</w:t>
+      </w:r>
+      <w:r>
+        <w:t xml:space="preserve">r </w:t>
+      </w:r>
+      <w:proofErr w:type="spellStart"/>
+      <w:r>
+        <w:rPr>
+          <w:rStyle w:val="Code"/>
+        </w:rPr>
+        <w:t>Roughing_on</w:t>
+      </w:r>
+      <w:proofErr w:type="spellEnd"/>
+      <w:r>
+        <w:t xml:space="preserve">, </w:t>
+      </w:r>
+      <w:proofErr w:type="spellStart"/>
+      <w:r>
+        <w:rPr>
+          <w:rStyle w:val="Code"/>
+        </w:rPr>
+        <w:t>Fluidpump_on</w:t>
+      </w:r>
+      <w:proofErr w:type="spellEnd"/>
+      <w:r>
+        <w:t xml:space="preserve">, and </w:t>
+      </w:r>
+      <w:proofErr w:type="spellStart"/>
+      <w:r>
+        <w:rPr>
+          <w:rStyle w:val="Code"/>
+        </w:rPr>
+        <w:t>Cryo_on</w:t>
+      </w:r>
+      <w:proofErr w:type="spellEnd"/>
+      <w:r>
+        <w:t xml:space="preserve"> indicate if that component is powered </w:t>
+      </w:r>
+      <w:r>
+        <w:t>where 0 indicates OFF and 1 indicates ON</w:t>
+      </w:r>
+    </w:p>
+    <w:p/>
+    <w:p>
+      <w:pPr>
+        <w:rPr>
+          <w:rStyle w:val="Code"/>
+        </w:rPr>
+      </w:pPr>
+    </w:p>
+    <w:p>
+      <w:pPr>
+        <w:ind w:left="360"/>
+      </w:pPr>
+    </w:p>
+    <w:p>
+      <w:pPr>
+        <w:ind w:left="360"/>
+      </w:pPr>
+    </w:p>
+    <w:p>
+      <w:pPr>
+        <w:ind w:left="360"/>
+      </w:pPr>
+    </w:p>
+    <w:p/>
+    <w:p/>
     <w:p/>
     <w:p/>
     <w:sectPr>
@@ -1134,6 +3029,241 @@
 <file path=word/numbering.xml><?xml version="1.0" encoding="utf-8"?>
 <w:numbering xmlns:wpc="http://schemas.microsoft.com/office/word/2010/wordprocessingCanvas" xmlns:cx="http://schemas.microsoft.com/office/drawing/2014/chartex" xmlns:cx1="http://schemas.microsoft.com/office/drawing/2015/9/8/chartex" xmlns:cx2="http://schemas.microsoft.com/office/drawing/2015/10/21/chartex" xmlns:cx3="http://schemas.microsoft.com/office/drawing/2016/5/9/chartex" xmlns:cx4="http://schemas.microsoft.com/office/drawing/2016/5/10/chartex" xmlns:cx5="http://schemas.microsoft.com/office/drawing/2016/5/11/chartex" xmlns:cx6="http://schemas.microsoft.com/office/drawing/2016/5/12/chartex" xmlns:cx7="http://schemas.microsoft.com/office/drawing/2016/5/13/chartex" xmlns:cx8="http://schemas.microsoft.com/office/drawing/2016/5/14/chartex" xmlns:mc="http://schemas.openxmlformats.org/markup-compatibility/2006" xmlns:m="http://schemas.openxmlformats.org/officeDocument/2006/math" xmlns:aink="http://schemas.microsoft.com/office/drawing/2016/ink" xmlns:am3d="http://schemas.microsoft.com/office/drawing/2017/model3d" xmlns:oel="http://schemas.microsoft.com/office/2019/extlst" xmlns:r="http://schemas.openxmlformats.org/officeDocument/2006/relationships" xmlns:wp14="http://schemas.microsoft.com/office/word/2010/wordprocessingDrawing" xmlns:wp="http://schemas.openxmlformats.org/drawingml/2006/wordprocessingDrawing" xmlns:wpg="http://schemas.microsoft.com/office/word/2010/wordprocessingGroup" xmlns:wpi="http://schemas.microsoft.com/office/word/2010/wordprocessingInk" xmlns:wps="http://schemas.microsoft.com/office/word/2010/wordprocessingShape" xmlns:o="urn:schemas-microsoft-com:office:office" xmlns:v="urn:schemas-microsoft-com:vml" xmlns:w10="urn:schemas-microsoft-com:office:word" xmlns:w="http://schemas.openxmlformats.org/wordprocessingml/2006/main" xmlns:w14="http://schemas.microsoft.com/office/word/2010/wordml" xmlns:w15="http://schemas.microsoft.com/office/word/2012/wordml" xmlns:w16cex="http://schemas.microsoft.com/office/word/2018/wordml/cex" xmlns:w16cid="http://schemas.microsoft.com/office/word/2016/wordml/cid" xmlns:w16="http://schemas.microsoft.com/office/word/2018/wordml" xmlns:w16sdtdh="http://schemas.microsoft.com/office/word/2020/wordml/sdtdatahash" xmlns:w16sdtfl="http://schemas.microsoft.com/office/word/2024/wordml/sdtformatlock" xmlns:w16se="http://schemas.microsoft.com/office/word/2015/wordml/symex" xmlns:w16du="http://schemas.microsoft.com/office/word/2023/wordml/word16du" xmlns:wne="http://schemas.microsoft.com/office/word/2006/wordml" mc:Ignorable="w14 w15 w16se w16cid w16 w16cex w16sdtdh w16sdtfl w16du wp14">
   <w:abstractNum w:abstractNumId="0" w15:restartNumberingAfterBreak="0">
+    <w:nsid w:val="253F27A5"/>
+    <w:multiLevelType w:val="multilevel"/>
+    <w:tmpl w:val="23FAB05A"/>
+    <w:lvl w:ilvl="0">
+      <w:start w:val="1"/>
+      <w:numFmt w:val="bullet"/>
+      <w:lvlText w:val=""/>
+      <w:lvlJc w:val="left"/>
+      <w:pPr>
+        <w:tabs>
+          <w:tab w:val="num" w:pos="720"/>
+        </w:tabs>
+        <w:ind w:left="720" w:hanging="360"/>
+      </w:pPr>
+      <w:rPr>
+        <w:rFonts w:ascii="Symbol" w:hAnsi="Symbol" w:hint="default"/>
+        <w:sz w:val="20"/>
+      </w:rPr>
+    </w:lvl>
+    <w:lvl w:ilvl="1">
+      <w:start w:val="1"/>
+      <w:numFmt w:val="bullet"/>
+      <w:lvlText w:val="o"/>
+      <w:lvlJc w:val="left"/>
+      <w:pPr>
+        <w:tabs>
+          <w:tab w:val="num" w:pos="1440"/>
+        </w:tabs>
+        <w:ind w:left="1440" w:hanging="360"/>
+      </w:pPr>
+      <w:rPr>
+        <w:rFonts w:ascii="Courier New" w:hAnsi="Courier New" w:hint="default"/>
+        <w:sz w:val="20"/>
+      </w:rPr>
+    </w:lvl>
+    <w:lvl w:ilvl="2" w:tentative="1">
+      <w:start w:val="1"/>
+      <w:numFmt w:val="bullet"/>
+      <w:lvlText w:val=""/>
+      <w:lvlJc w:val="left"/>
+      <w:pPr>
+        <w:tabs>
+          <w:tab w:val="num" w:pos="2160"/>
+        </w:tabs>
+        <w:ind w:left="2160" w:hanging="360"/>
+      </w:pPr>
+      <w:rPr>
+        <w:rFonts w:ascii="Wingdings" w:hAnsi="Wingdings" w:hint="default"/>
+        <w:sz w:val="20"/>
+      </w:rPr>
+    </w:lvl>
+    <w:lvl w:ilvl="3" w:tentative="1">
+      <w:start w:val="1"/>
+      <w:numFmt w:val="bullet"/>
+      <w:lvlText w:val=""/>
+      <w:lvlJc w:val="left"/>
+      <w:pPr>
+        <w:tabs>
+          <w:tab w:val="num" w:pos="2880"/>
+        </w:tabs>
+        <w:ind w:left="2880" w:hanging="360"/>
+      </w:pPr>
+      <w:rPr>
+        <w:rFonts w:ascii="Wingdings" w:hAnsi="Wingdings" w:hint="default"/>
+        <w:sz w:val="20"/>
+      </w:rPr>
+    </w:lvl>
+    <w:lvl w:ilvl="4" w:tentative="1">
+      <w:start w:val="1"/>
+      <w:numFmt w:val="bullet"/>
+      <w:lvlText w:val=""/>
+      <w:lvlJc w:val="left"/>
+      <w:pPr>
+        <w:tabs>
+          <w:tab w:val="num" w:pos="3600"/>
+        </w:tabs>
+        <w:ind w:left="3600" w:hanging="360"/>
+      </w:pPr>
+      <w:rPr>
+        <w:rFonts w:ascii="Wingdings" w:hAnsi="Wingdings" w:hint="default"/>
+        <w:sz w:val="20"/>
+      </w:rPr>
+    </w:lvl>
+    <w:lvl w:ilvl="5" w:tentative="1">
+      <w:start w:val="1"/>
+      <w:numFmt w:val="bullet"/>
+      <w:lvlText w:val=""/>
+      <w:lvlJc w:val="left"/>
+      <w:pPr>
+        <w:tabs>
+          <w:tab w:val="num" w:pos="4320"/>
+        </w:tabs>
+        <w:ind w:left="4320" w:hanging="360"/>
+      </w:pPr>
+      <w:rPr>
+        <w:rFonts w:ascii="Wingdings" w:hAnsi="Wingdings" w:hint="default"/>
+        <w:sz w:val="20"/>
+      </w:rPr>
+    </w:lvl>
+    <w:lvl w:ilvl="6" w:tentative="1">
+      <w:start w:val="1"/>
+      <w:numFmt w:val="bullet"/>
+      <w:lvlText w:val=""/>
+      <w:lvlJc w:val="left"/>
+      <w:pPr>
+        <w:tabs>
+          <w:tab w:val="num" w:pos="5040"/>
+        </w:tabs>
+        <w:ind w:left="5040" w:hanging="360"/>
+      </w:pPr>
+      <w:rPr>
+        <w:rFonts w:ascii="Wingdings" w:hAnsi="Wingdings" w:hint="default"/>
+        <w:sz w:val="20"/>
+      </w:rPr>
+    </w:lvl>
+    <w:lvl w:ilvl="7" w:tentative="1">
+      <w:start w:val="1"/>
+      <w:numFmt w:val="bullet"/>
+      <w:lvlText w:val=""/>
+      <w:lvlJc w:val="left"/>
+      <w:pPr>
+        <w:tabs>
+          <w:tab w:val="num" w:pos="5760"/>
+        </w:tabs>
+        <w:ind w:left="5760" w:hanging="360"/>
+      </w:pPr>
+      <w:rPr>
+        <w:rFonts w:ascii="Wingdings" w:hAnsi="Wingdings" w:hint="default"/>
+        <w:sz w:val="20"/>
+      </w:rPr>
+    </w:lvl>
+    <w:lvl w:ilvl="8" w:tentative="1">
+      <w:start w:val="1"/>
+      <w:numFmt w:val="bullet"/>
+      <w:lvlText w:val=""/>
+      <w:lvlJc w:val="left"/>
+      <w:pPr>
+        <w:tabs>
+          <w:tab w:val="num" w:pos="6480"/>
+        </w:tabs>
+        <w:ind w:left="6480" w:hanging="360"/>
+      </w:pPr>
+      <w:rPr>
+        <w:rFonts w:ascii="Wingdings" w:hAnsi="Wingdings" w:hint="default"/>
+        <w:sz w:val="20"/>
+      </w:rPr>
+    </w:lvl>
+  </w:abstractNum>
+  <w:abstractNum w:abstractNumId="1" w15:restartNumberingAfterBreak="0">
+    <w:nsid w:val="2C0157CB"/>
+    <w:multiLevelType w:val="hybridMultilevel"/>
+    <w:tmpl w:val="78FA9C6A"/>
+    <w:lvl w:ilvl="0" w:tplc="0409000F">
+      <w:start w:val="1"/>
+      <w:numFmt w:val="decimal"/>
+      <w:lvlText w:val="%1."/>
+      <w:lvlJc w:val="left"/>
+      <w:pPr>
+        <w:ind w:left="720" w:hanging="360"/>
+      </w:pPr>
+    </w:lvl>
+    <w:lvl w:ilvl="1" w:tplc="04090019" w:tentative="1">
+      <w:start w:val="1"/>
+      <w:numFmt w:val="lowerLetter"/>
+      <w:lvlText w:val="%2."/>
+      <w:lvlJc w:val="left"/>
+      <w:pPr>
+        <w:ind w:left="1440" w:hanging="360"/>
+      </w:pPr>
+    </w:lvl>
+    <w:lvl w:ilvl="2" w:tplc="0409001B" w:tentative="1">
+      <w:start w:val="1"/>
+      <w:numFmt w:val="lowerRoman"/>
+      <w:lvlText w:val="%3."/>
+      <w:lvlJc w:val="right"/>
+      <w:pPr>
+        <w:ind w:left="2160" w:hanging="180"/>
+      </w:pPr>
+    </w:lvl>
+    <w:lvl w:ilvl="3" w:tplc="0409000F" w:tentative="1">
+      <w:start w:val="1"/>
+      <w:numFmt w:val="decimal"/>
+      <w:lvlText w:val="%4."/>
+      <w:lvlJc w:val="left"/>
+      <w:pPr>
+        <w:ind w:left="2880" w:hanging="360"/>
+      </w:pPr>
+    </w:lvl>
+    <w:lvl w:ilvl="4" w:tplc="04090019" w:tentative="1">
+      <w:start w:val="1"/>
+      <w:numFmt w:val="lowerLetter"/>
+      <w:lvlText w:val="%5."/>
+      <w:lvlJc w:val="left"/>
+      <w:pPr>
+        <w:ind w:left="3600" w:hanging="360"/>
+      </w:pPr>
+    </w:lvl>
+    <w:lvl w:ilvl="5" w:tplc="0409001B" w:tentative="1">
+      <w:start w:val="1"/>
+      <w:numFmt w:val="lowerRoman"/>
+      <w:lvlText w:val="%6."/>
+      <w:lvlJc w:val="right"/>
+      <w:pPr>
+        <w:ind w:left="4320" w:hanging="180"/>
+      </w:pPr>
+    </w:lvl>
+    <w:lvl w:ilvl="6" w:tplc="0409000F" w:tentative="1">
+      <w:start w:val="1"/>
+      <w:numFmt w:val="decimal"/>
+      <w:lvlText w:val="%7."/>
+      <w:lvlJc w:val="left"/>
+      <w:pPr>
+        <w:ind w:left="5040" w:hanging="360"/>
+      </w:pPr>
+    </w:lvl>
+    <w:lvl w:ilvl="7" w:tplc="04090019" w:tentative="1">
+      <w:start w:val="1"/>
+      <w:numFmt w:val="lowerLetter"/>
+      <w:lvlText w:val="%8."/>
+      <w:lvlJc w:val="left"/>
+      <w:pPr>
+        <w:ind w:left="5760" w:hanging="360"/>
+      </w:pPr>
+    </w:lvl>
+    <w:lvl w:ilvl="8" w:tplc="0409001B" w:tentative="1">
+      <w:start w:val="1"/>
+      <w:numFmt w:val="lowerRoman"/>
+      <w:lvlText w:val="%9."/>
+      <w:lvlJc w:val="right"/>
+      <w:pPr>
+        <w:ind w:left="6480" w:hanging="180"/>
+      </w:pPr>
+    </w:lvl>
+  </w:abstractNum>
+  <w:abstractNum w:abstractNumId="2" w15:restartNumberingAfterBreak="0">
     <w:nsid w:val="3040364D"/>
     <w:multiLevelType w:val="hybridMultilevel"/>
     <w:tmpl w:val="CEDC80FA"/>
@@ -1219,7 +3349,355 @@
       </w:pPr>
     </w:lvl>
   </w:abstractNum>
-  <w:abstractNum w:abstractNumId="1" w15:restartNumberingAfterBreak="0">
+  <w:abstractNum w:abstractNumId="3" w15:restartNumberingAfterBreak="0">
+    <w:nsid w:val="3399394D"/>
+    <w:multiLevelType w:val="multilevel"/>
+    <w:tmpl w:val="0C04760A"/>
+    <w:lvl w:ilvl="0">
+      <w:start w:val="1"/>
+      <w:numFmt w:val="bullet"/>
+      <w:lvlText w:val=""/>
+      <w:lvlJc w:val="left"/>
+      <w:pPr>
+        <w:ind w:left="360" w:hanging="360"/>
+      </w:pPr>
+      <w:rPr>
+        <w:rFonts w:ascii="Symbol" w:hAnsi="Symbol" w:hint="default"/>
+        <w:sz w:val="20"/>
+      </w:rPr>
+    </w:lvl>
+    <w:lvl w:ilvl="1">
+      <w:start w:val="1"/>
+      <w:numFmt w:val="bullet"/>
+      <w:lvlText w:val=""/>
+      <w:lvlJc w:val="left"/>
+      <w:pPr>
+        <w:ind w:left="720" w:hanging="360"/>
+      </w:pPr>
+      <w:rPr>
+        <w:rFonts w:ascii="Wingdings" w:hAnsi="Wingdings" w:hint="default"/>
+        <w:sz w:val="20"/>
+      </w:rPr>
+    </w:lvl>
+    <w:lvl w:ilvl="2">
+      <w:start w:val="1"/>
+      <w:numFmt w:val="bullet"/>
+      <w:lvlText w:val=""/>
+      <w:lvlJc w:val="left"/>
+      <w:pPr>
+        <w:ind w:left="1080" w:hanging="360"/>
+      </w:pPr>
+      <w:rPr>
+        <w:rFonts w:ascii="Wingdings" w:hAnsi="Wingdings" w:hint="default"/>
+        <w:sz w:val="20"/>
+      </w:rPr>
+    </w:lvl>
+    <w:lvl w:ilvl="3">
+      <w:start w:val="1"/>
+      <w:numFmt w:val="bullet"/>
+      <w:lvlText w:val=""/>
+      <w:lvlJc w:val="left"/>
+      <w:pPr>
+        <w:ind w:left="1440" w:hanging="360"/>
+      </w:pPr>
+      <w:rPr>
+        <w:rFonts w:ascii="Symbol" w:hAnsi="Symbol" w:hint="default"/>
+        <w:sz w:val="20"/>
+      </w:rPr>
+    </w:lvl>
+    <w:lvl w:ilvl="4">
+      <w:start w:val="1"/>
+      <w:numFmt w:val="bullet"/>
+      <w:lvlText w:val=""/>
+      <w:lvlJc w:val="left"/>
+      <w:pPr>
+        <w:ind w:left="1800" w:hanging="360"/>
+      </w:pPr>
+      <w:rPr>
+        <w:rFonts w:ascii="Symbol" w:hAnsi="Symbol" w:hint="default"/>
+        <w:sz w:val="20"/>
+      </w:rPr>
+    </w:lvl>
+    <w:lvl w:ilvl="5">
+      <w:start w:val="1"/>
+      <w:numFmt w:val="bullet"/>
+      <w:lvlText w:val=""/>
+      <w:lvlJc w:val="left"/>
+      <w:pPr>
+        <w:ind w:left="2160" w:hanging="360"/>
+      </w:pPr>
+      <w:rPr>
+        <w:rFonts w:ascii="Wingdings" w:hAnsi="Wingdings" w:hint="default"/>
+        <w:sz w:val="20"/>
+      </w:rPr>
+    </w:lvl>
+    <w:lvl w:ilvl="6">
+      <w:start w:val="1"/>
+      <w:numFmt w:val="bullet"/>
+      <w:lvlText w:val=""/>
+      <w:lvlJc w:val="left"/>
+      <w:pPr>
+        <w:ind w:left="2520" w:hanging="360"/>
+      </w:pPr>
+      <w:rPr>
+        <w:rFonts w:ascii="Wingdings" w:hAnsi="Wingdings" w:hint="default"/>
+        <w:sz w:val="20"/>
+      </w:rPr>
+    </w:lvl>
+    <w:lvl w:ilvl="7">
+      <w:start w:val="1"/>
+      <w:numFmt w:val="bullet"/>
+      <w:lvlText w:val=""/>
+      <w:lvlJc w:val="left"/>
+      <w:pPr>
+        <w:ind w:left="2880" w:hanging="360"/>
+      </w:pPr>
+      <w:rPr>
+        <w:rFonts w:ascii="Symbol" w:hAnsi="Symbol" w:hint="default"/>
+        <w:sz w:val="20"/>
+      </w:rPr>
+    </w:lvl>
+    <w:lvl w:ilvl="8">
+      <w:start w:val="1"/>
+      <w:numFmt w:val="bullet"/>
+      <w:lvlText w:val=""/>
+      <w:lvlJc w:val="left"/>
+      <w:pPr>
+        <w:ind w:left="3240" w:hanging="360"/>
+      </w:pPr>
+      <w:rPr>
+        <w:rFonts w:ascii="Symbol" w:hAnsi="Symbol" w:hint="default"/>
+        <w:sz w:val="20"/>
+      </w:rPr>
+    </w:lvl>
+  </w:abstractNum>
+  <w:abstractNum w:abstractNumId="4" w15:restartNumberingAfterBreak="0">
+    <w:nsid w:val="43BA73D8"/>
+    <w:multiLevelType w:val="hybridMultilevel"/>
+    <w:tmpl w:val="11C03EE8"/>
+    <w:lvl w:ilvl="0" w:tplc="04090001">
+      <w:start w:val="1"/>
+      <w:numFmt w:val="bullet"/>
+      <w:lvlText w:val=""/>
+      <w:lvlJc w:val="left"/>
+      <w:pPr>
+        <w:ind w:left="720" w:hanging="360"/>
+      </w:pPr>
+      <w:rPr>
+        <w:rFonts w:ascii="Symbol" w:hAnsi="Symbol" w:hint="default"/>
+      </w:rPr>
+    </w:lvl>
+    <w:lvl w:ilvl="1" w:tplc="04090003" w:tentative="1">
+      <w:start w:val="1"/>
+      <w:numFmt w:val="bullet"/>
+      <w:lvlText w:val="o"/>
+      <w:lvlJc w:val="left"/>
+      <w:pPr>
+        <w:ind w:left="1440" w:hanging="360"/>
+      </w:pPr>
+      <w:rPr>
+        <w:rFonts w:ascii="Courier New" w:hAnsi="Courier New" w:cs="Courier New" w:hint="default"/>
+      </w:rPr>
+    </w:lvl>
+    <w:lvl w:ilvl="2" w:tplc="04090005" w:tentative="1">
+      <w:start w:val="1"/>
+      <w:numFmt w:val="bullet"/>
+      <w:lvlText w:val=""/>
+      <w:lvlJc w:val="left"/>
+      <w:pPr>
+        <w:ind w:left="2160" w:hanging="360"/>
+      </w:pPr>
+      <w:rPr>
+        <w:rFonts w:ascii="Wingdings" w:hAnsi="Wingdings" w:hint="default"/>
+      </w:rPr>
+    </w:lvl>
+    <w:lvl w:ilvl="3" w:tplc="04090001" w:tentative="1">
+      <w:start w:val="1"/>
+      <w:numFmt w:val="bullet"/>
+      <w:lvlText w:val=""/>
+      <w:lvlJc w:val="left"/>
+      <w:pPr>
+        <w:ind w:left="2880" w:hanging="360"/>
+      </w:pPr>
+      <w:rPr>
+        <w:rFonts w:ascii="Symbol" w:hAnsi="Symbol" w:hint="default"/>
+      </w:rPr>
+    </w:lvl>
+    <w:lvl w:ilvl="4" w:tplc="04090003" w:tentative="1">
+      <w:start w:val="1"/>
+      <w:numFmt w:val="bullet"/>
+      <w:lvlText w:val="o"/>
+      <w:lvlJc w:val="left"/>
+      <w:pPr>
+        <w:ind w:left="3600" w:hanging="360"/>
+      </w:pPr>
+      <w:rPr>
+        <w:rFonts w:ascii="Courier New" w:hAnsi="Courier New" w:cs="Courier New" w:hint="default"/>
+      </w:rPr>
+    </w:lvl>
+    <w:lvl w:ilvl="5" w:tplc="04090005" w:tentative="1">
+      <w:start w:val="1"/>
+      <w:numFmt w:val="bullet"/>
+      <w:lvlText w:val=""/>
+      <w:lvlJc w:val="left"/>
+      <w:pPr>
+        <w:ind w:left="4320" w:hanging="360"/>
+      </w:pPr>
+      <w:rPr>
+        <w:rFonts w:ascii="Wingdings" w:hAnsi="Wingdings" w:hint="default"/>
+      </w:rPr>
+    </w:lvl>
+    <w:lvl w:ilvl="6" w:tplc="04090001" w:tentative="1">
+      <w:start w:val="1"/>
+      <w:numFmt w:val="bullet"/>
+      <w:lvlText w:val=""/>
+      <w:lvlJc w:val="left"/>
+      <w:pPr>
+        <w:ind w:left="5040" w:hanging="360"/>
+      </w:pPr>
+      <w:rPr>
+        <w:rFonts w:ascii="Symbol" w:hAnsi="Symbol" w:hint="default"/>
+      </w:rPr>
+    </w:lvl>
+    <w:lvl w:ilvl="7" w:tplc="04090003" w:tentative="1">
+      <w:start w:val="1"/>
+      <w:numFmt w:val="bullet"/>
+      <w:lvlText w:val="o"/>
+      <w:lvlJc w:val="left"/>
+      <w:pPr>
+        <w:ind w:left="5760" w:hanging="360"/>
+      </w:pPr>
+      <w:rPr>
+        <w:rFonts w:ascii="Courier New" w:hAnsi="Courier New" w:cs="Courier New" w:hint="default"/>
+      </w:rPr>
+    </w:lvl>
+    <w:lvl w:ilvl="8" w:tplc="04090005" w:tentative="1">
+      <w:start w:val="1"/>
+      <w:numFmt w:val="bullet"/>
+      <w:lvlText w:val=""/>
+      <w:lvlJc w:val="left"/>
+      <w:pPr>
+        <w:ind w:left="6480" w:hanging="360"/>
+      </w:pPr>
+      <w:rPr>
+        <w:rFonts w:ascii="Wingdings" w:hAnsi="Wingdings" w:hint="default"/>
+      </w:rPr>
+    </w:lvl>
+  </w:abstractNum>
+  <w:abstractNum w:abstractNumId="5" w15:restartNumberingAfterBreak="0">
+    <w:nsid w:val="4C7A2869"/>
+    <w:multiLevelType w:val="hybridMultilevel"/>
+    <w:tmpl w:val="0A02533C"/>
+    <w:lvl w:ilvl="0" w:tplc="04090001">
+      <w:start w:val="1"/>
+      <w:numFmt w:val="bullet"/>
+      <w:lvlText w:val=""/>
+      <w:lvlJc w:val="left"/>
+      <w:pPr>
+        <w:ind w:left="720" w:hanging="360"/>
+      </w:pPr>
+      <w:rPr>
+        <w:rFonts w:ascii="Symbol" w:hAnsi="Symbol" w:hint="default"/>
+      </w:rPr>
+    </w:lvl>
+    <w:lvl w:ilvl="1" w:tplc="04090003" w:tentative="1">
+      <w:start w:val="1"/>
+      <w:numFmt w:val="bullet"/>
+      <w:lvlText w:val="o"/>
+      <w:lvlJc w:val="left"/>
+      <w:pPr>
+        <w:ind w:left="1440" w:hanging="360"/>
+      </w:pPr>
+      <w:rPr>
+        <w:rFonts w:ascii="Courier New" w:hAnsi="Courier New" w:cs="Courier New" w:hint="default"/>
+      </w:rPr>
+    </w:lvl>
+    <w:lvl w:ilvl="2" w:tplc="04090005" w:tentative="1">
+      <w:start w:val="1"/>
+      <w:numFmt w:val="bullet"/>
+      <w:lvlText w:val=""/>
+      <w:lvlJc w:val="left"/>
+      <w:pPr>
+        <w:ind w:left="2160" w:hanging="360"/>
+      </w:pPr>
+      <w:rPr>
+        <w:rFonts w:ascii="Wingdings" w:hAnsi="Wingdings" w:hint="default"/>
+      </w:rPr>
+    </w:lvl>
+    <w:lvl w:ilvl="3" w:tplc="04090001" w:tentative="1">
+      <w:start w:val="1"/>
+      <w:numFmt w:val="bullet"/>
+      <w:lvlText w:val=""/>
+      <w:lvlJc w:val="left"/>
+      <w:pPr>
+        <w:ind w:left="2880" w:hanging="360"/>
+      </w:pPr>
+      <w:rPr>
+        <w:rFonts w:ascii="Symbol" w:hAnsi="Symbol" w:hint="default"/>
+      </w:rPr>
+    </w:lvl>
+    <w:lvl w:ilvl="4" w:tplc="04090003" w:tentative="1">
+      <w:start w:val="1"/>
+      <w:numFmt w:val="bullet"/>
+      <w:lvlText w:val="o"/>
+      <w:lvlJc w:val="left"/>
+      <w:pPr>
+        <w:ind w:left="3600" w:hanging="360"/>
+      </w:pPr>
+      <w:rPr>
+        <w:rFonts w:ascii="Courier New" w:hAnsi="Courier New" w:cs="Courier New" w:hint="default"/>
+      </w:rPr>
+    </w:lvl>
+    <w:lvl w:ilvl="5" w:tplc="04090005" w:tentative="1">
+      <w:start w:val="1"/>
+      <w:numFmt w:val="bullet"/>
+      <w:lvlText w:val=""/>
+      <w:lvlJc w:val="left"/>
+      <w:pPr>
+        <w:ind w:left="4320" w:hanging="360"/>
+      </w:pPr>
+      <w:rPr>
+        <w:rFonts w:ascii="Wingdings" w:hAnsi="Wingdings" w:hint="default"/>
+      </w:rPr>
+    </w:lvl>
+    <w:lvl w:ilvl="6" w:tplc="04090001" w:tentative="1">
+      <w:start w:val="1"/>
+      <w:numFmt w:val="bullet"/>
+      <w:lvlText w:val=""/>
+      <w:lvlJc w:val="left"/>
+      <w:pPr>
+        <w:ind w:left="5040" w:hanging="360"/>
+      </w:pPr>
+      <w:rPr>
+        <w:rFonts w:ascii="Symbol" w:hAnsi="Symbol" w:hint="default"/>
+      </w:rPr>
+    </w:lvl>
+    <w:lvl w:ilvl="7" w:tplc="04090003" w:tentative="1">
+      <w:start w:val="1"/>
+      <w:numFmt w:val="bullet"/>
+      <w:lvlText w:val="o"/>
+      <w:lvlJc w:val="left"/>
+      <w:pPr>
+        <w:ind w:left="5760" w:hanging="360"/>
+      </w:pPr>
+      <w:rPr>
+        <w:rFonts w:ascii="Courier New" w:hAnsi="Courier New" w:cs="Courier New" w:hint="default"/>
+      </w:rPr>
+    </w:lvl>
+    <w:lvl w:ilvl="8" w:tplc="04090005" w:tentative="1">
+      <w:start w:val="1"/>
+      <w:numFmt w:val="bullet"/>
+      <w:lvlText w:val=""/>
+      <w:lvlJc w:val="left"/>
+      <w:pPr>
+        <w:ind w:left="6480" w:hanging="360"/>
+      </w:pPr>
+      <w:rPr>
+        <w:rFonts w:ascii="Wingdings" w:hAnsi="Wingdings" w:hint="default"/>
+      </w:rPr>
+    </w:lvl>
+  </w:abstractNum>
+  <w:abstractNum w:abstractNumId="6" w15:restartNumberingAfterBreak="0">
     <w:nsid w:val="4CAE754E"/>
     <w:multiLevelType w:val="hybridMultilevel"/>
     <w:tmpl w:val="C17C520A"/>
@@ -1310,7 +3788,129 @@
       </w:pPr>
     </w:lvl>
   </w:abstractNum>
-  <w:abstractNum w:abstractNumId="2" w15:restartNumberingAfterBreak="0">
+  <w:abstractNum w:abstractNumId="7" w15:restartNumberingAfterBreak="0">
+    <w:nsid w:val="4E8054E5"/>
+    <w:multiLevelType w:val="multilevel"/>
+    <w:tmpl w:val="A2BEEA78"/>
+    <w:lvl w:ilvl="0">
+      <w:start w:val="1"/>
+      <w:numFmt w:val="bullet"/>
+      <w:lvlText w:val=""/>
+      <w:lvlJc w:val="left"/>
+      <w:pPr>
+        <w:ind w:left="360" w:hanging="360"/>
+      </w:pPr>
+      <w:rPr>
+        <w:rFonts w:ascii="Symbol" w:hAnsi="Symbol" w:hint="default"/>
+        <w:sz w:val="20"/>
+      </w:rPr>
+    </w:lvl>
+    <w:lvl w:ilvl="1">
+      <w:start w:val="1"/>
+      <w:numFmt w:val="bullet"/>
+      <w:lvlText w:val=""/>
+      <w:lvlJc w:val="left"/>
+      <w:pPr>
+        <w:ind w:left="720" w:hanging="360"/>
+      </w:pPr>
+      <w:rPr>
+        <w:rFonts w:ascii="Wingdings" w:hAnsi="Wingdings" w:hint="default"/>
+        <w:sz w:val="20"/>
+      </w:rPr>
+    </w:lvl>
+    <w:lvl w:ilvl="2">
+      <w:start w:val="1"/>
+      <w:numFmt w:val="bullet"/>
+      <w:lvlText w:val=""/>
+      <w:lvlJc w:val="left"/>
+      <w:pPr>
+        <w:ind w:left="1080" w:hanging="360"/>
+      </w:pPr>
+      <w:rPr>
+        <w:rFonts w:ascii="Wingdings" w:hAnsi="Wingdings" w:hint="default"/>
+        <w:sz w:val="20"/>
+      </w:rPr>
+    </w:lvl>
+    <w:lvl w:ilvl="3">
+      <w:start w:val="1"/>
+      <w:numFmt w:val="bullet"/>
+      <w:lvlText w:val=""/>
+      <w:lvlJc w:val="left"/>
+      <w:pPr>
+        <w:ind w:left="1440" w:hanging="360"/>
+      </w:pPr>
+      <w:rPr>
+        <w:rFonts w:ascii="Symbol" w:hAnsi="Symbol" w:hint="default"/>
+        <w:sz w:val="20"/>
+      </w:rPr>
+    </w:lvl>
+    <w:lvl w:ilvl="4">
+      <w:start w:val="1"/>
+      <w:numFmt w:val="bullet"/>
+      <w:lvlText w:val=""/>
+      <w:lvlJc w:val="left"/>
+      <w:pPr>
+        <w:ind w:left="1800" w:hanging="360"/>
+      </w:pPr>
+      <w:rPr>
+        <w:rFonts w:ascii="Symbol" w:hAnsi="Symbol" w:hint="default"/>
+        <w:sz w:val="20"/>
+      </w:rPr>
+    </w:lvl>
+    <w:lvl w:ilvl="5">
+      <w:start w:val="1"/>
+      <w:numFmt w:val="bullet"/>
+      <w:lvlText w:val=""/>
+      <w:lvlJc w:val="left"/>
+      <w:pPr>
+        <w:ind w:left="2160" w:hanging="360"/>
+      </w:pPr>
+      <w:rPr>
+        <w:rFonts w:ascii="Wingdings" w:hAnsi="Wingdings" w:hint="default"/>
+        <w:sz w:val="20"/>
+      </w:rPr>
+    </w:lvl>
+    <w:lvl w:ilvl="6">
+      <w:start w:val="1"/>
+      <w:numFmt w:val="bullet"/>
+      <w:lvlText w:val=""/>
+      <w:lvlJc w:val="left"/>
+      <w:pPr>
+        <w:ind w:left="2520" w:hanging="360"/>
+      </w:pPr>
+      <w:rPr>
+        <w:rFonts w:ascii="Wingdings" w:hAnsi="Wingdings" w:hint="default"/>
+        <w:sz w:val="20"/>
+      </w:rPr>
+    </w:lvl>
+    <w:lvl w:ilvl="7">
+      <w:start w:val="1"/>
+      <w:numFmt w:val="bullet"/>
+      <w:lvlText w:val=""/>
+      <w:lvlJc w:val="left"/>
+      <w:pPr>
+        <w:ind w:left="2880" w:hanging="360"/>
+      </w:pPr>
+      <w:rPr>
+        <w:rFonts w:ascii="Symbol" w:hAnsi="Symbol" w:hint="default"/>
+        <w:sz w:val="20"/>
+      </w:rPr>
+    </w:lvl>
+    <w:lvl w:ilvl="8">
+      <w:start w:val="1"/>
+      <w:numFmt w:val="bullet"/>
+      <w:lvlText w:val=""/>
+      <w:lvlJc w:val="left"/>
+      <w:pPr>
+        <w:ind w:left="3240" w:hanging="360"/>
+      </w:pPr>
+      <w:rPr>
+        <w:rFonts w:ascii="Symbol" w:hAnsi="Symbol" w:hint="default"/>
+        <w:sz w:val="20"/>
+      </w:rPr>
+    </w:lvl>
+  </w:abstractNum>
+  <w:abstractNum w:abstractNumId="8" w15:restartNumberingAfterBreak="0">
     <w:nsid w:val="504F2E09"/>
     <w:multiLevelType w:val="multilevel"/>
     <w:tmpl w:val="B59CD068"/>
@@ -1423,14 +4023,603 @@
       </w:pPr>
     </w:lvl>
   </w:abstractNum>
+  <w:abstractNum w:abstractNumId="9" w15:restartNumberingAfterBreak="0">
+    <w:nsid w:val="547B2C45"/>
+    <w:multiLevelType w:val="multilevel"/>
+    <w:tmpl w:val="AE56C816"/>
+    <w:lvl w:ilvl="0">
+      <w:start w:val="1"/>
+      <w:numFmt w:val="bullet"/>
+      <w:lvlText w:val=""/>
+      <w:lvlJc w:val="left"/>
+      <w:pPr>
+        <w:ind w:left="360" w:hanging="360"/>
+      </w:pPr>
+      <w:rPr>
+        <w:rFonts w:ascii="Wingdings" w:hAnsi="Wingdings" w:hint="default"/>
+        <w:sz w:val="20"/>
+      </w:rPr>
+    </w:lvl>
+    <w:lvl w:ilvl="1">
+      <w:start w:val="1"/>
+      <w:numFmt w:val="bullet"/>
+      <w:lvlText w:val=""/>
+      <w:lvlJc w:val="left"/>
+      <w:pPr>
+        <w:ind w:left="720" w:hanging="360"/>
+      </w:pPr>
+      <w:rPr>
+        <w:rFonts w:ascii="Wingdings" w:hAnsi="Wingdings" w:hint="default"/>
+        <w:sz w:val="20"/>
+      </w:rPr>
+    </w:lvl>
+    <w:lvl w:ilvl="2">
+      <w:start w:val="1"/>
+      <w:numFmt w:val="bullet"/>
+      <w:lvlText w:val=""/>
+      <w:lvlJc w:val="left"/>
+      <w:pPr>
+        <w:ind w:left="1080" w:hanging="360"/>
+      </w:pPr>
+      <w:rPr>
+        <w:rFonts w:ascii="Wingdings" w:hAnsi="Wingdings" w:hint="default"/>
+        <w:sz w:val="20"/>
+      </w:rPr>
+    </w:lvl>
+    <w:lvl w:ilvl="3">
+      <w:start w:val="1"/>
+      <w:numFmt w:val="bullet"/>
+      <w:lvlText w:val=""/>
+      <w:lvlJc w:val="left"/>
+      <w:pPr>
+        <w:ind w:left="1440" w:hanging="360"/>
+      </w:pPr>
+      <w:rPr>
+        <w:rFonts w:ascii="Symbol" w:hAnsi="Symbol" w:hint="default"/>
+        <w:sz w:val="20"/>
+      </w:rPr>
+    </w:lvl>
+    <w:lvl w:ilvl="4">
+      <w:start w:val="1"/>
+      <w:numFmt w:val="bullet"/>
+      <w:lvlText w:val=""/>
+      <w:lvlJc w:val="left"/>
+      <w:pPr>
+        <w:ind w:left="1800" w:hanging="360"/>
+      </w:pPr>
+      <w:rPr>
+        <w:rFonts w:ascii="Symbol" w:hAnsi="Symbol" w:hint="default"/>
+        <w:sz w:val="20"/>
+      </w:rPr>
+    </w:lvl>
+    <w:lvl w:ilvl="5">
+      <w:start w:val="1"/>
+      <w:numFmt w:val="bullet"/>
+      <w:lvlText w:val=""/>
+      <w:lvlJc w:val="left"/>
+      <w:pPr>
+        <w:ind w:left="2160" w:hanging="360"/>
+      </w:pPr>
+      <w:rPr>
+        <w:rFonts w:ascii="Wingdings" w:hAnsi="Wingdings" w:hint="default"/>
+        <w:sz w:val="20"/>
+      </w:rPr>
+    </w:lvl>
+    <w:lvl w:ilvl="6">
+      <w:start w:val="1"/>
+      <w:numFmt w:val="bullet"/>
+      <w:lvlText w:val=""/>
+      <w:lvlJc w:val="left"/>
+      <w:pPr>
+        <w:ind w:left="2520" w:hanging="360"/>
+      </w:pPr>
+      <w:rPr>
+        <w:rFonts w:ascii="Wingdings" w:hAnsi="Wingdings" w:hint="default"/>
+        <w:sz w:val="20"/>
+      </w:rPr>
+    </w:lvl>
+    <w:lvl w:ilvl="7">
+      <w:start w:val="1"/>
+      <w:numFmt w:val="bullet"/>
+      <w:lvlText w:val=""/>
+      <w:lvlJc w:val="left"/>
+      <w:pPr>
+        <w:ind w:left="2880" w:hanging="360"/>
+      </w:pPr>
+      <w:rPr>
+        <w:rFonts w:ascii="Symbol" w:hAnsi="Symbol" w:hint="default"/>
+        <w:sz w:val="20"/>
+      </w:rPr>
+    </w:lvl>
+    <w:lvl w:ilvl="8">
+      <w:start w:val="1"/>
+      <w:numFmt w:val="bullet"/>
+      <w:lvlText w:val=""/>
+      <w:lvlJc w:val="left"/>
+      <w:pPr>
+        <w:ind w:left="3240" w:hanging="360"/>
+      </w:pPr>
+      <w:rPr>
+        <w:rFonts w:ascii="Symbol" w:hAnsi="Symbol" w:hint="default"/>
+        <w:sz w:val="20"/>
+      </w:rPr>
+    </w:lvl>
+  </w:abstractNum>
+  <w:abstractNum w:abstractNumId="10" w15:restartNumberingAfterBreak="0">
+    <w:nsid w:val="64E166C7"/>
+    <w:multiLevelType w:val="hybridMultilevel"/>
+    <w:tmpl w:val="472241A4"/>
+    <w:lvl w:ilvl="0" w:tplc="04090005">
+      <w:start w:val="1"/>
+      <w:numFmt w:val="bullet"/>
+      <w:lvlText w:val=""/>
+      <w:lvlJc w:val="left"/>
+      <w:pPr>
+        <w:ind w:left="720" w:hanging="360"/>
+      </w:pPr>
+      <w:rPr>
+        <w:rFonts w:ascii="Wingdings" w:hAnsi="Wingdings" w:hint="default"/>
+      </w:rPr>
+    </w:lvl>
+    <w:lvl w:ilvl="1" w:tplc="04090003" w:tentative="1">
+      <w:start w:val="1"/>
+      <w:numFmt w:val="bullet"/>
+      <w:lvlText w:val="o"/>
+      <w:lvlJc w:val="left"/>
+      <w:pPr>
+        <w:ind w:left="1440" w:hanging="360"/>
+      </w:pPr>
+      <w:rPr>
+        <w:rFonts w:ascii="Courier New" w:hAnsi="Courier New" w:cs="Courier New" w:hint="default"/>
+      </w:rPr>
+    </w:lvl>
+    <w:lvl w:ilvl="2" w:tplc="04090005" w:tentative="1">
+      <w:start w:val="1"/>
+      <w:numFmt w:val="bullet"/>
+      <w:lvlText w:val=""/>
+      <w:lvlJc w:val="left"/>
+      <w:pPr>
+        <w:ind w:left="2160" w:hanging="360"/>
+      </w:pPr>
+      <w:rPr>
+        <w:rFonts w:ascii="Wingdings" w:hAnsi="Wingdings" w:hint="default"/>
+      </w:rPr>
+    </w:lvl>
+    <w:lvl w:ilvl="3" w:tplc="04090001" w:tentative="1">
+      <w:start w:val="1"/>
+      <w:numFmt w:val="bullet"/>
+      <w:lvlText w:val=""/>
+      <w:lvlJc w:val="left"/>
+      <w:pPr>
+        <w:ind w:left="2880" w:hanging="360"/>
+      </w:pPr>
+      <w:rPr>
+        <w:rFonts w:ascii="Symbol" w:hAnsi="Symbol" w:hint="default"/>
+      </w:rPr>
+    </w:lvl>
+    <w:lvl w:ilvl="4" w:tplc="04090003" w:tentative="1">
+      <w:start w:val="1"/>
+      <w:numFmt w:val="bullet"/>
+      <w:lvlText w:val="o"/>
+      <w:lvlJc w:val="left"/>
+      <w:pPr>
+        <w:ind w:left="3600" w:hanging="360"/>
+      </w:pPr>
+      <w:rPr>
+        <w:rFonts w:ascii="Courier New" w:hAnsi="Courier New" w:cs="Courier New" w:hint="default"/>
+      </w:rPr>
+    </w:lvl>
+    <w:lvl w:ilvl="5" w:tplc="04090005" w:tentative="1">
+      <w:start w:val="1"/>
+      <w:numFmt w:val="bullet"/>
+      <w:lvlText w:val=""/>
+      <w:lvlJc w:val="left"/>
+      <w:pPr>
+        <w:ind w:left="4320" w:hanging="360"/>
+      </w:pPr>
+      <w:rPr>
+        <w:rFonts w:ascii="Wingdings" w:hAnsi="Wingdings" w:hint="default"/>
+      </w:rPr>
+    </w:lvl>
+    <w:lvl w:ilvl="6" w:tplc="04090001" w:tentative="1">
+      <w:start w:val="1"/>
+      <w:numFmt w:val="bullet"/>
+      <w:lvlText w:val=""/>
+      <w:lvlJc w:val="left"/>
+      <w:pPr>
+        <w:ind w:left="5040" w:hanging="360"/>
+      </w:pPr>
+      <w:rPr>
+        <w:rFonts w:ascii="Symbol" w:hAnsi="Symbol" w:hint="default"/>
+      </w:rPr>
+    </w:lvl>
+    <w:lvl w:ilvl="7" w:tplc="04090003" w:tentative="1">
+      <w:start w:val="1"/>
+      <w:numFmt w:val="bullet"/>
+      <w:lvlText w:val="o"/>
+      <w:lvlJc w:val="left"/>
+      <w:pPr>
+        <w:ind w:left="5760" w:hanging="360"/>
+      </w:pPr>
+      <w:rPr>
+        <w:rFonts w:ascii="Courier New" w:hAnsi="Courier New" w:cs="Courier New" w:hint="default"/>
+      </w:rPr>
+    </w:lvl>
+    <w:lvl w:ilvl="8" w:tplc="04090005" w:tentative="1">
+      <w:start w:val="1"/>
+      <w:numFmt w:val="bullet"/>
+      <w:lvlText w:val=""/>
+      <w:lvlJc w:val="left"/>
+      <w:pPr>
+        <w:ind w:left="6480" w:hanging="360"/>
+      </w:pPr>
+      <w:rPr>
+        <w:rFonts w:ascii="Wingdings" w:hAnsi="Wingdings" w:hint="default"/>
+      </w:rPr>
+    </w:lvl>
+  </w:abstractNum>
+  <w:abstractNum w:abstractNumId="11" w15:restartNumberingAfterBreak="0">
+    <w:nsid w:val="65471073"/>
+    <w:multiLevelType w:val="multilevel"/>
+    <w:tmpl w:val="A2BEEA78"/>
+    <w:lvl w:ilvl="0">
+      <w:start w:val="1"/>
+      <w:numFmt w:val="bullet"/>
+      <w:lvlText w:val=""/>
+      <w:lvlJc w:val="left"/>
+      <w:pPr>
+        <w:ind w:left="360" w:hanging="360"/>
+      </w:pPr>
+      <w:rPr>
+        <w:rFonts w:ascii="Symbol" w:hAnsi="Symbol" w:hint="default"/>
+        <w:sz w:val="20"/>
+      </w:rPr>
+    </w:lvl>
+    <w:lvl w:ilvl="1">
+      <w:start w:val="1"/>
+      <w:numFmt w:val="bullet"/>
+      <w:lvlText w:val=""/>
+      <w:lvlJc w:val="left"/>
+      <w:pPr>
+        <w:ind w:left="720" w:hanging="360"/>
+      </w:pPr>
+      <w:rPr>
+        <w:rFonts w:ascii="Wingdings" w:hAnsi="Wingdings" w:hint="default"/>
+        <w:sz w:val="20"/>
+      </w:rPr>
+    </w:lvl>
+    <w:lvl w:ilvl="2">
+      <w:start w:val="1"/>
+      <w:numFmt w:val="bullet"/>
+      <w:lvlText w:val=""/>
+      <w:lvlJc w:val="left"/>
+      <w:pPr>
+        <w:ind w:left="1080" w:hanging="360"/>
+      </w:pPr>
+      <w:rPr>
+        <w:rFonts w:ascii="Wingdings" w:hAnsi="Wingdings" w:hint="default"/>
+        <w:sz w:val="20"/>
+      </w:rPr>
+    </w:lvl>
+    <w:lvl w:ilvl="3">
+      <w:start w:val="1"/>
+      <w:numFmt w:val="bullet"/>
+      <w:lvlText w:val=""/>
+      <w:lvlJc w:val="left"/>
+      <w:pPr>
+        <w:ind w:left="1440" w:hanging="360"/>
+      </w:pPr>
+      <w:rPr>
+        <w:rFonts w:ascii="Symbol" w:hAnsi="Symbol" w:hint="default"/>
+        <w:sz w:val="20"/>
+      </w:rPr>
+    </w:lvl>
+    <w:lvl w:ilvl="4">
+      <w:start w:val="1"/>
+      <w:numFmt w:val="bullet"/>
+      <w:lvlText w:val=""/>
+      <w:lvlJc w:val="left"/>
+      <w:pPr>
+        <w:ind w:left="1800" w:hanging="360"/>
+      </w:pPr>
+      <w:rPr>
+        <w:rFonts w:ascii="Symbol" w:hAnsi="Symbol" w:hint="default"/>
+        <w:sz w:val="20"/>
+      </w:rPr>
+    </w:lvl>
+    <w:lvl w:ilvl="5">
+      <w:start w:val="1"/>
+      <w:numFmt w:val="bullet"/>
+      <w:lvlText w:val=""/>
+      <w:lvlJc w:val="left"/>
+      <w:pPr>
+        <w:ind w:left="2160" w:hanging="360"/>
+      </w:pPr>
+      <w:rPr>
+        <w:rFonts w:ascii="Wingdings" w:hAnsi="Wingdings" w:hint="default"/>
+        <w:sz w:val="20"/>
+      </w:rPr>
+    </w:lvl>
+    <w:lvl w:ilvl="6">
+      <w:start w:val="1"/>
+      <w:numFmt w:val="bullet"/>
+      <w:lvlText w:val=""/>
+      <w:lvlJc w:val="left"/>
+      <w:pPr>
+        <w:ind w:left="2520" w:hanging="360"/>
+      </w:pPr>
+      <w:rPr>
+        <w:rFonts w:ascii="Wingdings" w:hAnsi="Wingdings" w:hint="default"/>
+        <w:sz w:val="20"/>
+      </w:rPr>
+    </w:lvl>
+    <w:lvl w:ilvl="7">
+      <w:start w:val="1"/>
+      <w:numFmt w:val="bullet"/>
+      <w:lvlText w:val=""/>
+      <w:lvlJc w:val="left"/>
+      <w:pPr>
+        <w:ind w:left="2880" w:hanging="360"/>
+      </w:pPr>
+      <w:rPr>
+        <w:rFonts w:ascii="Symbol" w:hAnsi="Symbol" w:hint="default"/>
+        <w:sz w:val="20"/>
+      </w:rPr>
+    </w:lvl>
+    <w:lvl w:ilvl="8">
+      <w:start w:val="1"/>
+      <w:numFmt w:val="bullet"/>
+      <w:lvlText w:val=""/>
+      <w:lvlJc w:val="left"/>
+      <w:pPr>
+        <w:ind w:left="3240" w:hanging="360"/>
+      </w:pPr>
+      <w:rPr>
+        <w:rFonts w:ascii="Symbol" w:hAnsi="Symbol" w:hint="default"/>
+        <w:sz w:val="20"/>
+      </w:rPr>
+    </w:lvl>
+  </w:abstractNum>
+  <w:abstractNum w:abstractNumId="12" w15:restartNumberingAfterBreak="0">
+    <w:nsid w:val="78721228"/>
+    <w:multiLevelType w:val="hybridMultilevel"/>
+    <w:tmpl w:val="898433BC"/>
+    <w:lvl w:ilvl="0" w:tplc="04090005">
+      <w:start w:val="1"/>
+      <w:numFmt w:val="bullet"/>
+      <w:lvlText w:val=""/>
+      <w:lvlJc w:val="left"/>
+      <w:pPr>
+        <w:ind w:left="720" w:hanging="360"/>
+      </w:pPr>
+      <w:rPr>
+        <w:rFonts w:ascii="Wingdings" w:hAnsi="Wingdings" w:hint="default"/>
+      </w:rPr>
+    </w:lvl>
+    <w:lvl w:ilvl="1" w:tplc="04090003" w:tentative="1">
+      <w:start w:val="1"/>
+      <w:numFmt w:val="bullet"/>
+      <w:lvlText w:val="o"/>
+      <w:lvlJc w:val="left"/>
+      <w:pPr>
+        <w:ind w:left="1440" w:hanging="360"/>
+      </w:pPr>
+      <w:rPr>
+        <w:rFonts w:ascii="Courier New" w:hAnsi="Courier New" w:cs="Courier New" w:hint="default"/>
+      </w:rPr>
+    </w:lvl>
+    <w:lvl w:ilvl="2" w:tplc="04090005" w:tentative="1">
+      <w:start w:val="1"/>
+      <w:numFmt w:val="bullet"/>
+      <w:lvlText w:val=""/>
+      <w:lvlJc w:val="left"/>
+      <w:pPr>
+        <w:ind w:left="2160" w:hanging="360"/>
+      </w:pPr>
+      <w:rPr>
+        <w:rFonts w:ascii="Wingdings" w:hAnsi="Wingdings" w:hint="default"/>
+      </w:rPr>
+    </w:lvl>
+    <w:lvl w:ilvl="3" w:tplc="04090001" w:tentative="1">
+      <w:start w:val="1"/>
+      <w:numFmt w:val="bullet"/>
+      <w:lvlText w:val=""/>
+      <w:lvlJc w:val="left"/>
+      <w:pPr>
+        <w:ind w:left="2880" w:hanging="360"/>
+      </w:pPr>
+      <w:rPr>
+        <w:rFonts w:ascii="Symbol" w:hAnsi="Symbol" w:hint="default"/>
+      </w:rPr>
+    </w:lvl>
+    <w:lvl w:ilvl="4" w:tplc="04090003" w:tentative="1">
+      <w:start w:val="1"/>
+      <w:numFmt w:val="bullet"/>
+      <w:lvlText w:val="o"/>
+      <w:lvlJc w:val="left"/>
+      <w:pPr>
+        <w:ind w:left="3600" w:hanging="360"/>
+      </w:pPr>
+      <w:rPr>
+        <w:rFonts w:ascii="Courier New" w:hAnsi="Courier New" w:cs="Courier New" w:hint="default"/>
+      </w:rPr>
+    </w:lvl>
+    <w:lvl w:ilvl="5" w:tplc="04090005" w:tentative="1">
+      <w:start w:val="1"/>
+      <w:numFmt w:val="bullet"/>
+      <w:lvlText w:val=""/>
+      <w:lvlJc w:val="left"/>
+      <w:pPr>
+        <w:ind w:left="4320" w:hanging="360"/>
+      </w:pPr>
+      <w:rPr>
+        <w:rFonts w:ascii="Wingdings" w:hAnsi="Wingdings" w:hint="default"/>
+      </w:rPr>
+    </w:lvl>
+    <w:lvl w:ilvl="6" w:tplc="04090001" w:tentative="1">
+      <w:start w:val="1"/>
+      <w:numFmt w:val="bullet"/>
+      <w:lvlText w:val=""/>
+      <w:lvlJc w:val="left"/>
+      <w:pPr>
+        <w:ind w:left="5040" w:hanging="360"/>
+      </w:pPr>
+      <w:rPr>
+        <w:rFonts w:ascii="Symbol" w:hAnsi="Symbol" w:hint="default"/>
+      </w:rPr>
+    </w:lvl>
+    <w:lvl w:ilvl="7" w:tplc="04090003" w:tentative="1">
+      <w:start w:val="1"/>
+      <w:numFmt w:val="bullet"/>
+      <w:lvlText w:val="o"/>
+      <w:lvlJc w:val="left"/>
+      <w:pPr>
+        <w:ind w:left="5760" w:hanging="360"/>
+      </w:pPr>
+      <w:rPr>
+        <w:rFonts w:ascii="Courier New" w:hAnsi="Courier New" w:cs="Courier New" w:hint="default"/>
+      </w:rPr>
+    </w:lvl>
+    <w:lvl w:ilvl="8" w:tplc="04090005" w:tentative="1">
+      <w:start w:val="1"/>
+      <w:numFmt w:val="bullet"/>
+      <w:lvlText w:val=""/>
+      <w:lvlJc w:val="left"/>
+      <w:pPr>
+        <w:ind w:left="6480" w:hanging="360"/>
+      </w:pPr>
+      <w:rPr>
+        <w:rFonts w:ascii="Wingdings" w:hAnsi="Wingdings" w:hint="default"/>
+      </w:rPr>
+    </w:lvl>
+  </w:abstractNum>
+  <w:abstractNum w:abstractNumId="13" w15:restartNumberingAfterBreak="0">
+    <w:nsid w:val="79AB6874"/>
+    <w:multiLevelType w:val="hybridMultilevel"/>
+    <w:tmpl w:val="CA920198"/>
+    <w:lvl w:ilvl="0" w:tplc="0409000F">
+      <w:start w:val="1"/>
+      <w:numFmt w:val="decimal"/>
+      <w:lvlText w:val="%1."/>
+      <w:lvlJc w:val="left"/>
+      <w:pPr>
+        <w:ind w:left="720" w:hanging="360"/>
+      </w:pPr>
+    </w:lvl>
+    <w:lvl w:ilvl="1" w:tplc="04090019" w:tentative="1">
+      <w:start w:val="1"/>
+      <w:numFmt w:val="lowerLetter"/>
+      <w:lvlText w:val="%2."/>
+      <w:lvlJc w:val="left"/>
+      <w:pPr>
+        <w:ind w:left="1440" w:hanging="360"/>
+      </w:pPr>
+    </w:lvl>
+    <w:lvl w:ilvl="2" w:tplc="0409001B" w:tentative="1">
+      <w:start w:val="1"/>
+      <w:numFmt w:val="lowerRoman"/>
+      <w:lvlText w:val="%3."/>
+      <w:lvlJc w:val="right"/>
+      <w:pPr>
+        <w:ind w:left="2160" w:hanging="180"/>
+      </w:pPr>
+    </w:lvl>
+    <w:lvl w:ilvl="3" w:tplc="0409000F" w:tentative="1">
+      <w:start w:val="1"/>
+      <w:numFmt w:val="decimal"/>
+      <w:lvlText w:val="%4."/>
+      <w:lvlJc w:val="left"/>
+      <w:pPr>
+        <w:ind w:left="2880" w:hanging="360"/>
+      </w:pPr>
+    </w:lvl>
+    <w:lvl w:ilvl="4" w:tplc="04090019" w:tentative="1">
+      <w:start w:val="1"/>
+      <w:numFmt w:val="lowerLetter"/>
+      <w:lvlText w:val="%5."/>
+      <w:lvlJc w:val="left"/>
+      <w:pPr>
+        <w:ind w:left="3600" w:hanging="360"/>
+      </w:pPr>
+    </w:lvl>
+    <w:lvl w:ilvl="5" w:tplc="0409001B" w:tentative="1">
+      <w:start w:val="1"/>
+      <w:numFmt w:val="lowerRoman"/>
+      <w:lvlText w:val="%6."/>
+      <w:lvlJc w:val="right"/>
+      <w:pPr>
+        <w:ind w:left="4320" w:hanging="180"/>
+      </w:pPr>
+    </w:lvl>
+    <w:lvl w:ilvl="6" w:tplc="0409000F" w:tentative="1">
+      <w:start w:val="1"/>
+      <w:numFmt w:val="decimal"/>
+      <w:lvlText w:val="%7."/>
+      <w:lvlJc w:val="left"/>
+      <w:pPr>
+        <w:ind w:left="5040" w:hanging="360"/>
+      </w:pPr>
+    </w:lvl>
+    <w:lvl w:ilvl="7" w:tplc="04090019" w:tentative="1">
+      <w:start w:val="1"/>
+      <w:numFmt w:val="lowerLetter"/>
+      <w:lvlText w:val="%8."/>
+      <w:lvlJc w:val="left"/>
+      <w:pPr>
+        <w:ind w:left="5760" w:hanging="360"/>
+      </w:pPr>
+    </w:lvl>
+    <w:lvl w:ilvl="8" w:tplc="0409001B" w:tentative="1">
+      <w:start w:val="1"/>
+      <w:numFmt w:val="lowerRoman"/>
+      <w:lvlText w:val="%9."/>
+      <w:lvlJc w:val="right"/>
+      <w:pPr>
+        <w:ind w:left="6480" w:hanging="180"/>
+      </w:pPr>
+    </w:lvl>
+  </w:abstractNum>
   <w:num w:numId="1" w16cid:durableId="587618128">
+    <w:abstractNumId w:val="2"/>
+  </w:num>
+  <w:num w:numId="2" w16cid:durableId="1556040056">
+    <w:abstractNumId w:val="8"/>
+  </w:num>
+  <w:num w:numId="3" w16cid:durableId="2025937203">
+    <w:abstractNumId w:val="6"/>
+  </w:num>
+  <w:num w:numId="4" w16cid:durableId="622926721">
+    <w:abstractNumId w:val="5"/>
+  </w:num>
+  <w:num w:numId="5" w16cid:durableId="1804419016">
+    <w:abstractNumId w:val="1"/>
+  </w:num>
+  <w:num w:numId="6" w16cid:durableId="839931302">
+    <w:abstractNumId w:val="13"/>
+  </w:num>
+  <w:num w:numId="7" w16cid:durableId="145510772">
+    <w:abstractNumId w:val="3"/>
+  </w:num>
+  <w:num w:numId="8" w16cid:durableId="92164588">
     <w:abstractNumId w:val="0"/>
   </w:num>
-  <w:num w:numId="2" w16cid:durableId="1556040056">
-    <w:abstractNumId w:val="2"/>
+  <w:num w:numId="9" w16cid:durableId="2044286496">
+    <w:abstractNumId w:val="4"/>
   </w:num>
-  <w:num w:numId="3" w16cid:durableId="2025937203">
-    <w:abstractNumId w:val="1"/>
+  <w:num w:numId="10" w16cid:durableId="874850578">
+    <w:abstractNumId w:val="7"/>
+  </w:num>
+  <w:num w:numId="11" w16cid:durableId="190387193">
+    <w:abstractNumId w:val="11"/>
+  </w:num>
+  <w:num w:numId="12" w16cid:durableId="441536482">
+    <w:abstractNumId w:val="9"/>
+  </w:num>
+  <w:num w:numId="13" w16cid:durableId="994184361">
+    <w:abstractNumId w:val="10"/>
+  </w:num>
+  <w:num w:numId="14" w16cid:durableId="200441296">
+    <w:abstractNumId w:val="12"/>
   </w:num>
 </w:numbering>
 </file>
@@ -1440,7 +4629,7 @@
   <w:docDefaults>
     <w:rPrDefault>
       <w:rPr>
-        <w:rFonts w:asciiTheme="minorHAnsi" w:eastAsiaTheme="minorHAnsi" w:hAnsiTheme="minorHAnsi" w:cstheme="minorBidi"/>
+        <w:rFonts w:asciiTheme="minorHAnsi" w:eastAsiaTheme="minorEastAsia" w:hAnsiTheme="minorHAnsi" w:cstheme="minorBidi"/>
         <w:sz w:val="22"/>
         <w:szCs w:val="22"/>
         <w:lang w:val="en-US" w:eastAsia="en-US" w:bidi="ar-SA"/>
@@ -1448,7 +4637,7 @@
     </w:rPrDefault>
     <w:pPrDefault>
       <w:pPr>
-        <w:spacing w:after="160" w:line="259" w:lineRule="auto"/>
+        <w:spacing w:after="200" w:line="276" w:lineRule="auto"/>
       </w:pPr>
     </w:pPrDefault>
   </w:docDefaults>
@@ -1833,6 +5022,7 @@
   <w:style w:type="paragraph" w:default="1" w:styleId="Normal">
     <w:name w:val="Normal"/>
     <w:qFormat/>
+    <w:rsid w:val="005A0F2A"/>
   </w:style>
   <w:style w:type="paragraph" w:styleId="Heading1">
     <w:name w:val="heading 1"/>
@@ -1841,37 +5031,44 @@
     <w:link w:val="Heading1Char"/>
     <w:uiPriority w:val="9"/>
     <w:qFormat/>
-    <w:rsid w:val="00550BED"/>
+    <w:rsid w:val="005A0F2A"/>
     <w:pPr>
       <w:keepNext/>
       <w:keepLines/>
-      <w:spacing w:after="0"/>
+      <w:spacing w:before="480" w:after="0"/>
       <w:outlineLvl w:val="0"/>
     </w:pPr>
     <w:rPr>
-      <w:rFonts w:ascii="Arial" w:eastAsiaTheme="majorEastAsia" w:hAnsi="Arial" w:cs="Arial"/>
+      <w:rFonts w:asciiTheme="majorHAnsi" w:eastAsiaTheme="majorEastAsia" w:hAnsiTheme="majorHAnsi" w:cstheme="majorBidi"/>
       <w:b/>
       <w:bCs/>
-      <w:color w:val="980000"/>
-      <w:sz w:val="36"/>
-      <w:szCs w:val="36"/>
+      <w:color w:val="B91301" w:themeColor="accent1" w:themeShade="BF"/>
+      <w:sz w:val="28"/>
+      <w:szCs w:val="28"/>
     </w:rPr>
   </w:style>
   <w:style w:type="paragraph" w:styleId="Heading2">
     <w:name w:val="heading 2"/>
-    <w:basedOn w:val="Heading1"/>
+    <w:basedOn w:val="Normal"/>
     <w:next w:val="Normal"/>
     <w:link w:val="Heading2Char"/>
     <w:uiPriority w:val="9"/>
     <w:unhideWhenUsed/>
     <w:qFormat/>
-    <w:rsid w:val="00550BED"/>
+    <w:rsid w:val="005A0F2A"/>
     <w:pPr>
+      <w:keepNext/>
+      <w:keepLines/>
+      <w:spacing w:before="200" w:after="0"/>
       <w:outlineLvl w:val="1"/>
     </w:pPr>
     <w:rPr>
-      <w:b w:val="0"/>
-      <w:bCs w:val="0"/>
+      <w:rFonts w:asciiTheme="majorHAnsi" w:eastAsiaTheme="majorEastAsia" w:hAnsiTheme="majorHAnsi" w:cstheme="majorBidi"/>
+      <w:b/>
+      <w:bCs/>
+      <w:color w:val="F81B02" w:themeColor="accent1"/>
+      <w:sz w:val="26"/>
+      <w:szCs w:val="26"/>
     </w:rPr>
   </w:style>
   <w:style w:type="paragraph" w:styleId="Heading3">
@@ -1880,21 +5077,20 @@
     <w:next w:val="Normal"/>
     <w:link w:val="Heading3Char"/>
     <w:uiPriority w:val="9"/>
-    <w:semiHidden/>
     <w:unhideWhenUsed/>
     <w:qFormat/>
-    <w:rsid w:val="00DD4D5C"/>
+    <w:rsid w:val="005A0F2A"/>
     <w:pPr>
       <w:keepNext/>
       <w:keepLines/>
-      <w:spacing w:before="40" w:after="0"/>
+      <w:spacing w:before="200" w:after="0"/>
       <w:outlineLvl w:val="2"/>
     </w:pPr>
     <w:rPr>
       <w:rFonts w:asciiTheme="majorHAnsi" w:eastAsiaTheme="majorEastAsia" w:hAnsiTheme="majorHAnsi" w:cstheme="majorBidi"/>
-      <w:color w:val="1F3763" w:themeColor="accent1" w:themeShade="7F"/>
-      <w:sz w:val="24"/>
-      <w:szCs w:val="24"/>
+      <w:b/>
+      <w:bCs/>
+      <w:color w:val="F81B02" w:themeColor="accent1"/>
     </w:rPr>
   </w:style>
   <w:style w:type="paragraph" w:styleId="Heading4">
@@ -1905,23 +5101,141 @@
     <w:uiPriority w:val="9"/>
     <w:unhideWhenUsed/>
     <w:qFormat/>
-    <w:rsid w:val="00085B9B"/>
+    <w:rsid w:val="005A0F2A"/>
     <w:pPr>
       <w:keepNext/>
       <w:keepLines/>
-      <w:spacing w:before="40" w:after="0"/>
+      <w:spacing w:before="200" w:after="0"/>
       <w:outlineLvl w:val="3"/>
+    </w:pPr>
+    <w:rPr>
+      <w:rFonts w:asciiTheme="majorHAnsi" w:eastAsiaTheme="majorEastAsia" w:hAnsiTheme="majorHAnsi" w:cstheme="majorBidi"/>
+      <w:b/>
+      <w:bCs/>
+      <w:i/>
+      <w:iCs/>
+      <w:color w:val="F81B02" w:themeColor="accent1"/>
+    </w:rPr>
+  </w:style>
+  <w:style w:type="paragraph" w:styleId="Heading5">
+    <w:name w:val="heading 5"/>
+    <w:basedOn w:val="Normal"/>
+    <w:next w:val="Normal"/>
+    <w:link w:val="Heading5Char"/>
+    <w:uiPriority w:val="9"/>
+    <w:semiHidden/>
+    <w:unhideWhenUsed/>
+    <w:qFormat/>
+    <w:rsid w:val="005A0F2A"/>
+    <w:pPr>
+      <w:keepNext/>
+      <w:keepLines/>
+      <w:spacing w:before="200" w:after="0"/>
+      <w:outlineLvl w:val="4"/>
+    </w:pPr>
+    <w:rPr>
+      <w:rFonts w:asciiTheme="majorHAnsi" w:eastAsiaTheme="majorEastAsia" w:hAnsiTheme="majorHAnsi" w:cstheme="majorBidi"/>
+      <w:color w:val="7B0D01" w:themeColor="accent1" w:themeShade="7F"/>
+    </w:rPr>
+  </w:style>
+  <w:style w:type="paragraph" w:styleId="Heading6">
+    <w:name w:val="heading 6"/>
+    <w:basedOn w:val="Normal"/>
+    <w:next w:val="Normal"/>
+    <w:link w:val="Heading6Char"/>
+    <w:uiPriority w:val="9"/>
+    <w:semiHidden/>
+    <w:unhideWhenUsed/>
+    <w:qFormat/>
+    <w:rsid w:val="005A0F2A"/>
+    <w:pPr>
+      <w:keepNext/>
+      <w:keepLines/>
+      <w:spacing w:before="200" w:after="0"/>
+      <w:outlineLvl w:val="5"/>
     </w:pPr>
     <w:rPr>
       <w:rFonts w:asciiTheme="majorHAnsi" w:eastAsiaTheme="majorEastAsia" w:hAnsiTheme="majorHAnsi" w:cstheme="majorBidi"/>
       <w:i/>
       <w:iCs/>
-      <w:color w:val="2F5496" w:themeColor="accent1" w:themeShade="BF"/>
+      <w:color w:val="7B0D01" w:themeColor="accent1" w:themeShade="7F"/>
+    </w:rPr>
+  </w:style>
+  <w:style w:type="paragraph" w:styleId="Heading7">
+    <w:name w:val="heading 7"/>
+    <w:basedOn w:val="Normal"/>
+    <w:next w:val="Normal"/>
+    <w:link w:val="Heading7Char"/>
+    <w:uiPriority w:val="9"/>
+    <w:semiHidden/>
+    <w:unhideWhenUsed/>
+    <w:qFormat/>
+    <w:rsid w:val="005A0F2A"/>
+    <w:pPr>
+      <w:keepNext/>
+      <w:keepLines/>
+      <w:spacing w:before="200" w:after="0"/>
+      <w:outlineLvl w:val="6"/>
+    </w:pPr>
+    <w:rPr>
+      <w:rFonts w:asciiTheme="majorHAnsi" w:eastAsiaTheme="majorEastAsia" w:hAnsiTheme="majorHAnsi" w:cstheme="majorBidi"/>
+      <w:i/>
+      <w:iCs/>
+      <w:color w:val="404040" w:themeColor="text1" w:themeTint="BF"/>
+    </w:rPr>
+  </w:style>
+  <w:style w:type="paragraph" w:styleId="Heading8">
+    <w:name w:val="heading 8"/>
+    <w:basedOn w:val="Normal"/>
+    <w:next w:val="Normal"/>
+    <w:link w:val="Heading8Char"/>
+    <w:uiPriority w:val="9"/>
+    <w:semiHidden/>
+    <w:unhideWhenUsed/>
+    <w:qFormat/>
+    <w:rsid w:val="005A0F2A"/>
+    <w:pPr>
+      <w:keepNext/>
+      <w:keepLines/>
+      <w:spacing w:before="200" w:after="0"/>
+      <w:outlineLvl w:val="7"/>
+    </w:pPr>
+    <w:rPr>
+      <w:rFonts w:asciiTheme="majorHAnsi" w:eastAsiaTheme="majorEastAsia" w:hAnsiTheme="majorHAnsi" w:cstheme="majorBidi"/>
+      <w:color w:val="F81B02" w:themeColor="accent1"/>
+      <w:sz w:val="20"/>
+      <w:szCs w:val="20"/>
+    </w:rPr>
+  </w:style>
+  <w:style w:type="paragraph" w:styleId="Heading9">
+    <w:name w:val="heading 9"/>
+    <w:basedOn w:val="Normal"/>
+    <w:next w:val="Normal"/>
+    <w:link w:val="Heading9Char"/>
+    <w:uiPriority w:val="9"/>
+    <w:semiHidden/>
+    <w:unhideWhenUsed/>
+    <w:qFormat/>
+    <w:rsid w:val="005A0F2A"/>
+    <w:pPr>
+      <w:keepNext/>
+      <w:keepLines/>
+      <w:spacing w:before="200" w:after="0"/>
+      <w:outlineLvl w:val="8"/>
+    </w:pPr>
+    <w:rPr>
+      <w:rFonts w:asciiTheme="majorHAnsi" w:eastAsiaTheme="majorEastAsia" w:hAnsiTheme="majorHAnsi" w:cstheme="majorBidi"/>
+      <w:i/>
+      <w:iCs/>
+      <w:color w:val="404040" w:themeColor="text1" w:themeTint="BF"/>
+      <w:sz w:val="20"/>
+      <w:szCs w:val="20"/>
     </w:rPr>
   </w:style>
   <w:style w:type="character" w:default="1" w:styleId="DefaultParagraphFont">
     <w:name w:val="Default Paragraph Font"/>
     <w:uiPriority w:val="1"/>
+    <w:semiHidden/>
     <w:unhideWhenUsed/>
   </w:style>
   <w:style w:type="table" w:default="1" w:styleId="TableNormal">
@@ -1950,7 +5264,7 @@
     <w:basedOn w:val="Normal"/>
     <w:uiPriority w:val="34"/>
     <w:qFormat/>
-    <w:rsid w:val="00F130A5"/>
+    <w:rsid w:val="005A0F2A"/>
     <w:pPr>
       <w:ind w:left="720"/>
       <w:contextualSpacing/>
@@ -1961,14 +5275,14 @@
     <w:basedOn w:val="DefaultParagraphFont"/>
     <w:link w:val="Heading1"/>
     <w:uiPriority w:val="9"/>
-    <w:rsid w:val="00550BED"/>
+    <w:rsid w:val="005A0F2A"/>
     <w:rPr>
-      <w:rFonts w:ascii="Arial" w:eastAsiaTheme="majorEastAsia" w:hAnsi="Arial" w:cs="Arial"/>
+      <w:rFonts w:asciiTheme="majorHAnsi" w:eastAsiaTheme="majorEastAsia" w:hAnsiTheme="majorHAnsi" w:cstheme="majorBidi"/>
       <w:b/>
       <w:bCs/>
-      <w:color w:val="980000"/>
-      <w:sz w:val="36"/>
-      <w:szCs w:val="36"/>
+      <w:color w:val="B91301" w:themeColor="accent1" w:themeShade="BF"/>
+      <w:sz w:val="28"/>
+      <w:szCs w:val="28"/>
     </w:rPr>
   </w:style>
   <w:style w:type="character" w:customStyle="1" w:styleId="Heading3Char">
@@ -1976,13 +5290,12 @@
     <w:basedOn w:val="DefaultParagraphFont"/>
     <w:link w:val="Heading3"/>
     <w:uiPriority w:val="9"/>
-    <w:semiHidden/>
-    <w:rsid w:val="00DD4D5C"/>
+    <w:rsid w:val="005A0F2A"/>
     <w:rPr>
       <w:rFonts w:asciiTheme="majorHAnsi" w:eastAsiaTheme="majorEastAsia" w:hAnsiTheme="majorHAnsi" w:cstheme="majorBidi"/>
-      <w:color w:val="1F3763" w:themeColor="accent1" w:themeShade="7F"/>
-      <w:sz w:val="24"/>
-      <w:szCs w:val="24"/>
+      <w:b/>
+      <w:bCs/>
+      <w:color w:val="F81B02" w:themeColor="accent1"/>
     </w:rPr>
   </w:style>
   <w:style w:type="character" w:styleId="HTMLCode">
@@ -2008,7 +5321,7 @@
     <w:basedOn w:val="DefaultParagraphFont"/>
     <w:uiPriority w:val="22"/>
     <w:qFormat/>
-    <w:rsid w:val="00DD4D5C"/>
+    <w:rsid w:val="005A0F2A"/>
     <w:rPr>
       <w:b/>
       <w:bCs/>
@@ -2026,12 +5339,12 @@
       <w:tblStyleRowBandSize w:val="1"/>
       <w:tblStyleColBandSize w:val="1"/>
       <w:tblBorders>
-        <w:top w:val="single" w:sz="4" w:space="0" w:color="B4C6E7" w:themeColor="accent1" w:themeTint="66"/>
-        <w:left w:val="single" w:sz="4" w:space="0" w:color="B4C6E7" w:themeColor="accent1" w:themeTint="66"/>
-        <w:bottom w:val="single" w:sz="4" w:space="0" w:color="B4C6E7" w:themeColor="accent1" w:themeTint="66"/>
-        <w:right w:val="single" w:sz="4" w:space="0" w:color="B4C6E7" w:themeColor="accent1" w:themeTint="66"/>
-        <w:insideH w:val="single" w:sz="4" w:space="0" w:color="B4C6E7" w:themeColor="accent1" w:themeTint="66"/>
-        <w:insideV w:val="single" w:sz="4" w:space="0" w:color="B4C6E7" w:themeColor="accent1" w:themeTint="66"/>
+        <w:top w:val="single" w:sz="4" w:space="0" w:color="FEA197" w:themeColor="accent1" w:themeTint="66"/>
+        <w:left w:val="single" w:sz="4" w:space="0" w:color="FEA197" w:themeColor="accent1" w:themeTint="66"/>
+        <w:bottom w:val="single" w:sz="4" w:space="0" w:color="FEA197" w:themeColor="accent1" w:themeTint="66"/>
+        <w:right w:val="single" w:sz="4" w:space="0" w:color="FEA197" w:themeColor="accent1" w:themeTint="66"/>
+        <w:insideH w:val="single" w:sz="4" w:space="0" w:color="FEA197" w:themeColor="accent1" w:themeTint="66"/>
+        <w:insideV w:val="single" w:sz="4" w:space="0" w:color="FEA197" w:themeColor="accent1" w:themeTint="66"/>
       </w:tblBorders>
     </w:tblPr>
     <w:tblStylePr w:type="firstRow">
@@ -2042,7 +5355,7 @@
       <w:tblPr/>
       <w:tcPr>
         <w:tcBorders>
-          <w:bottom w:val="single" w:sz="12" w:space="0" w:color="8EAADB" w:themeColor="accent1" w:themeTint="99"/>
+          <w:bottom w:val="single" w:sz="12" w:space="0" w:color="FD7364" w:themeColor="accent1" w:themeTint="99"/>
         </w:tcBorders>
       </w:tcPr>
     </w:tblStylePr>
@@ -2054,7 +5367,7 @@
       <w:tblPr/>
       <w:tcPr>
         <w:tcBorders>
-          <w:top w:val="double" w:sz="2" w:space="0" w:color="8EAADB" w:themeColor="accent1" w:themeTint="99"/>
+          <w:top w:val="double" w:sz="2" w:space="0" w:color="FD7364" w:themeColor="accent1" w:themeTint="99"/>
         </w:tcBorders>
       </w:tcPr>
     </w:tblStylePr>
@@ -2092,7 +5405,7 @@
       </w:tblBorders>
     </w:tblPr>
     <w:tcPr>
-      <w:shd w:val="clear" w:color="auto" w:fill="D9E2F3" w:themeFill="accent1" w:themeFillTint="33"/>
+      <w:shd w:val="clear" w:color="auto" w:fill="FED0CB" w:themeFill="accent1" w:themeFillTint="33"/>
     </w:tcPr>
     <w:tblStylePr w:type="firstRow">
       <w:rPr>
@@ -2109,7 +5422,7 @@
           <w:insideH w:val="nil"/>
           <w:insideV w:val="nil"/>
         </w:tcBorders>
-        <w:shd w:val="clear" w:color="auto" w:fill="4472C4" w:themeFill="accent1"/>
+        <w:shd w:val="clear" w:color="auto" w:fill="F81B02" w:themeFill="accent1"/>
       </w:tcPr>
     </w:tblStylePr>
     <w:tblStylePr w:type="lastRow">
@@ -2127,7 +5440,7 @@
           <w:insideH w:val="nil"/>
           <w:insideV w:val="nil"/>
         </w:tcBorders>
-        <w:shd w:val="clear" w:color="auto" w:fill="4472C4" w:themeFill="accent1"/>
+        <w:shd w:val="clear" w:color="auto" w:fill="F81B02" w:themeFill="accent1"/>
       </w:tcPr>
     </w:tblStylePr>
     <w:tblStylePr w:type="firstCol">
@@ -2144,7 +5457,7 @@
           <w:bottom w:val="single" w:sz="4" w:space="0" w:color="FFFFFF" w:themeColor="background1"/>
           <w:insideV w:val="nil"/>
         </w:tcBorders>
-        <w:shd w:val="clear" w:color="auto" w:fill="4472C4" w:themeFill="accent1"/>
+        <w:shd w:val="clear" w:color="auto" w:fill="F81B02" w:themeFill="accent1"/>
       </w:tcPr>
     </w:tblStylePr>
     <w:tblStylePr w:type="lastCol">
@@ -2161,19 +5474,19 @@
           <w:right w:val="single" w:sz="4" w:space="0" w:color="FFFFFF" w:themeColor="background1"/>
           <w:insideV w:val="nil"/>
         </w:tcBorders>
-        <w:shd w:val="clear" w:color="auto" w:fill="4472C4" w:themeFill="accent1"/>
+        <w:shd w:val="clear" w:color="auto" w:fill="F81B02" w:themeFill="accent1"/>
       </w:tcPr>
     </w:tblStylePr>
     <w:tblStylePr w:type="band1Vert">
       <w:tblPr/>
       <w:tcPr>
-        <w:shd w:val="clear" w:color="auto" w:fill="B4C6E7" w:themeFill="accent1" w:themeFillTint="66"/>
+        <w:shd w:val="clear" w:color="auto" w:fill="FEA197" w:themeFill="accent1" w:themeFillTint="66"/>
       </w:tcPr>
     </w:tblStylePr>
     <w:tblStylePr w:type="band1Horz">
       <w:tblPr/>
       <w:tcPr>
-        <w:shd w:val="clear" w:color="auto" w:fill="B4C6E7" w:themeFill="accent1" w:themeFillTint="66"/>
+        <w:shd w:val="clear" w:color="auto" w:fill="FEA197" w:themeFill="accent1" w:themeFillTint="66"/>
       </w:tcPr>
     </w:tblStylePr>
   </w:style>
@@ -2231,21 +5544,22 @@
     <w:basedOn w:val="DefaultParagraphFont"/>
     <w:link w:val="Heading2"/>
     <w:uiPriority w:val="9"/>
-    <w:rsid w:val="00550BED"/>
+    <w:rsid w:val="005A0F2A"/>
     <w:rPr>
-      <w:rFonts w:ascii="Arial" w:eastAsiaTheme="majorEastAsia" w:hAnsi="Arial" w:cs="Arial"/>
+      <w:rFonts w:asciiTheme="majorHAnsi" w:eastAsiaTheme="majorEastAsia" w:hAnsiTheme="majorHAnsi" w:cstheme="majorBidi"/>
       <w:b/>
       <w:bCs/>
-      <w:color w:val="980000"/>
-      <w:sz w:val="36"/>
-      <w:szCs w:val="36"/>
+      <w:color w:val="F81B02" w:themeColor="accent1"/>
+      <w:sz w:val="26"/>
+      <w:szCs w:val="26"/>
     </w:rPr>
   </w:style>
   <w:style w:type="paragraph" w:styleId="NoSpacing">
     <w:name w:val="No Spacing"/>
+    <w:link w:val="NoSpacingChar"/>
     <w:uiPriority w:val="1"/>
     <w:qFormat/>
-    <w:rsid w:val="00AB32C5"/>
+    <w:rsid w:val="005A0F2A"/>
     <w:pPr>
       <w:spacing w:after="0" w:line="240" w:lineRule="auto"/>
     </w:pPr>
@@ -2257,16 +5571,11 @@
     <w:link w:val="QuoteChar"/>
     <w:uiPriority w:val="29"/>
     <w:qFormat/>
-    <w:rsid w:val="00AB32C5"/>
-    <w:pPr>
-      <w:spacing w:before="200"/>
-      <w:ind w:left="864" w:right="864"/>
-      <w:jc w:val="center"/>
-    </w:pPr>
+    <w:rsid w:val="005A0F2A"/>
     <w:rPr>
       <w:i/>
       <w:iCs/>
-      <w:color w:val="404040" w:themeColor="text1" w:themeTint="BF"/>
+      <w:color w:val="000000" w:themeColor="text1"/>
     </w:rPr>
   </w:style>
   <w:style w:type="character" w:customStyle="1" w:styleId="QuoteChar">
@@ -2274,11 +5583,11 @@
     <w:basedOn w:val="DefaultParagraphFont"/>
     <w:link w:val="Quote"/>
     <w:uiPriority w:val="29"/>
-    <w:rsid w:val="00AB32C5"/>
+    <w:rsid w:val="005A0F2A"/>
     <w:rPr>
       <w:i/>
       <w:iCs/>
-      <w:color w:val="404040" w:themeColor="text1" w:themeTint="BF"/>
+      <w:color w:val="000000" w:themeColor="text1"/>
     </w:rPr>
   </w:style>
   <w:style w:type="character" w:customStyle="1" w:styleId="Heading4Char">
@@ -2286,12 +5595,14 @@
     <w:basedOn w:val="DefaultParagraphFont"/>
     <w:link w:val="Heading4"/>
     <w:uiPriority w:val="9"/>
-    <w:rsid w:val="00085B9B"/>
+    <w:rsid w:val="005A0F2A"/>
     <w:rPr>
       <w:rFonts w:asciiTheme="majorHAnsi" w:eastAsiaTheme="majorEastAsia" w:hAnsiTheme="majorHAnsi" w:cstheme="majorBidi"/>
+      <w:b/>
+      <w:bCs/>
       <w:i/>
       <w:iCs/>
-      <w:color w:val="2F5496" w:themeColor="accent1" w:themeShade="BF"/>
+      <w:color w:val="F81B02" w:themeColor="accent1"/>
     </w:rPr>
   </w:style>
   <w:style w:type="paragraph" w:styleId="NormalWeb">
@@ -2314,7 +5625,6 @@
     <w:name w:val="Hyperlink"/>
     <w:basedOn w:val="DefaultParagraphFont"/>
     <w:uiPriority w:val="99"/>
-    <w:semiHidden/>
     <w:unhideWhenUsed/>
     <w:rsid w:val="00550BED"/>
     <w:rPr>
@@ -2330,17 +5640,430 @@
     <w:unhideWhenUsed/>
     <w:rsid w:val="00550BED"/>
     <w:rPr>
-      <w:color w:val="954F72" w:themeColor="followedHyperlink"/>
+      <w:color w:val="B49E74" w:themeColor="followedHyperlink"/>
       <w:u w:val="single"/>
     </w:rPr>
+  </w:style>
+  <w:style w:type="paragraph" w:customStyle="1" w:styleId="PersonalName">
+    <w:name w:val="Personal Name"/>
+    <w:basedOn w:val="Title"/>
+    <w:rsid w:val="005A0F2A"/>
+    <w:rPr>
+      <w:b/>
+      <w:caps/>
+      <w:color w:val="000000"/>
+      <w:sz w:val="28"/>
+      <w:szCs w:val="28"/>
+    </w:rPr>
+  </w:style>
+  <w:style w:type="paragraph" w:styleId="Title">
+    <w:name w:val="Title"/>
+    <w:basedOn w:val="Normal"/>
+    <w:next w:val="Normal"/>
+    <w:link w:val="TitleChar"/>
+    <w:uiPriority w:val="10"/>
+    <w:qFormat/>
+    <w:rsid w:val="005A0F2A"/>
+    <w:pPr>
+      <w:pBdr>
+        <w:bottom w:val="single" w:sz="8" w:space="4" w:color="F81B02" w:themeColor="accent1"/>
+      </w:pBdr>
+      <w:spacing w:after="300" w:line="240" w:lineRule="auto"/>
+      <w:contextualSpacing/>
+    </w:pPr>
+    <w:rPr>
+      <w:rFonts w:asciiTheme="majorHAnsi" w:eastAsiaTheme="majorEastAsia" w:hAnsiTheme="majorHAnsi" w:cstheme="majorBidi"/>
+      <w:color w:val="333333" w:themeColor="text2" w:themeShade="BF"/>
+      <w:spacing w:val="5"/>
+      <w:kern w:val="28"/>
+      <w:sz w:val="52"/>
+      <w:szCs w:val="52"/>
+    </w:rPr>
+  </w:style>
+  <w:style w:type="character" w:customStyle="1" w:styleId="TitleChar">
+    <w:name w:val="Title Char"/>
+    <w:basedOn w:val="DefaultParagraphFont"/>
+    <w:link w:val="Title"/>
+    <w:uiPriority w:val="10"/>
+    <w:rsid w:val="005A0F2A"/>
+    <w:rPr>
+      <w:rFonts w:asciiTheme="majorHAnsi" w:eastAsiaTheme="majorEastAsia" w:hAnsiTheme="majorHAnsi" w:cstheme="majorBidi"/>
+      <w:color w:val="333333" w:themeColor="text2" w:themeShade="BF"/>
+      <w:spacing w:val="5"/>
+      <w:kern w:val="28"/>
+      <w:sz w:val="52"/>
+      <w:szCs w:val="52"/>
+    </w:rPr>
+  </w:style>
+  <w:style w:type="character" w:customStyle="1" w:styleId="Heading5Char">
+    <w:name w:val="Heading 5 Char"/>
+    <w:basedOn w:val="DefaultParagraphFont"/>
+    <w:link w:val="Heading5"/>
+    <w:uiPriority w:val="9"/>
+    <w:semiHidden/>
+    <w:rsid w:val="005A0F2A"/>
+    <w:rPr>
+      <w:rFonts w:asciiTheme="majorHAnsi" w:eastAsiaTheme="majorEastAsia" w:hAnsiTheme="majorHAnsi" w:cstheme="majorBidi"/>
+      <w:color w:val="7B0D01" w:themeColor="accent1" w:themeShade="7F"/>
+    </w:rPr>
+  </w:style>
+  <w:style w:type="character" w:customStyle="1" w:styleId="Heading6Char">
+    <w:name w:val="Heading 6 Char"/>
+    <w:basedOn w:val="DefaultParagraphFont"/>
+    <w:link w:val="Heading6"/>
+    <w:uiPriority w:val="9"/>
+    <w:semiHidden/>
+    <w:rsid w:val="005A0F2A"/>
+    <w:rPr>
+      <w:rFonts w:asciiTheme="majorHAnsi" w:eastAsiaTheme="majorEastAsia" w:hAnsiTheme="majorHAnsi" w:cstheme="majorBidi"/>
+      <w:i/>
+      <w:iCs/>
+      <w:color w:val="7B0D01" w:themeColor="accent1" w:themeShade="7F"/>
+    </w:rPr>
+  </w:style>
+  <w:style w:type="character" w:customStyle="1" w:styleId="Heading7Char">
+    <w:name w:val="Heading 7 Char"/>
+    <w:basedOn w:val="DefaultParagraphFont"/>
+    <w:link w:val="Heading7"/>
+    <w:uiPriority w:val="9"/>
+    <w:semiHidden/>
+    <w:rsid w:val="005A0F2A"/>
+    <w:rPr>
+      <w:rFonts w:asciiTheme="majorHAnsi" w:eastAsiaTheme="majorEastAsia" w:hAnsiTheme="majorHAnsi" w:cstheme="majorBidi"/>
+      <w:i/>
+      <w:iCs/>
+      <w:color w:val="404040" w:themeColor="text1" w:themeTint="BF"/>
+    </w:rPr>
+  </w:style>
+  <w:style w:type="character" w:customStyle="1" w:styleId="Heading8Char">
+    <w:name w:val="Heading 8 Char"/>
+    <w:basedOn w:val="DefaultParagraphFont"/>
+    <w:link w:val="Heading8"/>
+    <w:uiPriority w:val="9"/>
+    <w:semiHidden/>
+    <w:rsid w:val="005A0F2A"/>
+    <w:rPr>
+      <w:rFonts w:asciiTheme="majorHAnsi" w:eastAsiaTheme="majorEastAsia" w:hAnsiTheme="majorHAnsi" w:cstheme="majorBidi"/>
+      <w:color w:val="F81B02" w:themeColor="accent1"/>
+      <w:sz w:val="20"/>
+      <w:szCs w:val="20"/>
+    </w:rPr>
+  </w:style>
+  <w:style w:type="character" w:customStyle="1" w:styleId="Heading9Char">
+    <w:name w:val="Heading 9 Char"/>
+    <w:basedOn w:val="DefaultParagraphFont"/>
+    <w:link w:val="Heading9"/>
+    <w:uiPriority w:val="9"/>
+    <w:semiHidden/>
+    <w:rsid w:val="005A0F2A"/>
+    <w:rPr>
+      <w:rFonts w:asciiTheme="majorHAnsi" w:eastAsiaTheme="majorEastAsia" w:hAnsiTheme="majorHAnsi" w:cstheme="majorBidi"/>
+      <w:i/>
+      <w:iCs/>
+      <w:color w:val="404040" w:themeColor="text1" w:themeTint="BF"/>
+      <w:sz w:val="20"/>
+      <w:szCs w:val="20"/>
+    </w:rPr>
+  </w:style>
+  <w:style w:type="paragraph" w:styleId="Caption">
+    <w:name w:val="caption"/>
+    <w:basedOn w:val="Normal"/>
+    <w:next w:val="Normal"/>
+    <w:uiPriority w:val="35"/>
+    <w:semiHidden/>
+    <w:unhideWhenUsed/>
+    <w:qFormat/>
+    <w:rsid w:val="005A0F2A"/>
+    <w:pPr>
+      <w:spacing w:line="240" w:lineRule="auto"/>
+    </w:pPr>
+    <w:rPr>
+      <w:b/>
+      <w:bCs/>
+      <w:color w:val="F81B02" w:themeColor="accent1"/>
+      <w:sz w:val="18"/>
+      <w:szCs w:val="18"/>
+    </w:rPr>
+  </w:style>
+  <w:style w:type="paragraph" w:styleId="Subtitle">
+    <w:name w:val="Subtitle"/>
+    <w:basedOn w:val="Normal"/>
+    <w:next w:val="Normal"/>
+    <w:link w:val="SubtitleChar"/>
+    <w:uiPriority w:val="11"/>
+    <w:qFormat/>
+    <w:rsid w:val="005A0F2A"/>
+    <w:pPr>
+      <w:numPr>
+        <w:ilvl w:val="1"/>
+      </w:numPr>
+    </w:pPr>
+    <w:rPr>
+      <w:rFonts w:asciiTheme="majorHAnsi" w:eastAsiaTheme="majorEastAsia" w:hAnsiTheme="majorHAnsi" w:cstheme="majorBidi"/>
+      <w:i/>
+      <w:iCs/>
+      <w:color w:val="F81B02" w:themeColor="accent1"/>
+      <w:spacing w:val="15"/>
+      <w:sz w:val="24"/>
+      <w:szCs w:val="24"/>
+    </w:rPr>
+  </w:style>
+  <w:style w:type="character" w:customStyle="1" w:styleId="SubtitleChar">
+    <w:name w:val="Subtitle Char"/>
+    <w:basedOn w:val="DefaultParagraphFont"/>
+    <w:link w:val="Subtitle"/>
+    <w:uiPriority w:val="11"/>
+    <w:rsid w:val="005A0F2A"/>
+    <w:rPr>
+      <w:rFonts w:asciiTheme="majorHAnsi" w:eastAsiaTheme="majorEastAsia" w:hAnsiTheme="majorHAnsi" w:cstheme="majorBidi"/>
+      <w:i/>
+      <w:iCs/>
+      <w:color w:val="F81B02" w:themeColor="accent1"/>
+      <w:spacing w:val="15"/>
+      <w:sz w:val="24"/>
+      <w:szCs w:val="24"/>
+    </w:rPr>
+  </w:style>
+  <w:style w:type="character" w:styleId="Emphasis">
+    <w:name w:val="Emphasis"/>
+    <w:basedOn w:val="DefaultParagraphFont"/>
+    <w:uiPriority w:val="20"/>
+    <w:qFormat/>
+    <w:rsid w:val="005A0F2A"/>
+    <w:rPr>
+      <w:i/>
+      <w:iCs/>
+    </w:rPr>
+  </w:style>
+  <w:style w:type="character" w:customStyle="1" w:styleId="NoSpacingChar">
+    <w:name w:val="No Spacing Char"/>
+    <w:basedOn w:val="DefaultParagraphFont"/>
+    <w:link w:val="NoSpacing"/>
+    <w:uiPriority w:val="1"/>
+    <w:rsid w:val="005A0F2A"/>
+  </w:style>
+  <w:style w:type="paragraph" w:styleId="IntenseQuote">
+    <w:name w:val="Intense Quote"/>
+    <w:basedOn w:val="Normal"/>
+    <w:next w:val="Normal"/>
+    <w:link w:val="IntenseQuoteChar"/>
+    <w:uiPriority w:val="30"/>
+    <w:qFormat/>
+    <w:rsid w:val="005A0F2A"/>
+    <w:pPr>
+      <w:pBdr>
+        <w:bottom w:val="single" w:sz="4" w:space="4" w:color="F81B02" w:themeColor="accent1"/>
+      </w:pBdr>
+      <w:spacing w:before="200" w:after="280"/>
+      <w:ind w:left="936" w:right="936"/>
+    </w:pPr>
+    <w:rPr>
+      <w:b/>
+      <w:bCs/>
+      <w:i/>
+      <w:iCs/>
+      <w:color w:val="F81B02" w:themeColor="accent1"/>
+    </w:rPr>
+  </w:style>
+  <w:style w:type="character" w:customStyle="1" w:styleId="IntenseQuoteChar">
+    <w:name w:val="Intense Quote Char"/>
+    <w:basedOn w:val="DefaultParagraphFont"/>
+    <w:link w:val="IntenseQuote"/>
+    <w:uiPriority w:val="30"/>
+    <w:rsid w:val="005A0F2A"/>
+    <w:rPr>
+      <w:b/>
+      <w:bCs/>
+      <w:i/>
+      <w:iCs/>
+      <w:color w:val="F81B02" w:themeColor="accent1"/>
+    </w:rPr>
+  </w:style>
+  <w:style w:type="character" w:styleId="SubtleEmphasis">
+    <w:name w:val="Subtle Emphasis"/>
+    <w:basedOn w:val="DefaultParagraphFont"/>
+    <w:uiPriority w:val="19"/>
+    <w:qFormat/>
+    <w:rsid w:val="005A0F2A"/>
+    <w:rPr>
+      <w:i/>
+      <w:iCs/>
+      <w:color w:val="808080" w:themeColor="text1" w:themeTint="7F"/>
+    </w:rPr>
+  </w:style>
+  <w:style w:type="character" w:styleId="IntenseEmphasis">
+    <w:name w:val="Intense Emphasis"/>
+    <w:basedOn w:val="DefaultParagraphFont"/>
+    <w:uiPriority w:val="21"/>
+    <w:qFormat/>
+    <w:rsid w:val="005A0F2A"/>
+    <w:rPr>
+      <w:b/>
+      <w:bCs/>
+      <w:i/>
+      <w:iCs/>
+      <w:color w:val="F81B02" w:themeColor="accent1"/>
+    </w:rPr>
+  </w:style>
+  <w:style w:type="character" w:styleId="SubtleReference">
+    <w:name w:val="Subtle Reference"/>
+    <w:basedOn w:val="DefaultParagraphFont"/>
+    <w:uiPriority w:val="31"/>
+    <w:qFormat/>
+    <w:rsid w:val="005A0F2A"/>
+    <w:rPr>
+      <w:smallCaps/>
+      <w:color w:val="FC7715" w:themeColor="accent2"/>
+      <w:u w:val="single"/>
+    </w:rPr>
+  </w:style>
+  <w:style w:type="character" w:styleId="IntenseReference">
+    <w:name w:val="Intense Reference"/>
+    <w:basedOn w:val="DefaultParagraphFont"/>
+    <w:uiPriority w:val="32"/>
+    <w:qFormat/>
+    <w:rsid w:val="005A0F2A"/>
+    <w:rPr>
+      <w:b/>
+      <w:bCs/>
+      <w:smallCaps/>
+      <w:color w:val="FC7715" w:themeColor="accent2"/>
+      <w:spacing w:val="5"/>
+      <w:u w:val="single"/>
+    </w:rPr>
+  </w:style>
+  <w:style w:type="character" w:styleId="BookTitle">
+    <w:name w:val="Book Title"/>
+    <w:basedOn w:val="DefaultParagraphFont"/>
+    <w:uiPriority w:val="33"/>
+    <w:qFormat/>
+    <w:rsid w:val="005A0F2A"/>
+    <w:rPr>
+      <w:b/>
+      <w:bCs/>
+      <w:smallCaps/>
+      <w:spacing w:val="5"/>
+    </w:rPr>
+  </w:style>
+  <w:style w:type="paragraph" w:styleId="TOCHeading">
+    <w:name w:val="TOC Heading"/>
+    <w:basedOn w:val="Heading1"/>
+    <w:next w:val="Normal"/>
+    <w:uiPriority w:val="39"/>
+    <w:semiHidden/>
+    <w:unhideWhenUsed/>
+    <w:qFormat/>
+    <w:rsid w:val="005A0F2A"/>
+    <w:pPr>
+      <w:outlineLvl w:val="9"/>
+    </w:pPr>
+  </w:style>
+  <w:style w:type="table" w:styleId="GridTable4-Accent1">
+    <w:name w:val="Grid Table 4 Accent 1"/>
+    <w:basedOn w:val="TableNormal"/>
+    <w:uiPriority w:val="49"/>
+    <w:rsid w:val="00DB5DAD"/>
+    <w:pPr>
+      <w:spacing w:after="0" w:line="240" w:lineRule="auto"/>
+    </w:pPr>
+    <w:tblPr>
+      <w:tblStyleRowBandSize w:val="1"/>
+      <w:tblStyleColBandSize w:val="1"/>
+      <w:tblBorders>
+        <w:top w:val="single" w:sz="4" w:space="0" w:color="FD7364" w:themeColor="accent1" w:themeTint="99"/>
+        <w:left w:val="single" w:sz="4" w:space="0" w:color="FD7364" w:themeColor="accent1" w:themeTint="99"/>
+        <w:bottom w:val="single" w:sz="4" w:space="0" w:color="FD7364" w:themeColor="accent1" w:themeTint="99"/>
+        <w:right w:val="single" w:sz="4" w:space="0" w:color="FD7364" w:themeColor="accent1" w:themeTint="99"/>
+        <w:insideH w:val="single" w:sz="4" w:space="0" w:color="FD7364" w:themeColor="accent1" w:themeTint="99"/>
+        <w:insideV w:val="single" w:sz="4" w:space="0" w:color="FD7364" w:themeColor="accent1" w:themeTint="99"/>
+      </w:tblBorders>
+    </w:tblPr>
+    <w:tblStylePr w:type="firstRow">
+      <w:rPr>
+        <w:b/>
+        <w:bCs/>
+        <w:color w:val="FFFFFF" w:themeColor="background1"/>
+      </w:rPr>
+      <w:tblPr/>
+      <w:tcPr>
+        <w:tcBorders>
+          <w:top w:val="single" w:sz="4" w:space="0" w:color="F81B02" w:themeColor="accent1"/>
+          <w:left w:val="single" w:sz="4" w:space="0" w:color="F81B02" w:themeColor="accent1"/>
+          <w:bottom w:val="single" w:sz="4" w:space="0" w:color="F81B02" w:themeColor="accent1"/>
+          <w:right w:val="single" w:sz="4" w:space="0" w:color="F81B02" w:themeColor="accent1"/>
+          <w:insideH w:val="nil"/>
+          <w:insideV w:val="nil"/>
+        </w:tcBorders>
+        <w:shd w:val="clear" w:color="auto" w:fill="F81B02" w:themeFill="accent1"/>
+      </w:tcPr>
+    </w:tblStylePr>
+    <w:tblStylePr w:type="lastRow">
+      <w:rPr>
+        <w:b/>
+        <w:bCs/>
+      </w:rPr>
+      <w:tblPr/>
+      <w:tcPr>
+        <w:tcBorders>
+          <w:top w:val="double" w:sz="4" w:space="0" w:color="F81B02" w:themeColor="accent1"/>
+        </w:tcBorders>
+      </w:tcPr>
+    </w:tblStylePr>
+    <w:tblStylePr w:type="firstCol">
+      <w:rPr>
+        <w:b/>
+        <w:bCs/>
+      </w:rPr>
+    </w:tblStylePr>
+    <w:tblStylePr w:type="lastCol">
+      <w:rPr>
+        <w:b/>
+        <w:bCs/>
+      </w:rPr>
+    </w:tblStylePr>
+    <w:tblStylePr w:type="band1Vert">
+      <w:tblPr/>
+      <w:tcPr>
+        <w:shd w:val="clear" w:color="auto" w:fill="FED0CB" w:themeFill="accent1" w:themeFillTint="33"/>
+      </w:tcPr>
+    </w:tblStylePr>
+    <w:tblStylePr w:type="band1Horz">
+      <w:tblPr/>
+      <w:tcPr>
+        <w:shd w:val="clear" w:color="auto" w:fill="FED0CB" w:themeFill="accent1" w:themeFillTint="33"/>
+      </w:tcPr>
+    </w:tblStylePr>
+  </w:style>
+  <w:style w:type="character" w:customStyle="1" w:styleId="Code">
+    <w:name w:val="Code"/>
+    <w:basedOn w:val="DefaultParagraphFont"/>
+    <w:uiPriority w:val="1"/>
+    <w:qFormat/>
+    <w:rsid w:val="00315952"/>
+    <w:rPr>
+      <w:rFonts w:asciiTheme="minorHAnsi" w:hAnsiTheme="minorHAnsi"/>
+      <w:color w:val="auto"/>
+      <w:bdr w:val="none" w:sz="0" w:space="0" w:color="auto"/>
+      <w:shd w:val="clear" w:color="auto" w:fill="B0D4E7" w:themeFill="accent5" w:themeFillTint="66"/>
+    </w:rPr>
+  </w:style>
+  <w:style w:type="character" w:customStyle="1" w:styleId="code0">
+    <w:name w:val="code"/>
+    <w:basedOn w:val="DefaultParagraphFont"/>
+    <w:rsid w:val="002E74A4"/>
+  </w:style>
+  <w:style w:type="character" w:customStyle="1" w:styleId="nounderlines">
+    <w:name w:val="nounderlines"/>
+    <w:basedOn w:val="DefaultParagraphFont"/>
+    <w:rsid w:val="00571EB2"/>
   </w:style>
 </w:styles>
 </file>
 
 <file path=word/theme/theme1.xml><?xml version="1.0" encoding="utf-8"?>
-<a:theme xmlns:a="http://schemas.openxmlformats.org/drawingml/2006/main" name="Office Theme">
+<a:theme xmlns:a="http://schemas.openxmlformats.org/drawingml/2006/main" name="Atlas">
   <a:themeElements>
-    <a:clrScheme name="Office">
+    <a:clrScheme name="Atlas">
       <a:dk1>
         <a:sysClr val="windowText" lastClr="000000"/>
       </a:dk1>
@@ -2348,44 +6071,44 @@
         <a:sysClr val="window" lastClr="FFFFFF"/>
       </a:lt1>
       <a:dk2>
-        <a:srgbClr val="44546A"/>
+        <a:srgbClr val="454545"/>
       </a:dk2>
       <a:lt2>
-        <a:srgbClr val="E7E6E6"/>
+        <a:srgbClr val="E0E0E0"/>
       </a:lt2>
       <a:accent1>
-        <a:srgbClr val="4472C4"/>
+        <a:srgbClr val="F81B02"/>
       </a:accent1>
       <a:accent2>
-        <a:srgbClr val="ED7D31"/>
+        <a:srgbClr val="FC7715"/>
       </a:accent2>
       <a:accent3>
-        <a:srgbClr val="A5A5A5"/>
+        <a:srgbClr val="AFBF41"/>
       </a:accent3>
       <a:accent4>
-        <a:srgbClr val="FFC000"/>
+        <a:srgbClr val="50C49F"/>
       </a:accent4>
       <a:accent5>
-        <a:srgbClr val="5B9BD5"/>
+        <a:srgbClr val="3B95C4"/>
       </a:accent5>
       <a:accent6>
-        <a:srgbClr val="70AD47"/>
+        <a:srgbClr val="B560D4"/>
       </a:accent6>
       <a:hlink>
-        <a:srgbClr val="0563C1"/>
+        <a:srgbClr val="FC5A1A"/>
       </a:hlink>
       <a:folHlink>
-        <a:srgbClr val="954F72"/>
+        <a:srgbClr val="B49E74"/>
       </a:folHlink>
     </a:clrScheme>
-    <a:fontScheme name="Office">
+    <a:fontScheme name="Atlas">
       <a:majorFont>
         <a:latin typeface="Calibri Light" panose="020F0302020204030204"/>
         <a:ea typeface=""/>
         <a:cs typeface=""/>
-        <a:font script="Jpan" typeface="游ゴシック Light"/>
+        <a:font script="Jpan" typeface="ＭＳ Ｐゴシック"/>
         <a:font script="Hang" typeface="맑은 고딕"/>
-        <a:font script="Hans" typeface="等线 Light"/>
+        <a:font script="Hans" typeface="宋体"/>
         <a:font script="Hant" typeface="新細明體"/>
         <a:font script="Arab" typeface="Times New Roman"/>
         <a:font script="Hebr" typeface="Times New Roman"/>
@@ -2415,12 +6138,12 @@
         <a:font script="Geor" typeface="Sylfaen"/>
       </a:majorFont>
       <a:minorFont>
-        <a:latin typeface="Calibri" panose="020F0502020204030204"/>
+        <a:latin typeface="Rockwell" panose="02060603020205020403"/>
         <a:ea typeface=""/>
         <a:cs typeface=""/>
-        <a:font script="Jpan" typeface="游明朝"/>
+        <a:font script="Jpan" typeface="ＭＳ Ｐゴシック"/>
         <a:font script="Hang" typeface="맑은 고딕"/>
-        <a:font script="Hans" typeface="等线"/>
+        <a:font script="Hans" typeface="宋体"/>
         <a:font script="Hant" typeface="新細明體"/>
         <a:font script="Arab" typeface="Arial"/>
         <a:font script="Hebr" typeface="Arial"/>
@@ -2450,7 +6173,7 @@
         <a:font script="Geor" typeface="Sylfaen"/>
       </a:minorFont>
     </a:fontScheme>
-    <a:fmtScheme name="Office">
+    <a:fmtScheme name="Atlas">
       <a:fillStyleLst>
         <a:solidFill>
           <a:schemeClr val="phClr"/>
@@ -2459,23 +6182,18 @@
           <a:gsLst>
             <a:gs pos="0">
               <a:schemeClr val="phClr">
+                <a:tint val="62000"/>
+                <a:alpha val="60000"/>
+                <a:satMod val="109000"/>
                 <a:lumMod val="110000"/>
-                <a:satMod val="105000"/>
-                <a:tint val="67000"/>
-              </a:schemeClr>
-            </a:gs>
-            <a:gs pos="50000">
-              <a:schemeClr val="phClr">
-                <a:lumMod val="105000"/>
-                <a:satMod val="103000"/>
-                <a:tint val="73000"/>
               </a:schemeClr>
             </a:gs>
             <a:gs pos="100000">
               <a:schemeClr val="phClr">
-                <a:lumMod val="105000"/>
+                <a:tint val="78000"/>
+                <a:alpha val="92000"/>
                 <a:satMod val="109000"/>
-                <a:tint val="81000"/>
+                <a:lumMod val="100000"/>
               </a:schemeClr>
             </a:gs>
           </a:gsLst>
@@ -2485,23 +6203,23 @@
           <a:gsLst>
             <a:gs pos="0">
               <a:schemeClr val="phClr">
-                <a:satMod val="103000"/>
-                <a:lumMod val="102000"/>
-                <a:tint val="94000"/>
+                <a:tint val="98000"/>
+                <a:satMod val="110000"/>
+                <a:lumMod val="104000"/>
               </a:schemeClr>
             </a:gs>
-            <a:gs pos="50000">
+            <a:gs pos="69000">
               <a:schemeClr val="phClr">
-                <a:satMod val="110000"/>
-                <a:lumMod val="100000"/>
-                <a:shade val="100000"/>
+                <a:shade val="84000"/>
+                <a:satMod val="130000"/>
+                <a:lumMod val="92000"/>
               </a:schemeClr>
             </a:gs>
             <a:gs pos="100000">
               <a:schemeClr val="phClr">
-                <a:lumMod val="99000"/>
-                <a:satMod val="120000"/>
-                <a:shade val="78000"/>
+                <a:shade val="76000"/>
+                <a:satMod val="130000"/>
+                <a:lumMod val="88000"/>
               </a:schemeClr>
             </a:gs>
           </a:gsLst>
@@ -2509,26 +6227,27 @@
         </a:gradFill>
       </a:fillStyleLst>
       <a:lnStyleLst>
-        <a:ln w="6350" cap="flat" cmpd="sng" algn="ctr">
+        <a:ln w="9525" cap="flat" cmpd="sng" algn="ctr">
+          <a:solidFill>
+            <a:schemeClr val="phClr">
+              <a:shade val="90000"/>
+            </a:schemeClr>
+          </a:solidFill>
+          <a:prstDash val="solid"/>
+        </a:ln>
+        <a:ln w="15875" cap="flat" cmpd="sng" algn="ctr">
+          <a:solidFill>
+            <a:schemeClr val="phClr">
+              <a:shade val="90000"/>
+            </a:schemeClr>
+          </a:solidFill>
+          <a:prstDash val="solid"/>
+        </a:ln>
+        <a:ln w="25400" cap="flat" cmpd="sng" algn="ctr">
           <a:solidFill>
             <a:schemeClr val="phClr"/>
           </a:solidFill>
           <a:prstDash val="solid"/>
-          <a:miter lim="800000"/>
-        </a:ln>
-        <a:ln w="12700" cap="flat" cmpd="sng" algn="ctr">
-          <a:solidFill>
-            <a:schemeClr val="phClr"/>
-          </a:solidFill>
-          <a:prstDash val="solid"/>
-          <a:miter lim="800000"/>
-        </a:ln>
-        <a:ln w="19050" cap="flat" cmpd="sng" algn="ctr">
-          <a:solidFill>
-            <a:schemeClr val="phClr"/>
-          </a:solidFill>
-          <a:prstDash val="solid"/>
-          <a:miter lim="800000"/>
         </a:ln>
       </a:lnStyleLst>
       <a:effectStyleLst>
@@ -2540,12 +6259,21 @@
         </a:effectStyle>
         <a:effectStyle>
           <a:effectLst>
-            <a:outerShdw blurRad="57150" dist="19050" dir="5400000" algn="ctr" rotWithShape="0">
+            <a:outerShdw blurRad="38100" dist="25400" dir="5400000" rotWithShape="0">
               <a:srgbClr val="000000">
-                <a:alpha val="63000"/>
+                <a:alpha val="75000"/>
               </a:srgbClr>
             </a:outerShdw>
           </a:effectLst>
+          <a:scene3d>
+            <a:camera prst="orthographicFront">
+              <a:rot lat="0" lon="0" rev="0"/>
+            </a:camera>
+            <a:lightRig rig="threePt" dir="tl"/>
+          </a:scene3d>
+          <a:sp3d>
+            <a:bevelT w="0" h="0"/>
+          </a:sp3d>
         </a:effectStyle>
       </a:effectStyleLst>
       <a:bgFillStyleLst>
@@ -2553,37 +6281,28 @@
           <a:schemeClr val="phClr"/>
         </a:solidFill>
         <a:solidFill>
-          <a:schemeClr val="phClr">
-            <a:tint val="95000"/>
-            <a:satMod val="170000"/>
-          </a:schemeClr>
+          <a:schemeClr val="phClr"/>
         </a:solidFill>
         <a:gradFill rotWithShape="1">
           <a:gsLst>
-            <a:gs pos="0">
+            <a:gs pos="10000">
               <a:schemeClr val="phClr">
-                <a:tint val="93000"/>
-                <a:satMod val="150000"/>
-                <a:shade val="98000"/>
-                <a:lumMod val="102000"/>
-              </a:schemeClr>
-            </a:gs>
-            <a:gs pos="50000">
-              <a:schemeClr val="phClr">
-                <a:tint val="98000"/>
-                <a:satMod val="130000"/>
-                <a:shade val="90000"/>
-                <a:lumMod val="103000"/>
+                <a:tint val="94000"/>
+                <a:lumMod val="116000"/>
               </a:schemeClr>
             </a:gs>
             <a:gs pos="100000">
               <a:schemeClr val="phClr">
-                <a:shade val="63000"/>
-                <a:satMod val="120000"/>
+                <a:tint val="98000"/>
+                <a:shade val="86000"/>
+                <a:satMod val="90000"/>
+                <a:lumMod val="88000"/>
               </a:schemeClr>
             </a:gs>
           </a:gsLst>
-          <a:lin ang="5400000" scaled="0"/>
+          <a:path path="circle">
+            <a:fillToRect l="50000" t="15000" r="50000" b="169000"/>
+          </a:path>
         </a:gradFill>
       </a:bgFillStyleLst>
     </a:fmtScheme>
@@ -2592,7 +6311,7 @@
   <a:extraClrSchemeLst/>
   <a:extLst>
     <a:ext uri="{05A4C25C-085E-4340-85A3-A5531E510DB2}">
-      <thm15:themeFamily xmlns:thm15="http://schemas.microsoft.com/office/thememl/2012/main" name="Office Theme" id="{62F939B6-93AF-4DB8-9C6B-D6C7DFDC589F}" vid="{4A3C46E8-61CC-4603-A589-7422A47A8E4A}"/>
+      <thm15:themeFamily xmlns:thm15="http://schemas.microsoft.com/office/thememl/2012/main" name="Atlas" id="{5156B0E4-0EB1-49FE-A26B-15F6F698AEC6}" vid="{508F7963-D0B5-43F7-BB2C-FCE3009C08EC}"/>
     </a:ext>
   </a:extLst>
 </a:theme>
